--- a/BRD.docx
+++ b/BRD.docx
@@ -1,6 +1,6 @@
 
 <file path=word/document.xml><?xml version="1.0" encoding="utf-8"?>
-<w:document xmlns:ve="http://schemas.openxmlformats.org/markup-compatibility/2006" xmlns:o="urn:schemas-microsoft-com:office:office" xmlns:r="http://schemas.openxmlformats.org/officeDocument/2006/relationships" xmlns:m="http://schemas.openxmlformats.org/officeDocument/2006/math" xmlns:v="urn:schemas-microsoft-com:vml" xmlns:wp="http://schemas.openxmlformats.org/drawingml/2006/wordprocessingDrawing" xmlns:w10="urn:schemas-microsoft-com:office:word" xmlns:w="http://schemas.openxmlformats.org/wordprocessingml/2006/main" xmlns:wne="http://schemas.microsoft.com/office/word/2006/wordml">
+<w:document xmlns:wpc="http://schemas.microsoft.com/office/word/2010/wordprocessingCanvas" xmlns:cx="http://schemas.microsoft.com/office/drawing/2014/chartex" xmlns:cx1="http://schemas.microsoft.com/office/drawing/2015/9/8/chartex" xmlns:cx2="http://schemas.microsoft.com/office/drawing/2015/10/21/chartex" xmlns:cx3="http://schemas.microsoft.com/office/drawing/2016/5/9/chartex" xmlns:cx4="http://schemas.microsoft.com/office/drawing/2016/5/10/chartex" xmlns:cx5="http://schemas.microsoft.com/office/drawing/2016/5/11/chartex" xmlns:cx6="http://schemas.microsoft.com/office/drawing/2016/5/12/chartex" xmlns:cx7="http://schemas.microsoft.com/office/drawing/2016/5/13/chartex" xmlns:cx8="http://schemas.microsoft.com/office/drawing/2016/5/14/chartex" xmlns:mc="http://schemas.openxmlformats.org/markup-compatibility/2006" xmlns:aink="http://schemas.microsoft.com/office/drawing/2016/ink" xmlns:am3d="http://schemas.microsoft.com/office/drawing/2017/model3d" xmlns:o="urn:schemas-microsoft-com:office:office" xmlns:oel="http://schemas.microsoft.com/office/2019/extlst" xmlns:r="http://schemas.openxmlformats.org/officeDocument/2006/relationships" xmlns:m="http://schemas.openxmlformats.org/officeDocument/2006/math" xmlns:v="urn:schemas-microsoft-com:vml" xmlns:wp14="http://schemas.microsoft.com/office/word/2010/wordprocessingDrawing" xmlns:wp="http://schemas.openxmlformats.org/drawingml/2006/wordprocessingDrawing" xmlns:w10="urn:schemas-microsoft-com:office:word" xmlns:w="http://schemas.openxmlformats.org/wordprocessingml/2006/main" xmlns:w14="http://schemas.microsoft.com/office/word/2010/wordml" xmlns:w15="http://schemas.microsoft.com/office/word/2012/wordml" xmlns:w16cex="http://schemas.microsoft.com/office/word/2018/wordml/cex" xmlns:w16cid="http://schemas.microsoft.com/office/word/2016/wordml/cid" xmlns:w16="http://schemas.microsoft.com/office/word/2018/wordml" xmlns:w16du="http://schemas.microsoft.com/office/word/2023/wordml/word16du" xmlns:w16sdtdh="http://schemas.microsoft.com/office/word/2020/wordml/sdtdatahash" xmlns:w16sdtfl="http://schemas.microsoft.com/office/word/2024/wordml/sdtformatlock" xmlns:w16se="http://schemas.microsoft.com/office/word/2015/wordml/symex" xmlns:wpg="http://schemas.microsoft.com/office/word/2010/wordprocessingGroup" xmlns:wpi="http://schemas.microsoft.com/office/word/2010/wordprocessingInk" xmlns:wne="http://schemas.microsoft.com/office/word/2006/wordml" xmlns:wps="http://schemas.microsoft.com/office/word/2010/wordprocessingShape" mc:Ignorable="w14 w15 w16se w16cid w16 w16cex w16sdtdh w16sdtfl w16du wp14">
   <w:body>
     <w:p>
       <w:pPr>
@@ -216,7 +216,19 @@
           <w:sz w:val="32"/>
         </w:rPr>
         <w:tab/>
-        <w:t>Dispatch User (Site/Warehouse)</w:t>
+        <w:t>Dispatch</w:t>
+      </w:r>
+      <w:r>
+        <w:rPr>
+          <w:sz w:val="32"/>
+        </w:rPr>
+        <w:t>er</w:t>
+      </w:r>
+      <w:r>
+        <w:rPr>
+          <w:sz w:val="32"/>
+        </w:rPr>
+        <w:t xml:space="preserve"> (Site/Warehouse)</w:t>
       </w:r>
     </w:p>
     <w:p>
@@ -266,6 +278,12 @@
           <w:sz w:val="32"/>
         </w:rPr>
         <w:t>Office</w:t>
+      </w:r>
+      <w:r>
+        <w:rPr>
+          <w:sz w:val="32"/>
+        </w:rPr>
+        <w:t xml:space="preserve"> Executive</w:t>
       </w:r>
     </w:p>
     <w:p>
@@ -367,20 +385,7 @@
           <w:sz w:val="32"/>
         </w:rPr>
         <w:tab/>
-      </w:r>
-      <w:proofErr w:type="gramStart"/>
-      <w:r>
-        <w:rPr>
-          <w:sz w:val="32"/>
-        </w:rPr>
-        <w:t>Product:</w:t>
-      </w:r>
-      <w:proofErr w:type="gramEnd"/>
-      <w:r>
-        <w:rPr>
-          <w:sz w:val="32"/>
-        </w:rPr>
-        <w:t>(Dropdown)</w:t>
+        <w:t>Product:(Dropdown)</w:t>
       </w:r>
     </w:p>
     <w:p>
@@ -412,19 +417,11 @@
           <w:sz w:val="32"/>
         </w:rPr>
       </w:pPr>
-      <w:proofErr w:type="spellStart"/>
-      <w:r>
-        <w:rPr>
-          <w:sz w:val="32"/>
-        </w:rPr>
-        <w:t>Suraksha</w:t>
-      </w:r>
-      <w:proofErr w:type="spellEnd"/>
-      <w:r>
-        <w:rPr>
-          <w:sz w:val="32"/>
-        </w:rPr>
-        <w:t xml:space="preserve"> Power</w:t>
+      <w:r>
+        <w:rPr>
+          <w:sz w:val="32"/>
+        </w:rPr>
+        <w:t>Suraksha Power</w:t>
       </w:r>
     </w:p>
     <w:p>
@@ -898,14 +895,15 @@
           <w:sz w:val="32"/>
         </w:rPr>
         <w:tab/>
-        <w:t>Warehouse (</w:t>
+        <w:t xml:space="preserve">Warehouse (Tarna, Goenka, </w:t>
       </w:r>
       <w:proofErr w:type="spellStart"/>
       <w:r>
         <w:rPr>
           <w:sz w:val="32"/>
-        </w:rPr>
-        <w:t>Tarna</w:t>
+          <w:highlight w:val="yellow"/>
+        </w:rPr>
+        <w:t>Bhupur</w:t>
       </w:r>
       <w:proofErr w:type="spellEnd"/>
       <w:r>
@@ -919,65 +917,117 @@
         <w:rPr>
           <w:sz w:val="32"/>
         </w:rPr>
-        <w:t>Goenka</w:t>
+        <w:t>Dafi,any</w:t>
       </w:r>
       <w:proofErr w:type="spellEnd"/>
       <w:r>
         <w:rPr>
           <w:sz w:val="32"/>
         </w:rPr>
-        <w:t xml:space="preserve">, </w:t>
+        <w:t xml:space="preserve"> other.)</w:t>
+      </w:r>
+    </w:p>
+    <w:p>
+      <w:pPr>
+        <w:rPr>
+          <w:sz w:val="32"/>
+        </w:rPr>
+      </w:pPr>
+      <w:r>
+        <w:rPr>
+          <w:sz w:val="32"/>
+        </w:rPr>
+        <w:tab/>
+      </w:r>
+      <w:r>
+        <w:rPr>
+          <w:sz w:val="32"/>
+        </w:rPr>
+        <w:tab/>
+        <w:t>•</w:t>
+      </w:r>
+      <w:r>
+        <w:rPr>
+          <w:sz w:val="32"/>
+        </w:rPr>
+        <w:tab/>
+        <w:t>SOW (</w:t>
       </w:r>
       <w:proofErr w:type="spellStart"/>
       <w:r>
         <w:rPr>
           <w:sz w:val="32"/>
-          <w:highlight w:val="yellow"/>
-        </w:rPr>
-        <w:t>Bhupur</w:t>
+        </w:rPr>
+        <w:t>Bhabhua</w:t>
       </w:r>
       <w:proofErr w:type="spellEnd"/>
       <w:r>
         <w:rPr>
           <w:sz w:val="32"/>
         </w:rPr>
-        <w:t xml:space="preserve">, </w:t>
+        <w:t xml:space="preserve"> , </w:t>
       </w:r>
       <w:proofErr w:type="spellStart"/>
       <w:r>
         <w:rPr>
           <w:sz w:val="32"/>
         </w:rPr>
-        <w:t>Dafi</w:t>
-      </w:r>
-      <w:proofErr w:type="gramStart"/>
-      <w:r>
-        <w:rPr>
-          <w:sz w:val="32"/>
-        </w:rPr>
-        <w:t>,any</w:t>
+        <w:t>Tekaria</w:t>
       </w:r>
       <w:proofErr w:type="spellEnd"/>
-      <w:proofErr w:type="gramEnd"/>
-      <w:r>
-        <w:rPr>
-          <w:sz w:val="32"/>
-        </w:rPr>
-        <w:t xml:space="preserve"> other.)</w:t>
-      </w:r>
-    </w:p>
-    <w:p>
-      <w:pPr>
-        <w:rPr>
-          <w:sz w:val="32"/>
-        </w:rPr>
-      </w:pPr>
-      <w:r>
-        <w:rPr>
-          <w:sz w:val="32"/>
-        </w:rPr>
-        <w:tab/>
-      </w:r>
+      <w:r>
+        <w:rPr>
+          <w:sz w:val="32"/>
+        </w:rPr>
+        <w:t>.)</w:t>
+      </w:r>
+    </w:p>
+    <w:p>
+      <w:pPr>
+        <w:rPr>
+          <w:sz w:val="32"/>
+        </w:rPr>
+      </w:pPr>
+      <w:r>
+        <w:rPr>
+          <w:sz w:val="32"/>
+        </w:rPr>
+        <w:t>3.2 System Display (Dashboard)</w:t>
+      </w:r>
+    </w:p>
+    <w:p>
+      <w:pPr>
+        <w:ind w:left="720"/>
+        <w:rPr>
+          <w:sz w:val="32"/>
+        </w:rPr>
+      </w:pPr>
+      <w:r>
+        <w:rPr>
+          <w:sz w:val="32"/>
+        </w:rPr>
+        <w:t xml:space="preserve">Dealer should </w:t>
+      </w:r>
+      <w:r>
+        <w:rPr>
+          <w:sz w:val="32"/>
+        </w:rPr>
+        <w:t xml:space="preserve">see </w:t>
+      </w:r>
+      <w:r>
+        <w:rPr>
+          <w:sz w:val="32"/>
+        </w:rPr>
+        <w:t>All orders placed in last T-2 days</w:t>
+      </w:r>
+    </w:p>
+    <w:p>
+      <w:pPr>
+        <w:ind w:left="720"/>
+        <w:rPr>
+          <w:sz w:val="32"/>
+        </w:rPr>
+      </w:pPr>
       <w:r>
         <w:rPr>
           <w:sz w:val="32"/>
@@ -990,56 +1040,7 @@
           <w:sz w:val="32"/>
         </w:rPr>
         <w:tab/>
-        <w:t>SOW (</w:t>
-      </w:r>
-      <w:proofErr w:type="spellStart"/>
-      <w:proofErr w:type="gramStart"/>
-      <w:r>
-        <w:rPr>
-          <w:sz w:val="32"/>
-        </w:rPr>
-        <w:t>Bhabhua</w:t>
-      </w:r>
-      <w:proofErr w:type="spellEnd"/>
-      <w:r>
-        <w:rPr>
-          <w:sz w:val="32"/>
-        </w:rPr>
-        <w:t xml:space="preserve"> ,</w:t>
-      </w:r>
-      <w:proofErr w:type="gramEnd"/>
-      <w:r>
-        <w:rPr>
-          <w:sz w:val="32"/>
-        </w:rPr>
-        <w:t xml:space="preserve"> </w:t>
-      </w:r>
-      <w:proofErr w:type="spellStart"/>
-      <w:r>
-        <w:rPr>
-          <w:sz w:val="32"/>
-        </w:rPr>
-        <w:t>Tekaria</w:t>
-      </w:r>
-      <w:proofErr w:type="spellEnd"/>
-      <w:r>
-        <w:rPr>
-          <w:sz w:val="32"/>
-        </w:rPr>
-        <w:t>.)</w:t>
-      </w:r>
-    </w:p>
-    <w:p>
-      <w:pPr>
-        <w:rPr>
-          <w:sz w:val="32"/>
-        </w:rPr>
-      </w:pPr>
-      <w:r>
-        <w:rPr>
-          <w:sz w:val="32"/>
-        </w:rPr>
-        <w:t>3.2 System Display (Dashboard)</w:t>
+        <w:t>Remaining limit</w:t>
       </w:r>
     </w:p>
     <w:p>
@@ -1053,27 +1054,20 @@
         <w:rPr>
           <w:sz w:val="32"/>
         </w:rPr>
-        <w:t xml:space="preserve">Dealer should </w:t>
-      </w:r>
-      <w:r>
-        <w:rPr>
-          <w:sz w:val="32"/>
-        </w:rPr>
-        <w:t xml:space="preserve">see </w:t>
-      </w:r>
-      <w:proofErr w:type="gramStart"/>
-      <w:r>
-        <w:rPr>
-          <w:sz w:val="32"/>
-        </w:rPr>
-        <w:t>All</w:t>
-      </w:r>
-      <w:proofErr w:type="gramEnd"/>
-      <w:r>
-        <w:rPr>
-          <w:sz w:val="32"/>
-        </w:rPr>
-        <w:t xml:space="preserve"> orders placed in last T-2 days</w:t>
+        <w:tab/>
+        <w:t>•</w:t>
+      </w:r>
+      <w:r>
+        <w:rPr>
+          <w:sz w:val="32"/>
+        </w:rPr>
+        <w:tab/>
+      </w:r>
+      <w:r>
+        <w:rPr>
+          <w:sz w:val="32"/>
+        </w:rPr>
+        <w:t>Order ID</w:t>
       </w:r>
     </w:p>
     <w:p>
@@ -1095,7 +1089,12 @@
           <w:sz w:val="32"/>
         </w:rPr>
         <w:tab/>
-        <w:t>Remaining limit</w:t>
+      </w:r>
+      <w:r>
+        <w:rPr>
+          <w:sz w:val="32"/>
+        </w:rPr>
+        <w:t>Product</w:t>
       </w:r>
     </w:p>
     <w:p>
@@ -1122,7 +1121,7 @@
         <w:rPr>
           <w:sz w:val="32"/>
         </w:rPr>
-        <w:t>Order ID</w:t>
+        <w:t>Quantity</w:t>
       </w:r>
     </w:p>
     <w:p>
@@ -1149,7 +1148,7 @@
         <w:rPr>
           <w:sz w:val="32"/>
         </w:rPr>
-        <w:t>Product</w:t>
+        <w:t>Delivery Location</w:t>
       </w:r>
     </w:p>
     <w:p>
@@ -1176,75 +1175,7 @@
         <w:rPr>
           <w:sz w:val="32"/>
         </w:rPr>
-        <w:t>Quantity</w:t>
-      </w:r>
-    </w:p>
-    <w:p>
-      <w:pPr>
-        <w:ind w:left="720"/>
-        <w:rPr>
-          <w:sz w:val="32"/>
-        </w:rPr>
-      </w:pPr>
-      <w:r>
-        <w:rPr>
-          <w:sz w:val="32"/>
-        </w:rPr>
-        <w:tab/>
-        <w:t>•</w:t>
-      </w:r>
-      <w:r>
-        <w:rPr>
-          <w:sz w:val="32"/>
-        </w:rPr>
-        <w:tab/>
-      </w:r>
-      <w:r>
-        <w:rPr>
-          <w:sz w:val="32"/>
-        </w:rPr>
-        <w:t>Delivery Location</w:t>
-      </w:r>
-    </w:p>
-    <w:p>
-      <w:pPr>
-        <w:ind w:left="720"/>
-        <w:rPr>
-          <w:sz w:val="32"/>
-        </w:rPr>
-      </w:pPr>
-      <w:r>
-        <w:rPr>
-          <w:sz w:val="32"/>
-        </w:rPr>
-        <w:tab/>
-        <w:t>•</w:t>
-      </w:r>
-      <w:r>
-        <w:rPr>
-          <w:sz w:val="32"/>
-        </w:rPr>
-        <w:tab/>
-      </w:r>
-      <w:r>
-        <w:rPr>
-          <w:sz w:val="32"/>
-        </w:rPr>
-        <w:t>Order Date and Time (</w:t>
-      </w:r>
-      <w:proofErr w:type="spellStart"/>
-      <w:r>
-        <w:rPr>
-          <w:sz w:val="32"/>
-        </w:rPr>
-        <w:t>Autogenerated</w:t>
-      </w:r>
-      <w:proofErr w:type="spellEnd"/>
-      <w:r>
-        <w:rPr>
-          <w:sz w:val="32"/>
-        </w:rPr>
-        <w:t>)</w:t>
+        <w:t>Order Date and Time (Autogenerated)</w:t>
       </w:r>
     </w:p>
     <w:p>
@@ -1613,21 +1544,7 @@
         <w:rPr>
           <w:sz w:val="32"/>
         </w:rPr>
-        <w:t>has consumed 80% (</w:t>
-      </w:r>
-      <w:proofErr w:type="spellStart"/>
-      <w:r>
-        <w:rPr>
-          <w:sz w:val="32"/>
-        </w:rPr>
-        <w:t>config</w:t>
-      </w:r>
-      <w:proofErr w:type="spellEnd"/>
-      <w:r>
-        <w:rPr>
-          <w:sz w:val="32"/>
-        </w:rPr>
-        <w:t xml:space="preserve"> parameter in master table) of his allowed limit</w:t>
+        <w:t>has consumed 80% (config parameter in master table) of his allowed limit</w:t>
       </w:r>
       <w:r>
         <w:rPr>
@@ -1706,21 +1623,7 @@
         <w:rPr>
           <w:sz w:val="32"/>
         </w:rPr>
-        <w:t xml:space="preserve">. (Contact number to be in a </w:t>
-      </w:r>
-      <w:proofErr w:type="spellStart"/>
-      <w:r>
-        <w:rPr>
-          <w:sz w:val="32"/>
-        </w:rPr>
-        <w:t>config</w:t>
-      </w:r>
-      <w:proofErr w:type="spellEnd"/>
-      <w:r>
-        <w:rPr>
-          <w:sz w:val="32"/>
-        </w:rPr>
-        <w:t xml:space="preserve"> and stored in master table)</w:t>
+        <w:t>. (Contact number to be in a config and stored in master table)</w:t>
       </w:r>
     </w:p>
     <w:p>
@@ -1762,69 +1665,27 @@
         <w:rPr>
           <w:sz w:val="32"/>
         </w:rPr>
-        <w:t xml:space="preserve">Delivery locations of each dealer to be fetched from Master </w:t>
-      </w:r>
-      <w:proofErr w:type="gramStart"/>
-      <w:r>
-        <w:rPr>
-          <w:sz w:val="32"/>
-        </w:rPr>
-        <w:t>data</w:t>
-      </w:r>
-      <w:proofErr w:type="gramEnd"/>
-      <w:r>
-        <w:rPr>
-          <w:sz w:val="32"/>
-        </w:rPr>
-        <w:t xml:space="preserve">. Dealer allowed </w:t>
-      </w:r>
-      <w:proofErr w:type="gramStart"/>
-      <w:r>
-        <w:rPr>
-          <w:sz w:val="32"/>
-        </w:rPr>
-        <w:t>to enter</w:t>
-      </w:r>
-      <w:proofErr w:type="gramEnd"/>
-      <w:r>
-        <w:rPr>
-          <w:sz w:val="32"/>
-        </w:rPr>
-        <w:t xml:space="preserve"> new address. New address to be saved in master data. </w:t>
-      </w:r>
-    </w:p>
-    <w:p>
-      <w:pPr>
-        <w:rPr>
-          <w:sz w:val="32"/>
-        </w:rPr>
-      </w:pPr>
-    </w:p>
-    <w:p>
-      <w:pPr>
-        <w:rPr>
-          <w:sz w:val="32"/>
-        </w:rPr>
-      </w:pPr>
-      <w:r>
-        <w:rPr>
-          <w:sz w:val="32"/>
-        </w:rPr>
-        <w:t xml:space="preserve">3.4 Historical Data. </w:t>
-      </w:r>
-      <w:proofErr w:type="gramStart"/>
-      <w:r>
-        <w:rPr>
-          <w:sz w:val="32"/>
-        </w:rPr>
-        <w:t>( no</w:t>
-      </w:r>
-      <w:proofErr w:type="gramEnd"/>
-      <w:r>
-        <w:rPr>
-          <w:sz w:val="32"/>
-        </w:rPr>
-        <w:t xml:space="preserve"> of days – 30 , configured in master table)</w:t>
+        <w:t xml:space="preserve">Delivery locations of each dealer to be fetched from Master data. Dealer allowed to enter new address. New address to be saved in master data. </w:t>
+      </w:r>
+    </w:p>
+    <w:p>
+      <w:pPr>
+        <w:rPr>
+          <w:sz w:val="32"/>
+        </w:rPr>
+      </w:pPr>
+    </w:p>
+    <w:p>
+      <w:pPr>
+        <w:rPr>
+          <w:sz w:val="32"/>
+        </w:rPr>
+      </w:pPr>
+      <w:r>
+        <w:rPr>
+          <w:sz w:val="32"/>
+        </w:rPr>
+        <w:t>3.4 Historical Data. ( no of days – 30 , configured in master table)</w:t>
       </w:r>
     </w:p>
     <w:p>
@@ -1996,14 +1857,7 @@
           <w:sz w:val="32"/>
         </w:rPr>
         <w:tab/>
-        <w:t xml:space="preserve">Order execution time </w:t>
-      </w:r>
-      <w:proofErr w:type="gramStart"/>
-      <w:r>
-        <w:rPr>
-          <w:sz w:val="32"/>
-        </w:rPr>
-        <w:t>-</w:t>
+        <w:t>Order execution time -</w:t>
       </w:r>
       <w:r>
         <w:rPr>
@@ -2015,14 +1869,7 @@
         <w:rPr>
           <w:sz w:val="32"/>
         </w:rPr>
-        <w:t xml:space="preserve"> This</w:t>
-      </w:r>
-      <w:proofErr w:type="gramEnd"/>
-      <w:r>
-        <w:rPr>
-          <w:sz w:val="32"/>
-        </w:rPr>
-        <w:t xml:space="preserve"> is system calculated time. </w:t>
+        <w:t xml:space="preserve"> This is system calculated time. </w:t>
       </w:r>
     </w:p>
     <w:p>
@@ -2212,16 +2059,8 @@
         <w:rPr>
           <w:sz w:val="32"/>
         </w:rPr>
-        <w:t xml:space="preserve"> </w:t>
-      </w:r>
-      <w:proofErr w:type="gramStart"/>
-      <w:r>
-        <w:rPr>
-          <w:sz w:val="32"/>
-        </w:rPr>
-        <w:t>Additional button to be added on the screen to include dispatched orders as well.</w:t>
-      </w:r>
-      <w:proofErr w:type="gramEnd"/>
+        <w:t xml:space="preserve"> Additional button to be added on the screen to include dispatched orders as well.</w:t>
+      </w:r>
     </w:p>
     <w:p>
       <w:pPr>
@@ -2722,19 +2561,11 @@
         </w:rPr>
         <w:t xml:space="preserve">Actual Loading </w:t>
       </w:r>
-      <w:proofErr w:type="gramStart"/>
-      <w:r>
-        <w:rPr>
-          <w:sz w:val="32"/>
-        </w:rPr>
-        <w:t>Location:</w:t>
-      </w:r>
-      <w:proofErr w:type="gramEnd"/>
-      <w:r>
-        <w:rPr>
-          <w:sz w:val="32"/>
-        </w:rPr>
-        <w:t>(dropdown)</w:t>
+      <w:r>
+        <w:rPr>
+          <w:sz w:val="32"/>
+        </w:rPr>
+        <w:t>Location:(dropdown)</w:t>
       </w:r>
     </w:p>
     <w:p>
@@ -2766,14 +2597,12 @@
           <w:sz w:val="32"/>
         </w:rPr>
       </w:pPr>
-      <w:proofErr w:type="spellStart"/>
       <w:r>
         <w:rPr>
           <w:sz w:val="32"/>
         </w:rPr>
         <w:t>Godown</w:t>
       </w:r>
-      <w:proofErr w:type="spellEnd"/>
     </w:p>
     <w:p>
       <w:pPr>
@@ -2924,21 +2753,7 @@
         <w:rPr>
           <w:sz w:val="32"/>
         </w:rPr>
-        <w:t>Dispatch view should hide ‘on hold’ and ‘</w:t>
-      </w:r>
-      <w:proofErr w:type="gramStart"/>
-      <w:r>
-        <w:rPr>
-          <w:sz w:val="32"/>
-        </w:rPr>
-        <w:t>Dispatched</w:t>
-      </w:r>
-      <w:proofErr w:type="gramEnd"/>
-      <w:r>
-        <w:rPr>
-          <w:sz w:val="32"/>
-        </w:rPr>
-        <w:t>’ orders. To be populated when status is explicitly selected from filters</w:t>
+        <w:t>Dispatch view should hide ‘on hold’ and ‘Dispatched’ orders. To be populated when status is explicitly selected from filters</w:t>
       </w:r>
     </w:p>
     <w:p>
@@ -2989,7 +2804,6 @@
           <w:sz w:val="32"/>
         </w:rPr>
       </w:pPr>
-      <w:proofErr w:type="gramStart"/>
       <w:r>
         <w:rPr>
           <w:sz w:val="32"/>
@@ -3006,14 +2820,7 @@
         <w:rPr>
           <w:sz w:val="32"/>
         </w:rPr>
-        <w:t>)</w:t>
-      </w:r>
-      <w:proofErr w:type="gramEnd"/>
-      <w:r>
-        <w:rPr>
-          <w:sz w:val="32"/>
-        </w:rPr>
-        <w:t>Dashboard 1 - Report Dashboard View for all  dealers calculate Monthly or Quarterly target basis selected choice</w:t>
+        <w:t>)Dashboard 1 - Report Dashboard View for all  dealers calculate Monthly or Quarterly target basis selected choice</w:t>
       </w:r>
     </w:p>
     <w:p>
@@ -3122,21 +2929,7 @@
         <w:rPr>
           <w:sz w:val="32"/>
         </w:rPr>
-        <w:t xml:space="preserve">(Dealer </w:t>
-      </w:r>
-      <w:proofErr w:type="gramStart"/>
-      <w:r>
-        <w:rPr>
-          <w:sz w:val="32"/>
-        </w:rPr>
-        <w:t>Name ,</w:t>
-      </w:r>
-      <w:proofErr w:type="gramEnd"/>
-      <w:r>
-        <w:rPr>
-          <w:sz w:val="32"/>
-        </w:rPr>
-        <w:t xml:space="preserve"> Dealer Display name)</w:t>
+        <w:t>(Dealer Name , Dealer Display name)</w:t>
       </w:r>
     </w:p>
     <w:p>
@@ -3342,21 +3135,7 @@
         <w:rPr>
           <w:sz w:val="32"/>
         </w:rPr>
-        <w:t xml:space="preserve"> Actions Logic - admin can put the order on hold with below </w:t>
-      </w:r>
-      <w:proofErr w:type="gramStart"/>
-      <w:r>
-        <w:rPr>
-          <w:sz w:val="32"/>
-        </w:rPr>
-        <w:t>reason(</w:t>
-      </w:r>
-      <w:proofErr w:type="gramEnd"/>
-      <w:r>
-        <w:rPr>
-          <w:sz w:val="32"/>
-        </w:rPr>
-        <w:t>reason is Mandatory)</w:t>
+        <w:t xml:space="preserve"> Actions Logic - admin can put the order on hold with below reason(reason is Mandatory)</w:t>
       </w:r>
     </w:p>
     <w:p>
@@ -3480,21 +3259,7 @@
           <w:sz w:val="32"/>
         </w:rPr>
         <w:tab/>
-        <w:t xml:space="preserve">From Date → </w:t>
-      </w:r>
-      <w:proofErr w:type="gramStart"/>
-      <w:r>
-        <w:rPr>
-          <w:sz w:val="32"/>
-        </w:rPr>
-        <w:t>To</w:t>
-      </w:r>
-      <w:proofErr w:type="gramEnd"/>
-      <w:r>
-        <w:rPr>
-          <w:sz w:val="32"/>
-        </w:rPr>
-        <w:t xml:space="preserve"> Date</w:t>
+        <w:t>From Date → To Date</w:t>
       </w:r>
     </w:p>
     <w:p>
@@ -4078,7 +3843,6 @@
           <w:sz w:val="32"/>
         </w:rPr>
       </w:pPr>
-      <w:proofErr w:type="gramStart"/>
       <w:r>
         <w:rPr>
           <w:sz w:val="32"/>
@@ -4096,14 +3860,7 @@
         <w:rPr>
           <w:sz w:val="32"/>
         </w:rPr>
-        <w:t>)</w:t>
-      </w:r>
-      <w:proofErr w:type="gramEnd"/>
-      <w:r>
-        <w:rPr>
-          <w:sz w:val="32"/>
-        </w:rPr>
-        <w:t>Dashboard 1 - Report Dashboard View for all  dealers calculate Monthly or Quarterly target basis selected choice</w:t>
+        <w:t>)Dashboard 1 - Report Dashboard View for all  dealers calculate Monthly or Quarterly target basis selected choice</w:t>
       </w:r>
     </w:p>
     <w:p>
@@ -4199,21 +3956,7 @@
         <w:rPr>
           <w:sz w:val="32"/>
         </w:rPr>
-        <w:t xml:space="preserve">Drill-Down of Dashboard to show order details per </w:t>
-      </w:r>
-      <w:proofErr w:type="gramStart"/>
-      <w:r>
-        <w:rPr>
-          <w:sz w:val="32"/>
-        </w:rPr>
-        <w:t>dealer(</w:t>
-      </w:r>
-      <w:proofErr w:type="gramEnd"/>
-      <w:r>
-        <w:rPr>
-          <w:sz w:val="32"/>
-        </w:rPr>
-        <w:t>Dealer Name , Dealer Display name)</w:t>
+        <w:t>Drill-Down of Dashboard to show order details per dealer(Dealer Name , Dealer Display name)</w:t>
       </w:r>
     </w:p>
     <w:p>
@@ -4443,21 +4186,7 @@
         <w:rPr>
           <w:sz w:val="32"/>
         </w:rPr>
-        <w:t xml:space="preserve">can put the order on hold with below </w:t>
-      </w:r>
-      <w:proofErr w:type="gramStart"/>
-      <w:r>
-        <w:rPr>
-          <w:sz w:val="32"/>
-        </w:rPr>
-        <w:t>reason(</w:t>
-      </w:r>
-      <w:proofErr w:type="gramEnd"/>
-      <w:r>
-        <w:rPr>
-          <w:sz w:val="32"/>
-        </w:rPr>
-        <w:t>reason is Mandatory)</w:t>
+        <w:t>can put the order on hold with below reason(reason is Mandatory)</w:t>
       </w:r>
     </w:p>
     <w:p>
@@ -4587,21 +4316,7 @@
           <w:sz w:val="32"/>
         </w:rPr>
         <w:tab/>
-        <w:t xml:space="preserve">From Date → </w:t>
-      </w:r>
-      <w:proofErr w:type="gramStart"/>
-      <w:r>
-        <w:rPr>
-          <w:sz w:val="32"/>
-        </w:rPr>
-        <w:t>To</w:t>
-      </w:r>
-      <w:proofErr w:type="gramEnd"/>
-      <w:r>
-        <w:rPr>
-          <w:sz w:val="32"/>
-        </w:rPr>
-        <w:t xml:space="preserve"> Date</w:t>
+        <w:t>From Date → To Date</w:t>
       </w:r>
     </w:p>
     <w:p>
@@ -5589,6 +5304,3503 @@
         <w:tab/>
         <w:t>Auto timestamps</w:t>
       </w:r>
+    </w:p>
+    <w:p>
+      <w:pPr>
+        <w:ind w:left="720"/>
+        <w:rPr>
+          <w:sz w:val="32"/>
+        </w:rPr>
+      </w:pPr>
+    </w:p>
+    <w:p>
+      <w:pPr>
+        <w:ind w:left="720"/>
+        <w:rPr>
+          <w:sz w:val="32"/>
+        </w:rPr>
+      </w:pPr>
+    </w:p>
+    <w:p>
+      <w:pPr>
+        <w:ind w:left="720"/>
+        <w:rPr>
+          <w:sz w:val="32"/>
+        </w:rPr>
+      </w:pPr>
+    </w:p>
+    <w:p>
+      <w:pPr>
+        <w:rPr>
+          <w:sz w:val="32"/>
+        </w:rPr>
+      </w:pPr>
+      <w:r>
+        <w:rPr>
+          <w:sz w:val="32"/>
+        </w:rPr>
+        <w:t>Application – Solution Document</w:t>
+      </w:r>
+    </w:p>
+    <w:p>
+      <w:pPr>
+        <w:rPr>
+          <w:rFonts w:ascii="Calibri" w:hAnsi="Calibri" w:cs="Calibri"/>
+          <w:color w:val="000000"/>
+          <w:sz w:val="20"/>
+          <w:szCs w:val="20"/>
+          <w:lang w:val="en-GB"/>
+        </w:rPr>
+      </w:pPr>
+      <w:r>
+        <w:rPr>
+          <w:rFonts w:ascii="Calibri" w:hAnsi="Calibri" w:cs="Calibri"/>
+          <w:b/>
+          <w:bCs/>
+          <w:color w:val="000000"/>
+          <w:sz w:val="20"/>
+          <w:szCs w:val="20"/>
+          <w:highlight w:val="yellow"/>
+          <w:lang w:val="en-GB"/>
+        </w:rPr>
+        <w:t>landing page</w:t>
+      </w:r>
+      <w:r>
+        <w:rPr>
+          <w:rFonts w:ascii="Calibri" w:hAnsi="Calibri" w:cs="Calibri"/>
+          <w:color w:val="000000"/>
+          <w:sz w:val="20"/>
+          <w:szCs w:val="20"/>
+          <w:lang w:val="en-GB"/>
+        </w:rPr>
+        <w:t xml:space="preserve"> of order tracking system should not have - create login user</w:t>
+      </w:r>
+      <w:r>
+        <w:rPr>
+          <w:rFonts w:ascii="Calibri" w:hAnsi="Calibri" w:cs="Calibri"/>
+          <w:color w:val="000000"/>
+          <w:sz w:val="20"/>
+          <w:szCs w:val="20"/>
+          <w:lang w:val="en-GB"/>
+        </w:rPr>
+        <w:t xml:space="preserve"> Visible to everyone who is login. </w:t>
+      </w:r>
+      <w:r>
+        <w:rPr>
+          <w:rFonts w:ascii="Calibri" w:hAnsi="Calibri" w:cs="Calibri"/>
+          <w:color w:val="000000"/>
+          <w:sz w:val="20"/>
+          <w:szCs w:val="20"/>
+          <w:lang w:val="en-GB"/>
+        </w:rPr>
+        <w:t>it should be visible only when user sign in with role Admin or office executive</w:t>
+      </w:r>
+      <w:r>
+        <w:rPr>
+          <w:rFonts w:ascii="Calibri" w:hAnsi="Calibri" w:cs="Calibri"/>
+          <w:color w:val="000000"/>
+          <w:sz w:val="20"/>
+          <w:szCs w:val="20"/>
+          <w:lang w:val="en-GB"/>
+        </w:rPr>
+        <w:t>. If any other user requires to create user – then this would be CR and enhancement required.</w:t>
+      </w:r>
+    </w:p>
+    <w:p>
+      <w:pPr>
+        <w:spacing w:after="0"/>
+        <w:rPr>
+          <w:rFonts w:ascii="Calibri" w:hAnsi="Calibri" w:cs="Calibri"/>
+          <w:color w:val="000000"/>
+          <w:sz w:val="20"/>
+          <w:szCs w:val="20"/>
+          <w:lang w:val="en-GB"/>
+        </w:rPr>
+      </w:pPr>
+      <w:r>
+        <w:rPr>
+          <w:rFonts w:ascii="Calibri" w:hAnsi="Calibri" w:cs="Calibri"/>
+          <w:color w:val="000000"/>
+          <w:sz w:val="20"/>
+          <w:szCs w:val="20"/>
+          <w:lang w:val="en-GB"/>
+        </w:rPr>
+        <w:t>If session is already active, opening /</w:t>
+      </w:r>
+      <w:proofErr w:type="spellStart"/>
+      <w:r>
+        <w:rPr>
+          <w:rFonts w:ascii="Calibri" w:hAnsi="Calibri" w:cs="Calibri"/>
+          <w:color w:val="000000"/>
+          <w:sz w:val="20"/>
+          <w:szCs w:val="20"/>
+          <w:lang w:val="en-GB"/>
+        </w:rPr>
+        <w:t>signin</w:t>
+      </w:r>
+      <w:proofErr w:type="spellEnd"/>
+      <w:r>
+        <w:rPr>
+          <w:rFonts w:ascii="Calibri" w:hAnsi="Calibri" w:cs="Calibri"/>
+          <w:color w:val="000000"/>
+          <w:sz w:val="20"/>
+          <w:szCs w:val="20"/>
+          <w:lang w:val="en-GB"/>
+        </w:rPr>
+        <w:t> now redirects to /dashboard</w:t>
+      </w:r>
+    </w:p>
+    <w:p>
+      <w:pPr>
+        <w:rPr>
+          <w:rFonts w:ascii="Calibri" w:hAnsi="Calibri" w:cs="Calibri"/>
+          <w:color w:val="000000"/>
+          <w:sz w:val="20"/>
+          <w:szCs w:val="20"/>
+          <w:lang w:val="en-GB"/>
+        </w:rPr>
+      </w:pPr>
+      <w:r>
+        <w:rPr>
+          <w:rFonts w:ascii="Calibri" w:hAnsi="Calibri" w:cs="Calibri"/>
+          <w:color w:val="000000"/>
+          <w:sz w:val="20"/>
+          <w:szCs w:val="20"/>
+          <w:lang w:val="en-GB"/>
+        </w:rPr>
+        <w:t>http://localhost:3000/signin</w:t>
+      </w:r>
+      <w:r>
+        <w:rPr>
+          <w:rFonts w:ascii="Calibri" w:hAnsi="Calibri" w:cs="Calibri"/>
+          <w:color w:val="000000"/>
+          <w:sz w:val="20"/>
+          <w:szCs w:val="20"/>
+          <w:lang w:val="en-GB"/>
+        </w:rPr>
+        <w:t xml:space="preserve"> – should be landing page. </w:t>
+      </w:r>
+      <w:r>
+        <w:rPr>
+          <w:rFonts w:ascii="Calibri" w:hAnsi="Calibri" w:cs="Calibri"/>
+          <w:color w:val="000000"/>
+          <w:sz w:val="20"/>
+          <w:szCs w:val="20"/>
+          <w:lang w:val="en-GB"/>
+        </w:rPr>
+        <w:t>If session is already active, opening /</w:t>
+      </w:r>
+      <w:proofErr w:type="spellStart"/>
+      <w:r>
+        <w:rPr>
+          <w:rFonts w:ascii="Calibri" w:hAnsi="Calibri" w:cs="Calibri"/>
+          <w:color w:val="000000"/>
+          <w:sz w:val="20"/>
+          <w:szCs w:val="20"/>
+          <w:lang w:val="en-GB"/>
+        </w:rPr>
+        <w:t>signin</w:t>
+      </w:r>
+      <w:proofErr w:type="spellEnd"/>
+      <w:r>
+        <w:rPr>
+          <w:rFonts w:ascii="Calibri" w:hAnsi="Calibri" w:cs="Calibri"/>
+          <w:color w:val="000000"/>
+          <w:sz w:val="20"/>
+          <w:szCs w:val="20"/>
+          <w:lang w:val="en-GB"/>
+        </w:rPr>
+        <w:t> now redirects to /dashboard</w:t>
+      </w:r>
+      <w:r>
+        <w:rPr>
+          <w:rFonts w:ascii="Calibri" w:hAnsi="Calibri" w:cs="Calibri"/>
+          <w:color w:val="000000"/>
+          <w:sz w:val="20"/>
+          <w:szCs w:val="20"/>
+          <w:lang w:val="en-GB"/>
+        </w:rPr>
+        <w:t xml:space="preserve">. And any page should be restricted. </w:t>
+      </w:r>
+    </w:p>
+    <w:p>
+      <w:pPr>
+        <w:rPr>
+          <w:rFonts w:ascii="Calibri" w:hAnsi="Calibri" w:cs="Calibri"/>
+          <w:color w:val="000000"/>
+          <w:sz w:val="20"/>
+          <w:szCs w:val="20"/>
+          <w:lang w:val="en-GB"/>
+        </w:rPr>
+      </w:pPr>
+    </w:p>
+    <w:p>
+      <w:pPr>
+        <w:rPr>
+          <w:rFonts w:ascii="Calibri" w:hAnsi="Calibri" w:cs="Calibri"/>
+          <w:color w:val="000000"/>
+          <w:sz w:val="20"/>
+          <w:szCs w:val="20"/>
+          <w:lang w:val="en-GB"/>
+        </w:rPr>
+      </w:pPr>
+      <w:r>
+        <w:rPr>
+          <w:rFonts w:ascii="Calibri" w:hAnsi="Calibri" w:cs="Calibri"/>
+          <w:b/>
+          <w:bCs/>
+          <w:color w:val="000000"/>
+          <w:sz w:val="20"/>
+          <w:szCs w:val="20"/>
+          <w:highlight w:val="yellow"/>
+          <w:lang w:val="en-GB"/>
+        </w:rPr>
+        <w:t>user roles screen,</w:t>
+      </w:r>
+      <w:r>
+        <w:rPr>
+          <w:rFonts w:ascii="Calibri" w:hAnsi="Calibri" w:cs="Calibri"/>
+          <w:color w:val="000000"/>
+          <w:sz w:val="20"/>
+          <w:szCs w:val="20"/>
+          <w:lang w:val="en-GB"/>
+        </w:rPr>
+        <w:t xml:space="preserve"> user should not be allowed to create new role, as code is not there for new type of roles. For this </w:t>
+      </w:r>
+      <w:proofErr w:type="gramStart"/>
+      <w:r>
+        <w:rPr>
+          <w:rFonts w:ascii="Calibri" w:hAnsi="Calibri" w:cs="Calibri"/>
+          <w:color w:val="000000"/>
+          <w:sz w:val="20"/>
+          <w:szCs w:val="20"/>
+          <w:lang w:val="en-GB"/>
+        </w:rPr>
+        <w:t>reason</w:t>
+      </w:r>
+      <w:proofErr w:type="gramEnd"/>
+      <w:r>
+        <w:rPr>
+          <w:rFonts w:ascii="Calibri" w:hAnsi="Calibri" w:cs="Calibri"/>
+          <w:color w:val="000000"/>
+          <w:sz w:val="20"/>
+          <w:szCs w:val="20"/>
+          <w:lang w:val="en-GB"/>
+        </w:rPr>
+        <w:t xml:space="preserve"> Add role has been removed. If new role required then this would be CR and enhancement required.</w:t>
+      </w:r>
+    </w:p>
+    <w:p>
+      <w:pPr>
+        <w:rPr>
+          <w:rFonts w:ascii="Calibri" w:hAnsi="Calibri" w:cs="Calibri"/>
+          <w:color w:val="000000"/>
+          <w:sz w:val="20"/>
+          <w:szCs w:val="20"/>
+          <w:lang w:val="en-GB"/>
+        </w:rPr>
+      </w:pPr>
+      <w:r>
+        <w:rPr>
+          <w:rFonts w:ascii="Calibri" w:hAnsi="Calibri" w:cs="Calibri"/>
+          <w:color w:val="000000"/>
+          <w:sz w:val="20"/>
+          <w:szCs w:val="20"/>
+          <w:lang w:val="en-GB"/>
+        </w:rPr>
+        <w:t xml:space="preserve">Even when </w:t>
+      </w:r>
+      <w:proofErr w:type="gramStart"/>
+      <w:r>
+        <w:rPr>
+          <w:rFonts w:ascii="Calibri" w:hAnsi="Calibri" w:cs="Calibri"/>
+          <w:color w:val="000000"/>
+          <w:sz w:val="20"/>
+          <w:szCs w:val="20"/>
+          <w:lang w:val="en-GB"/>
+        </w:rPr>
+        <w:t>edit  the</w:t>
+      </w:r>
+      <w:proofErr w:type="gramEnd"/>
+      <w:r>
+        <w:rPr>
+          <w:rFonts w:ascii="Calibri" w:hAnsi="Calibri" w:cs="Calibri"/>
+          <w:color w:val="000000"/>
+          <w:sz w:val="20"/>
+          <w:szCs w:val="20"/>
+          <w:lang w:val="en-GB"/>
+        </w:rPr>
+        <w:t xml:space="preserve"> roles then the – role name field to be disabled state and only description to be editable. Reason role once added should not be changed as its linked to users.</w:t>
+      </w:r>
+    </w:p>
+    <w:p>
+      <w:pPr>
+        <w:rPr>
+          <w:rFonts w:ascii="Calibri" w:hAnsi="Calibri" w:cs="Calibri"/>
+          <w:color w:val="000000"/>
+          <w:sz w:val="20"/>
+          <w:szCs w:val="20"/>
+          <w:lang w:val="en-GB"/>
+        </w:rPr>
+      </w:pPr>
+      <w:r>
+        <w:rPr>
+          <w:rFonts w:ascii="Calibri" w:hAnsi="Calibri" w:cs="Calibri"/>
+          <w:color w:val="000000"/>
+          <w:sz w:val="20"/>
+          <w:szCs w:val="20"/>
+          <w:lang w:val="en-GB"/>
+        </w:rPr>
+        <w:t xml:space="preserve">Roles are from </w:t>
+      </w:r>
+      <w:proofErr w:type="spellStart"/>
+      <w:r>
+        <w:rPr>
+          <w:rFonts w:ascii="Calibri" w:hAnsi="Calibri" w:cs="Calibri"/>
+          <w:color w:val="000000"/>
+          <w:sz w:val="20"/>
+          <w:szCs w:val="20"/>
+          <w:lang w:val="en-GB"/>
+        </w:rPr>
+        <w:t>user_roles</w:t>
+      </w:r>
+      <w:proofErr w:type="spellEnd"/>
+      <w:r>
+        <w:rPr>
+          <w:rFonts w:ascii="Calibri" w:hAnsi="Calibri" w:cs="Calibri"/>
+          <w:color w:val="000000"/>
+          <w:sz w:val="20"/>
+          <w:szCs w:val="20"/>
+          <w:lang w:val="en-GB"/>
+        </w:rPr>
+        <w:t xml:space="preserve"> table.</w:t>
+      </w:r>
+    </w:p>
+    <w:p>
+      <w:pPr>
+        <w:rPr>
+          <w:rFonts w:ascii="Calibri" w:hAnsi="Calibri" w:cs="Calibri"/>
+          <w:color w:val="000000"/>
+          <w:sz w:val="20"/>
+          <w:szCs w:val="20"/>
+          <w:lang w:val="en-GB"/>
+        </w:rPr>
+      </w:pPr>
+      <w:r>
+        <w:rPr>
+          <w:rFonts w:ascii="Calibri" w:hAnsi="Calibri" w:cs="Calibri"/>
+          <w:b/>
+          <w:bCs/>
+          <w:color w:val="000000"/>
+          <w:sz w:val="20"/>
+          <w:szCs w:val="20"/>
+          <w:highlight w:val="yellow"/>
+          <w:lang w:val="en-GB"/>
+        </w:rPr>
+        <w:t>Sign-in screen</w:t>
+      </w:r>
+      <w:r>
+        <w:rPr>
+          <w:rFonts w:ascii="Calibri" w:hAnsi="Calibri" w:cs="Calibri"/>
+          <w:color w:val="000000"/>
+          <w:sz w:val="20"/>
+          <w:szCs w:val="20"/>
+          <w:lang w:val="en-GB"/>
+        </w:rPr>
+        <w:t xml:space="preserve"> </w:t>
+      </w:r>
+    </w:p>
+    <w:p>
+      <w:pPr>
+        <w:pStyle w:val="ListParagraph"/>
+        <w:numPr>
+          <w:ilvl w:val="2"/>
+          <w:numId w:val="22"/>
+        </w:numPr>
+        <w:spacing w:after="0" w:line="240" w:lineRule="auto"/>
+        <w:rPr>
+          <w:rFonts w:ascii="Calibri" w:hAnsi="Calibri" w:cs="Calibri"/>
+          <w:color w:val="000000"/>
+          <w:sz w:val="20"/>
+          <w:szCs w:val="20"/>
+          <w:lang w:val="en-GB"/>
+        </w:rPr>
+      </w:pPr>
+      <w:r>
+        <w:rPr>
+          <w:rFonts w:ascii="Calibri" w:hAnsi="Calibri" w:cs="Calibri"/>
+          <w:color w:val="000000"/>
+          <w:sz w:val="20"/>
+          <w:szCs w:val="20"/>
+          <w:lang w:val="en-GB"/>
+        </w:rPr>
+        <w:t xml:space="preserve">Sign in with only </w:t>
+      </w:r>
+      <w:r>
+        <w:rPr>
+          <w:rFonts w:ascii="Calibri" w:hAnsi="Calibri" w:cs="Calibri"/>
+          <w:b/>
+          <w:bCs/>
+          <w:color w:val="000000"/>
+          <w:sz w:val="20"/>
+          <w:szCs w:val="20"/>
+          <w:lang w:val="en-GB"/>
+        </w:rPr>
+        <w:t>user name</w:t>
+      </w:r>
+      <w:r>
+        <w:rPr>
+          <w:rFonts w:ascii="Calibri" w:hAnsi="Calibri" w:cs="Calibri"/>
+          <w:color w:val="000000"/>
+          <w:sz w:val="20"/>
+          <w:szCs w:val="20"/>
+          <w:lang w:val="en-GB"/>
+        </w:rPr>
+        <w:t xml:space="preserve"> allowed. </w:t>
+      </w:r>
+    </w:p>
+    <w:p>
+      <w:pPr>
+        <w:pStyle w:val="ListParagraph"/>
+        <w:numPr>
+          <w:ilvl w:val="2"/>
+          <w:numId w:val="22"/>
+        </w:numPr>
+        <w:spacing w:after="0" w:line="240" w:lineRule="auto"/>
+        <w:rPr>
+          <w:rFonts w:ascii="Calibri" w:hAnsi="Calibri" w:cs="Calibri"/>
+          <w:color w:val="000000"/>
+          <w:sz w:val="20"/>
+          <w:szCs w:val="20"/>
+          <w:lang w:val="en-GB"/>
+        </w:rPr>
+      </w:pPr>
+      <w:r>
+        <w:rPr>
+          <w:rFonts w:ascii="Calibri" w:hAnsi="Calibri" w:cs="Calibri"/>
+          <w:color w:val="000000"/>
+          <w:sz w:val="20"/>
+          <w:szCs w:val="20"/>
+          <w:lang w:val="en-GB"/>
+        </w:rPr>
+        <w:t xml:space="preserve">Sign in with email as well will required CR and enhancement. </w:t>
+      </w:r>
+    </w:p>
+    <w:p>
+      <w:pPr>
+        <w:pStyle w:val="ListParagraph"/>
+        <w:numPr>
+          <w:ilvl w:val="2"/>
+          <w:numId w:val="22"/>
+        </w:numPr>
+        <w:spacing w:after="0" w:line="240" w:lineRule="auto"/>
+        <w:rPr>
+          <w:rFonts w:ascii="Calibri" w:hAnsi="Calibri" w:cs="Calibri"/>
+          <w:color w:val="000000"/>
+          <w:sz w:val="20"/>
+          <w:szCs w:val="20"/>
+          <w:lang w:val="en-GB"/>
+        </w:rPr>
+      </w:pPr>
+      <w:r>
+        <w:rPr>
+          <w:rFonts w:ascii="Calibri" w:hAnsi="Calibri" w:cs="Calibri"/>
+          <w:color w:val="000000"/>
+          <w:sz w:val="20"/>
+          <w:szCs w:val="20"/>
+          <w:lang w:val="en-GB"/>
+        </w:rPr>
+        <w:t xml:space="preserve">Mobile / </w:t>
+      </w:r>
+      <w:r>
+        <w:rPr>
+          <w:rFonts w:ascii="Calibri" w:hAnsi="Calibri" w:cs="Calibri"/>
+          <w:color w:val="000000"/>
+          <w:sz w:val="20"/>
+          <w:szCs w:val="20"/>
+          <w:lang w:val="en-GB"/>
+        </w:rPr>
+        <w:t>OTP</w:t>
+      </w:r>
+      <w:r>
+        <w:rPr>
+          <w:rFonts w:ascii="Calibri" w:hAnsi="Calibri" w:cs="Calibri"/>
+          <w:color w:val="000000"/>
+          <w:sz w:val="20"/>
+          <w:szCs w:val="20"/>
+          <w:lang w:val="en-GB"/>
+        </w:rPr>
+        <w:t xml:space="preserve"> tab sign is disable</w:t>
+      </w:r>
+      <w:r>
+        <w:rPr>
+          <w:rFonts w:ascii="Calibri" w:hAnsi="Calibri" w:cs="Calibri"/>
+          <w:color w:val="000000"/>
+          <w:sz w:val="20"/>
+          <w:szCs w:val="20"/>
+          <w:lang w:val="en-GB"/>
+        </w:rPr>
+        <w:t>. It would require CR and enhancement required.</w:t>
+      </w:r>
+    </w:p>
+    <w:p>
+      <w:pPr>
+        <w:pStyle w:val="ListParagraph"/>
+        <w:numPr>
+          <w:ilvl w:val="2"/>
+          <w:numId w:val="22"/>
+        </w:numPr>
+        <w:spacing w:after="0" w:line="240" w:lineRule="auto"/>
+        <w:rPr>
+          <w:rFonts w:ascii="Calibri" w:hAnsi="Calibri" w:cs="Calibri"/>
+          <w:color w:val="000000"/>
+          <w:sz w:val="20"/>
+          <w:szCs w:val="20"/>
+          <w:lang w:val="en-GB"/>
+        </w:rPr>
+      </w:pPr>
+      <w:r>
+        <w:rPr>
+          <w:rFonts w:ascii="Calibri" w:hAnsi="Calibri" w:cs="Calibri"/>
+          <w:b/>
+          <w:bCs/>
+          <w:color w:val="000000"/>
+          <w:sz w:val="20"/>
+          <w:szCs w:val="20"/>
+          <w:lang w:val="en-GB"/>
+        </w:rPr>
+        <w:t>User Name</w:t>
+      </w:r>
+      <w:r>
+        <w:rPr>
+          <w:rFonts w:ascii="Calibri" w:hAnsi="Calibri" w:cs="Calibri"/>
+          <w:color w:val="000000"/>
+          <w:sz w:val="20"/>
+          <w:szCs w:val="20"/>
+          <w:lang w:val="en-GB"/>
+        </w:rPr>
+        <w:t xml:space="preserve"> </w:t>
+      </w:r>
+      <w:r>
+        <w:rPr>
+          <w:rFonts w:ascii="Calibri" w:hAnsi="Calibri" w:cs="Calibri"/>
+          <w:color w:val="000000"/>
+          <w:sz w:val="20"/>
+          <w:szCs w:val="20"/>
+          <w:lang w:val="en-GB"/>
+        </w:rPr>
+        <w:t>is actually a</w:t>
+      </w:r>
+      <w:r>
+        <w:rPr>
+          <w:rFonts w:ascii="Calibri" w:hAnsi="Calibri" w:cs="Calibri"/>
+          <w:color w:val="000000"/>
+          <w:sz w:val="20"/>
+          <w:szCs w:val="20"/>
+          <w:lang w:val="en-GB"/>
+        </w:rPr>
+        <w:t xml:space="preserve"> </w:t>
+      </w:r>
+      <w:proofErr w:type="spellStart"/>
+      <w:r>
+        <w:rPr>
+          <w:rFonts w:ascii="Calibri" w:hAnsi="Calibri" w:cs="Calibri"/>
+          <w:b/>
+          <w:bCs/>
+          <w:color w:val="000000"/>
+          <w:sz w:val="20"/>
+          <w:szCs w:val="20"/>
+          <w:lang w:val="en-GB"/>
+        </w:rPr>
+        <w:t>user_login_name</w:t>
+      </w:r>
+      <w:proofErr w:type="spellEnd"/>
+      <w:r>
+        <w:rPr>
+          <w:rFonts w:ascii="Calibri" w:hAnsi="Calibri" w:cs="Calibri"/>
+          <w:color w:val="000000"/>
+          <w:sz w:val="20"/>
+          <w:szCs w:val="20"/>
+          <w:lang w:val="en-GB"/>
+        </w:rPr>
+        <w:t xml:space="preserve"> of </w:t>
+      </w:r>
+      <w:proofErr w:type="gramStart"/>
+      <w:r>
+        <w:rPr>
+          <w:rFonts w:ascii="Calibri" w:hAnsi="Calibri" w:cs="Calibri"/>
+          <w:color w:val="000000"/>
+          <w:sz w:val="20"/>
+          <w:szCs w:val="20"/>
+          <w:lang w:val="en-GB"/>
+        </w:rPr>
+        <w:t>users</w:t>
+      </w:r>
+      <w:proofErr w:type="gramEnd"/>
+      <w:r>
+        <w:rPr>
+          <w:rFonts w:ascii="Calibri" w:hAnsi="Calibri" w:cs="Calibri"/>
+          <w:color w:val="000000"/>
+          <w:sz w:val="20"/>
+          <w:szCs w:val="20"/>
+          <w:lang w:val="en-GB"/>
+        </w:rPr>
+        <w:t xml:space="preserve"> table</w:t>
+      </w:r>
+      <w:r>
+        <w:rPr>
+          <w:rFonts w:ascii="Calibri" w:hAnsi="Calibri" w:cs="Calibri"/>
+          <w:color w:val="000000"/>
+          <w:sz w:val="20"/>
+          <w:szCs w:val="20"/>
+          <w:lang w:val="en-GB"/>
+        </w:rPr>
+        <w:t xml:space="preserve">. </w:t>
+      </w:r>
+    </w:p>
+    <w:p>
+      <w:pPr>
+        <w:pStyle w:val="ListParagraph"/>
+        <w:numPr>
+          <w:ilvl w:val="2"/>
+          <w:numId w:val="22"/>
+        </w:numPr>
+        <w:spacing w:after="0" w:line="240" w:lineRule="auto"/>
+        <w:rPr>
+          <w:rFonts w:ascii="Calibri" w:hAnsi="Calibri" w:cs="Calibri"/>
+          <w:color w:val="000000"/>
+          <w:sz w:val="20"/>
+          <w:szCs w:val="20"/>
+          <w:lang w:val="en-GB"/>
+        </w:rPr>
+      </w:pPr>
+      <w:r>
+        <w:rPr>
+          <w:rFonts w:ascii="Calibri" w:hAnsi="Calibri" w:cs="Calibri"/>
+          <w:color w:val="000000"/>
+          <w:sz w:val="20"/>
+          <w:szCs w:val="20"/>
+          <w:lang w:val="en-GB"/>
+        </w:rPr>
+        <w:t xml:space="preserve">Password field </w:t>
+      </w:r>
+      <w:r>
+        <w:rPr>
+          <w:rFonts w:ascii="Calibri" w:hAnsi="Calibri" w:cs="Calibri"/>
+          <w:color w:val="000000"/>
+          <w:sz w:val="20"/>
+          <w:szCs w:val="20"/>
+          <w:lang w:val="en-GB"/>
+        </w:rPr>
+        <w:t xml:space="preserve">of UI screen </w:t>
+      </w:r>
+      <w:r>
+        <w:rPr>
+          <w:rFonts w:ascii="Calibri" w:hAnsi="Calibri" w:cs="Calibri"/>
+          <w:color w:val="000000"/>
+          <w:sz w:val="20"/>
+          <w:szCs w:val="20"/>
+          <w:lang w:val="en-GB"/>
+        </w:rPr>
+        <w:t xml:space="preserve">is </w:t>
+      </w:r>
+      <w:r>
+        <w:rPr>
+          <w:rFonts w:ascii="Calibri" w:hAnsi="Calibri" w:cs="Calibri"/>
+          <w:color w:val="000000"/>
+          <w:sz w:val="20"/>
+          <w:szCs w:val="20"/>
+          <w:lang w:val="en-GB"/>
+        </w:rPr>
+        <w:t>encrypted in hash</w:t>
+      </w:r>
+      <w:r>
+        <w:rPr>
+          <w:rFonts w:ascii="Calibri" w:hAnsi="Calibri" w:cs="Calibri"/>
+          <w:color w:val="000000"/>
+          <w:sz w:val="20"/>
+          <w:szCs w:val="20"/>
+          <w:lang w:val="en-GB"/>
+        </w:rPr>
+        <w:t xml:space="preserve"> </w:t>
+      </w:r>
+    </w:p>
+    <w:p>
+      <w:pPr>
+        <w:pStyle w:val="ListParagraph"/>
+        <w:numPr>
+          <w:ilvl w:val="2"/>
+          <w:numId w:val="22"/>
+        </w:numPr>
+        <w:spacing w:after="0" w:line="240" w:lineRule="auto"/>
+        <w:rPr>
+          <w:rFonts w:ascii="Calibri" w:hAnsi="Calibri" w:cs="Calibri"/>
+          <w:color w:val="000000"/>
+          <w:sz w:val="20"/>
+          <w:szCs w:val="20"/>
+          <w:lang w:val="en-GB"/>
+        </w:rPr>
+      </w:pPr>
+      <w:r>
+        <w:rPr>
+          <w:rFonts w:ascii="Calibri" w:hAnsi="Calibri" w:cs="Calibri"/>
+          <w:color w:val="000000"/>
+          <w:sz w:val="20"/>
+          <w:szCs w:val="20"/>
+          <w:lang w:val="en-GB"/>
+        </w:rPr>
+        <w:t xml:space="preserve">If user give incorrect password 5 times in </w:t>
+      </w:r>
+      <w:proofErr w:type="gramStart"/>
+      <w:r>
+        <w:rPr>
+          <w:rFonts w:ascii="Calibri" w:hAnsi="Calibri" w:cs="Calibri"/>
+          <w:color w:val="000000"/>
+          <w:sz w:val="20"/>
+          <w:szCs w:val="20"/>
+          <w:lang w:val="en-GB"/>
+        </w:rPr>
+        <w:t>sequence ,</w:t>
+      </w:r>
+      <w:proofErr w:type="gramEnd"/>
+      <w:r>
+        <w:rPr>
+          <w:rFonts w:ascii="Calibri" w:hAnsi="Calibri" w:cs="Calibri"/>
+          <w:color w:val="000000"/>
+          <w:sz w:val="20"/>
+          <w:szCs w:val="20"/>
+          <w:lang w:val="en-GB"/>
+        </w:rPr>
+        <w:t xml:space="preserve"> then user </w:t>
+      </w:r>
+      <w:r>
+        <w:rPr>
+          <w:rFonts w:ascii="Calibri" w:hAnsi="Calibri" w:cs="Calibri"/>
+          <w:color w:val="000000"/>
+          <w:sz w:val="20"/>
+          <w:szCs w:val="20"/>
+          <w:lang w:val="en-GB"/>
+        </w:rPr>
+        <w:t>will be</w:t>
+      </w:r>
+      <w:r>
+        <w:rPr>
+          <w:rFonts w:ascii="Calibri" w:hAnsi="Calibri" w:cs="Calibri"/>
+          <w:color w:val="000000"/>
+          <w:sz w:val="20"/>
+          <w:szCs w:val="20"/>
+          <w:lang w:val="en-GB"/>
+        </w:rPr>
+        <w:t xml:space="preserve"> locked. It means </w:t>
+      </w:r>
+      <w:proofErr w:type="spellStart"/>
+      <w:r>
+        <w:rPr>
+          <w:rFonts w:ascii="Calibri" w:hAnsi="Calibri" w:cs="Calibri"/>
+          <w:b/>
+          <w:bCs/>
+          <w:color w:val="000000"/>
+          <w:sz w:val="20"/>
+          <w:szCs w:val="20"/>
+          <w:lang w:val="en-GB"/>
+        </w:rPr>
+        <w:t>user_is_locked_flag</w:t>
+      </w:r>
+      <w:proofErr w:type="spellEnd"/>
+      <w:r>
+        <w:rPr>
+          <w:rFonts w:ascii="Calibri" w:hAnsi="Calibri" w:cs="Calibri"/>
+          <w:color w:val="000000"/>
+          <w:sz w:val="20"/>
+          <w:szCs w:val="20"/>
+          <w:lang w:val="en-GB"/>
+        </w:rPr>
+        <w:t xml:space="preserve"> field of users table need to be updated</w:t>
+      </w:r>
+      <w:r>
+        <w:rPr>
+          <w:rFonts w:ascii="Calibri" w:hAnsi="Calibri" w:cs="Calibri"/>
+          <w:color w:val="000000"/>
+          <w:sz w:val="20"/>
+          <w:szCs w:val="20"/>
+          <w:lang w:val="en-GB"/>
+        </w:rPr>
+        <w:t xml:space="preserve"> from the Edit screen. </w:t>
+      </w:r>
+    </w:p>
+    <w:p>
+      <w:pPr>
+        <w:pStyle w:val="ListParagraph"/>
+        <w:numPr>
+          <w:ilvl w:val="3"/>
+          <w:numId w:val="22"/>
+        </w:numPr>
+        <w:spacing w:after="0" w:line="240" w:lineRule="auto"/>
+        <w:rPr>
+          <w:rFonts w:ascii="Calibri" w:hAnsi="Calibri" w:cs="Calibri"/>
+          <w:color w:val="000000"/>
+          <w:sz w:val="20"/>
+          <w:szCs w:val="20"/>
+          <w:lang w:val="en-GB"/>
+        </w:rPr>
+      </w:pPr>
+      <w:r>
+        <w:rPr>
+          <w:rFonts w:ascii="Calibri" w:hAnsi="Calibri" w:cs="Calibri"/>
+          <w:color w:val="000000"/>
+          <w:sz w:val="20"/>
+          <w:szCs w:val="20"/>
+          <w:lang w:val="en-GB"/>
+        </w:rPr>
+        <w:t xml:space="preserve">If user is locked then </w:t>
+      </w:r>
+      <w:r>
+        <w:rPr>
+          <w:rFonts w:ascii="Calibri" w:hAnsi="Calibri" w:cs="Calibri"/>
+          <w:color w:val="000000"/>
+          <w:sz w:val="20"/>
+          <w:szCs w:val="20"/>
+          <w:lang w:val="en-GB"/>
+        </w:rPr>
+        <w:t xml:space="preserve">message </w:t>
+      </w:r>
+      <w:r>
+        <w:rPr>
+          <w:rFonts w:ascii="Calibri" w:hAnsi="Calibri" w:cs="Calibri"/>
+          <w:color w:val="000000"/>
+          <w:sz w:val="20"/>
+          <w:szCs w:val="20"/>
+          <w:lang w:val="en-GB"/>
+        </w:rPr>
+        <w:t xml:space="preserve">to </w:t>
+      </w:r>
+      <w:r>
+        <w:rPr>
+          <w:rFonts w:ascii="Calibri" w:hAnsi="Calibri" w:cs="Calibri"/>
+          <w:color w:val="000000"/>
+          <w:sz w:val="20"/>
+          <w:szCs w:val="20"/>
+          <w:lang w:val="en-GB"/>
+        </w:rPr>
+        <w:t>appear – ‘</w:t>
+      </w:r>
+      <w:r>
+        <w:rPr>
+          <w:rFonts w:ascii="Calibri" w:hAnsi="Calibri" w:cs="Calibri"/>
+          <w:color w:val="000000"/>
+          <w:sz w:val="20"/>
+          <w:szCs w:val="20"/>
+          <w:lang w:val="en-GB"/>
+        </w:rPr>
+        <w:t>User</w:t>
+      </w:r>
+      <w:r>
+        <w:rPr>
+          <w:rFonts w:ascii="Calibri" w:hAnsi="Calibri" w:cs="Calibri"/>
+          <w:color w:val="000000"/>
+          <w:sz w:val="20"/>
+          <w:szCs w:val="20"/>
+          <w:lang w:val="en-GB"/>
+        </w:rPr>
+        <w:t xml:space="preserve"> is locked due to multiple incorrect </w:t>
+      </w:r>
+      <w:proofErr w:type="gramStart"/>
+      <w:r>
+        <w:rPr>
+          <w:rFonts w:ascii="Calibri" w:hAnsi="Calibri" w:cs="Calibri"/>
+          <w:color w:val="000000"/>
+          <w:sz w:val="20"/>
+          <w:szCs w:val="20"/>
+          <w:lang w:val="en-GB"/>
+        </w:rPr>
+        <w:t>password</w:t>
+      </w:r>
+      <w:proofErr w:type="gramEnd"/>
+      <w:r>
+        <w:rPr>
+          <w:rFonts w:ascii="Calibri" w:hAnsi="Calibri" w:cs="Calibri"/>
+          <w:color w:val="000000"/>
+          <w:sz w:val="20"/>
+          <w:szCs w:val="20"/>
+          <w:lang w:val="en-GB"/>
+        </w:rPr>
+        <w:t>. Kindly contact Office</w:t>
+      </w:r>
+      <w:r>
+        <w:rPr>
+          <w:rFonts w:ascii="Calibri" w:hAnsi="Calibri" w:cs="Calibri"/>
+          <w:color w:val="000000"/>
+          <w:sz w:val="20"/>
+          <w:szCs w:val="20"/>
+          <w:lang w:val="en-GB"/>
+        </w:rPr>
+        <w:t>’</w:t>
+      </w:r>
+    </w:p>
+    <w:p>
+      <w:pPr>
+        <w:pStyle w:val="ListParagraph"/>
+        <w:numPr>
+          <w:ilvl w:val="2"/>
+          <w:numId w:val="22"/>
+        </w:numPr>
+        <w:spacing w:after="0" w:line="240" w:lineRule="auto"/>
+        <w:rPr>
+          <w:rFonts w:ascii="Calibri" w:hAnsi="Calibri" w:cs="Calibri"/>
+          <w:color w:val="000000"/>
+          <w:sz w:val="20"/>
+          <w:szCs w:val="20"/>
+          <w:lang w:val="en-GB"/>
+        </w:rPr>
+      </w:pPr>
+      <w:r>
+        <w:rPr>
+          <w:rFonts w:ascii="Calibri" w:hAnsi="Calibri" w:cs="Calibri"/>
+          <w:color w:val="000000"/>
+          <w:sz w:val="20"/>
+          <w:szCs w:val="20"/>
+          <w:lang w:val="en-GB"/>
+        </w:rPr>
+        <w:t>A</w:t>
+      </w:r>
+      <w:r>
+        <w:rPr>
+          <w:rFonts w:ascii="Calibri" w:hAnsi="Calibri" w:cs="Calibri"/>
+          <w:color w:val="000000"/>
+          <w:sz w:val="20"/>
+          <w:szCs w:val="20"/>
+          <w:lang w:val="en-GB"/>
+        </w:rPr>
+        <w:t>llow users to login if user is active and does not allow users to login if user is inactive</w:t>
+      </w:r>
+      <w:r>
+        <w:rPr>
+          <w:rFonts w:ascii="Calibri" w:hAnsi="Calibri" w:cs="Calibri"/>
+          <w:color w:val="000000"/>
+          <w:sz w:val="20"/>
+          <w:szCs w:val="20"/>
+          <w:lang w:val="en-GB"/>
+        </w:rPr>
+        <w:t xml:space="preserve">. </w:t>
+      </w:r>
+      <w:r>
+        <w:rPr>
+          <w:rFonts w:ascii="Calibri" w:hAnsi="Calibri" w:cs="Calibri"/>
+          <w:color w:val="000000"/>
+          <w:sz w:val="20"/>
+          <w:szCs w:val="20"/>
+          <w:lang w:val="en-GB"/>
+        </w:rPr>
+        <w:t xml:space="preserve">Validation on </w:t>
+      </w:r>
+      <w:proofErr w:type="spellStart"/>
+      <w:r>
+        <w:rPr>
+          <w:rFonts w:ascii="Calibri" w:hAnsi="Calibri" w:cs="Calibri"/>
+          <w:b/>
+          <w:bCs/>
+          <w:color w:val="000000"/>
+          <w:sz w:val="20"/>
+          <w:szCs w:val="20"/>
+          <w:lang w:val="en-GB"/>
+        </w:rPr>
+        <w:t>user_is_active_flag</w:t>
+      </w:r>
+      <w:proofErr w:type="spellEnd"/>
+      <w:r>
+        <w:rPr>
+          <w:rFonts w:ascii="Calibri" w:hAnsi="Calibri" w:cs="Calibri"/>
+          <w:color w:val="000000"/>
+          <w:sz w:val="20"/>
+          <w:szCs w:val="20"/>
+          <w:lang w:val="en-GB"/>
+        </w:rPr>
+        <w:t xml:space="preserve"> field of </w:t>
+      </w:r>
+      <w:proofErr w:type="spellStart"/>
+      <w:r>
+        <w:rPr>
+          <w:rFonts w:ascii="Calibri" w:hAnsi="Calibri" w:cs="Calibri"/>
+          <w:color w:val="000000"/>
+          <w:sz w:val="20"/>
+          <w:szCs w:val="20"/>
+          <w:lang w:val="en-GB"/>
+        </w:rPr>
+        <w:t>users_</w:t>
+      </w:r>
+      <w:proofErr w:type="gramStart"/>
+      <w:r>
+        <w:rPr>
+          <w:rFonts w:ascii="Calibri" w:hAnsi="Calibri" w:cs="Calibri"/>
+          <w:color w:val="000000"/>
+          <w:sz w:val="20"/>
+          <w:szCs w:val="20"/>
+          <w:lang w:val="en-GB"/>
+        </w:rPr>
+        <w:t>screen</w:t>
+      </w:r>
+      <w:proofErr w:type="spellEnd"/>
+      <w:r>
+        <w:rPr>
+          <w:rFonts w:ascii="Calibri" w:hAnsi="Calibri" w:cs="Calibri"/>
+          <w:color w:val="000000"/>
+          <w:sz w:val="20"/>
+          <w:szCs w:val="20"/>
+          <w:lang w:val="en-GB"/>
+        </w:rPr>
+        <w:t>..</w:t>
+      </w:r>
+      <w:proofErr w:type="gramEnd"/>
+      <w:r>
+        <w:rPr>
+          <w:rFonts w:ascii="Calibri" w:hAnsi="Calibri" w:cs="Calibri"/>
+          <w:color w:val="000000"/>
+          <w:sz w:val="20"/>
+          <w:szCs w:val="20"/>
+          <w:lang w:val="en-GB"/>
+        </w:rPr>
+        <w:t xml:space="preserve"> </w:t>
+      </w:r>
+    </w:p>
+    <w:p>
+      <w:pPr>
+        <w:pStyle w:val="ListParagraph"/>
+        <w:numPr>
+          <w:ilvl w:val="3"/>
+          <w:numId w:val="22"/>
+        </w:numPr>
+        <w:spacing w:after="0" w:line="240" w:lineRule="auto"/>
+        <w:rPr>
+          <w:rFonts w:ascii="Calibri" w:hAnsi="Calibri" w:cs="Calibri"/>
+          <w:color w:val="000000"/>
+          <w:sz w:val="20"/>
+          <w:szCs w:val="20"/>
+          <w:lang w:val="en-GB"/>
+        </w:rPr>
+      </w:pPr>
+      <w:r>
+        <w:rPr>
+          <w:rFonts w:ascii="Calibri" w:hAnsi="Calibri" w:cs="Calibri"/>
+          <w:color w:val="000000"/>
+          <w:sz w:val="20"/>
+          <w:szCs w:val="20"/>
+          <w:lang w:val="en-GB"/>
+        </w:rPr>
+        <w:t xml:space="preserve">If user is not active then message to appear – ‘User is not active. Kindly contact </w:t>
+      </w:r>
+      <w:r>
+        <w:rPr>
+          <w:rFonts w:ascii="Calibri" w:hAnsi="Calibri" w:cs="Calibri"/>
+          <w:color w:val="000000"/>
+          <w:sz w:val="20"/>
+          <w:szCs w:val="20"/>
+          <w:lang w:val="en-GB"/>
+        </w:rPr>
+        <w:t>Office’</w:t>
+      </w:r>
+    </w:p>
+    <w:p>
+      <w:pPr>
+        <w:rPr>
+          <w:rFonts w:ascii="Calibri" w:hAnsi="Calibri" w:cs="Calibri"/>
+          <w:color w:val="000000"/>
+          <w:sz w:val="20"/>
+          <w:szCs w:val="20"/>
+          <w:lang w:val="en-GB"/>
+        </w:rPr>
+      </w:pPr>
+    </w:p>
+    <w:p>
+      <w:pPr>
+        <w:ind w:left="720" w:firstLine="720"/>
+        <w:rPr>
+          <w:rFonts w:ascii="Calibri" w:hAnsi="Calibri" w:cs="Calibri"/>
+          <w:color w:val="000000"/>
+          <w:sz w:val="20"/>
+          <w:szCs w:val="20"/>
+          <w:lang w:val="en-GB"/>
+        </w:rPr>
+      </w:pPr>
+      <w:r>
+        <w:rPr>
+          <w:rFonts w:ascii="Calibri" w:hAnsi="Calibri" w:cs="Calibri"/>
+          <w:b/>
+          <w:bCs/>
+          <w:color w:val="000000"/>
+          <w:sz w:val="20"/>
+          <w:szCs w:val="20"/>
+          <w:lang w:val="en-GB"/>
+        </w:rPr>
+        <w:t>When user</w:t>
+      </w:r>
+      <w:r>
+        <w:rPr>
+          <w:rFonts w:ascii="Calibri" w:hAnsi="Calibri" w:cs="Calibri"/>
+          <w:b/>
+          <w:bCs/>
+          <w:color w:val="000000"/>
+          <w:sz w:val="20"/>
+          <w:szCs w:val="20"/>
+          <w:lang w:val="en-GB"/>
+        </w:rPr>
+        <w:t>/dealer</w:t>
+      </w:r>
+      <w:r>
+        <w:rPr>
+          <w:rFonts w:ascii="Calibri" w:hAnsi="Calibri" w:cs="Calibri"/>
+          <w:b/>
+          <w:bCs/>
+          <w:color w:val="000000"/>
+          <w:sz w:val="20"/>
+          <w:szCs w:val="20"/>
+          <w:lang w:val="en-GB"/>
+        </w:rPr>
+        <w:t xml:space="preserve"> contact </w:t>
+      </w:r>
+      <w:proofErr w:type="gramStart"/>
+      <w:r>
+        <w:rPr>
+          <w:rFonts w:ascii="Calibri" w:hAnsi="Calibri" w:cs="Calibri"/>
+          <w:b/>
+          <w:bCs/>
+          <w:color w:val="000000"/>
+          <w:sz w:val="20"/>
+          <w:szCs w:val="20"/>
+          <w:lang w:val="en-GB"/>
+        </w:rPr>
+        <w:t>office</w:t>
+      </w:r>
+      <w:r>
+        <w:rPr>
+          <w:rFonts w:ascii="Calibri" w:hAnsi="Calibri" w:cs="Calibri"/>
+          <w:color w:val="000000"/>
+          <w:sz w:val="20"/>
+          <w:szCs w:val="20"/>
+          <w:lang w:val="en-GB"/>
+        </w:rPr>
+        <w:t xml:space="preserve"> ,</w:t>
+      </w:r>
+      <w:proofErr w:type="gramEnd"/>
+      <w:r>
+        <w:rPr>
+          <w:rFonts w:ascii="Calibri" w:hAnsi="Calibri" w:cs="Calibri"/>
+          <w:color w:val="000000"/>
+          <w:sz w:val="20"/>
+          <w:szCs w:val="20"/>
+          <w:lang w:val="en-GB"/>
+        </w:rPr>
+        <w:t xml:space="preserve">  then office executive or Admin will EDIT the user</w:t>
+      </w:r>
+    </w:p>
+    <w:p>
+      <w:pPr>
+        <w:pStyle w:val="ListParagraph"/>
+        <w:numPr>
+          <w:ilvl w:val="0"/>
+          <w:numId w:val="24"/>
+        </w:numPr>
+        <w:spacing w:after="0" w:line="240" w:lineRule="auto"/>
+        <w:rPr>
+          <w:rFonts w:ascii="Calibri" w:hAnsi="Calibri" w:cs="Calibri"/>
+          <w:color w:val="000000"/>
+          <w:sz w:val="20"/>
+          <w:szCs w:val="20"/>
+          <w:lang w:val="en-GB"/>
+        </w:rPr>
+      </w:pPr>
+      <w:r>
+        <w:rPr>
+          <w:rFonts w:ascii="Calibri" w:hAnsi="Calibri" w:cs="Calibri"/>
+          <w:color w:val="000000"/>
+          <w:sz w:val="20"/>
+          <w:szCs w:val="20"/>
+          <w:lang w:val="en-GB"/>
+        </w:rPr>
+        <w:t xml:space="preserve">Check whether user is </w:t>
+      </w:r>
+      <w:r>
+        <w:rPr>
+          <w:rFonts w:ascii="Calibri" w:hAnsi="Calibri" w:cs="Calibri"/>
+          <w:b/>
+          <w:bCs/>
+          <w:color w:val="000000"/>
+          <w:sz w:val="20"/>
+          <w:szCs w:val="20"/>
+          <w:lang w:val="en-GB"/>
+        </w:rPr>
+        <w:t>active or not</w:t>
+      </w:r>
+      <w:r>
+        <w:rPr>
+          <w:rFonts w:ascii="Calibri" w:hAnsi="Calibri" w:cs="Calibri"/>
+          <w:color w:val="000000"/>
+          <w:sz w:val="20"/>
+          <w:szCs w:val="20"/>
+          <w:lang w:val="en-GB"/>
+        </w:rPr>
+        <w:t>. Reset it in edit user screen</w:t>
+      </w:r>
+    </w:p>
+    <w:p>
+      <w:pPr>
+        <w:pStyle w:val="ListParagraph"/>
+        <w:numPr>
+          <w:ilvl w:val="0"/>
+          <w:numId w:val="24"/>
+        </w:numPr>
+        <w:spacing w:after="0" w:line="240" w:lineRule="auto"/>
+        <w:rPr>
+          <w:rFonts w:ascii="Calibri" w:hAnsi="Calibri" w:cs="Calibri"/>
+          <w:color w:val="000000"/>
+          <w:sz w:val="20"/>
+          <w:szCs w:val="20"/>
+          <w:lang w:val="en-GB"/>
+        </w:rPr>
+      </w:pPr>
+      <w:r>
+        <w:rPr>
+          <w:rFonts w:ascii="Calibri" w:hAnsi="Calibri" w:cs="Calibri"/>
+          <w:color w:val="000000"/>
+          <w:sz w:val="20"/>
+          <w:szCs w:val="20"/>
+          <w:lang w:val="en-GB"/>
+        </w:rPr>
+        <w:t xml:space="preserve">Check whether user is </w:t>
+      </w:r>
+      <w:r>
+        <w:rPr>
+          <w:rFonts w:ascii="Calibri" w:hAnsi="Calibri" w:cs="Calibri"/>
+          <w:b/>
+          <w:bCs/>
+          <w:color w:val="000000"/>
+          <w:sz w:val="20"/>
+          <w:szCs w:val="20"/>
+          <w:lang w:val="en-GB"/>
+        </w:rPr>
+        <w:t>locked</w:t>
+      </w:r>
+      <w:r>
+        <w:rPr>
+          <w:rFonts w:ascii="Calibri" w:hAnsi="Calibri" w:cs="Calibri"/>
+          <w:color w:val="000000"/>
+          <w:sz w:val="20"/>
+          <w:szCs w:val="20"/>
+          <w:lang w:val="en-GB"/>
+        </w:rPr>
+        <w:t xml:space="preserve">. Reset it and share the password again with user as user locked due to incorrect password. Keep password same as user login name </w:t>
+      </w:r>
+    </w:p>
+    <w:p>
+      <w:pPr>
+        <w:rPr>
+          <w:rFonts w:ascii="Calibri" w:hAnsi="Calibri" w:cs="Calibri"/>
+          <w:color w:val="000000"/>
+          <w:sz w:val="20"/>
+          <w:szCs w:val="20"/>
+          <w:lang w:val="en-GB"/>
+        </w:rPr>
+      </w:pPr>
+    </w:p>
+    <w:p>
+      <w:pPr>
+        <w:rPr>
+          <w:rFonts w:ascii="Calibri" w:hAnsi="Calibri" w:cs="Calibri"/>
+          <w:b/>
+          <w:bCs/>
+          <w:color w:val="000000"/>
+          <w:sz w:val="20"/>
+          <w:szCs w:val="20"/>
+          <w:lang w:val="en-GB"/>
+        </w:rPr>
+      </w:pPr>
+      <w:r>
+        <w:rPr>
+          <w:rFonts w:ascii="Calibri" w:hAnsi="Calibri" w:cs="Calibri"/>
+          <w:b/>
+          <w:bCs/>
+          <w:color w:val="000000"/>
+          <w:sz w:val="20"/>
+          <w:szCs w:val="20"/>
+          <w:highlight w:val="yellow"/>
+          <w:lang w:val="en-GB"/>
+        </w:rPr>
+        <w:t>Create login user</w:t>
+      </w:r>
+      <w:r>
+        <w:rPr>
+          <w:rFonts w:ascii="Calibri" w:hAnsi="Calibri" w:cs="Calibri"/>
+          <w:b/>
+          <w:bCs/>
+          <w:color w:val="000000"/>
+          <w:sz w:val="20"/>
+          <w:szCs w:val="20"/>
+          <w:lang w:val="en-GB"/>
+        </w:rPr>
+        <w:t xml:space="preserve"> </w:t>
+      </w:r>
+    </w:p>
+    <w:p>
+      <w:pPr>
+        <w:pStyle w:val="ListParagraph"/>
+        <w:numPr>
+          <w:ilvl w:val="0"/>
+          <w:numId w:val="23"/>
+        </w:numPr>
+        <w:spacing w:after="0" w:line="240" w:lineRule="auto"/>
+        <w:rPr>
+          <w:rFonts w:ascii="Calibri" w:hAnsi="Calibri" w:cs="Calibri"/>
+          <w:color w:val="000000"/>
+          <w:sz w:val="20"/>
+          <w:szCs w:val="20"/>
+          <w:lang w:val="en-GB"/>
+        </w:rPr>
+      </w:pPr>
+      <w:r>
+        <w:rPr>
+          <w:rFonts w:ascii="Calibri" w:hAnsi="Calibri" w:cs="Calibri"/>
+          <w:color w:val="000000"/>
+          <w:sz w:val="20"/>
+          <w:szCs w:val="20"/>
+          <w:lang w:val="en-GB"/>
+        </w:rPr>
+        <w:t>First field at top would be Role</w:t>
+      </w:r>
+      <w:r>
+        <w:rPr>
+          <w:rFonts w:ascii="Calibri" w:hAnsi="Calibri" w:cs="Calibri"/>
+          <w:color w:val="000000"/>
+          <w:sz w:val="20"/>
+          <w:szCs w:val="20"/>
+          <w:lang w:val="en-GB"/>
+        </w:rPr>
+        <w:t xml:space="preserve"> (Mandatory)</w:t>
+      </w:r>
+      <w:r>
+        <w:rPr>
+          <w:rFonts w:ascii="Calibri" w:hAnsi="Calibri" w:cs="Calibri"/>
+          <w:color w:val="000000"/>
+          <w:sz w:val="20"/>
+          <w:szCs w:val="20"/>
+          <w:lang w:val="en-GB"/>
+        </w:rPr>
+        <w:t xml:space="preserve">. And should be visible as dropdown. </w:t>
+      </w:r>
+    </w:p>
+    <w:p>
+      <w:pPr>
+        <w:pStyle w:val="ListParagraph"/>
+        <w:numPr>
+          <w:ilvl w:val="0"/>
+          <w:numId w:val="23"/>
+        </w:numPr>
+        <w:spacing w:after="0" w:line="240" w:lineRule="auto"/>
+        <w:rPr>
+          <w:rFonts w:ascii="Calibri" w:hAnsi="Calibri" w:cs="Calibri"/>
+          <w:color w:val="000000"/>
+          <w:sz w:val="20"/>
+          <w:szCs w:val="20"/>
+          <w:lang w:val="en-GB"/>
+        </w:rPr>
+      </w:pPr>
+      <w:r>
+        <w:rPr>
+          <w:rFonts w:ascii="Calibri" w:hAnsi="Calibri" w:cs="Calibri"/>
+          <w:color w:val="000000"/>
+          <w:sz w:val="20"/>
+          <w:szCs w:val="20"/>
+          <w:lang w:val="en-GB"/>
+        </w:rPr>
+        <w:t xml:space="preserve">Values to be fetched from </w:t>
+      </w:r>
+      <w:proofErr w:type="spellStart"/>
+      <w:r>
+        <w:rPr>
+          <w:rFonts w:ascii="Calibri" w:hAnsi="Calibri" w:cs="Calibri"/>
+          <w:color w:val="000000"/>
+          <w:sz w:val="20"/>
+          <w:szCs w:val="20"/>
+          <w:lang w:val="en-GB"/>
+        </w:rPr>
+        <w:t>user_roles</w:t>
+      </w:r>
+      <w:proofErr w:type="spellEnd"/>
+      <w:r>
+        <w:rPr>
+          <w:rFonts w:ascii="Calibri" w:hAnsi="Calibri" w:cs="Calibri"/>
+          <w:color w:val="000000"/>
+          <w:sz w:val="20"/>
+          <w:szCs w:val="20"/>
+          <w:lang w:val="en-GB"/>
+        </w:rPr>
+        <w:t xml:space="preserve">. Role name to be visible </w:t>
+      </w:r>
+    </w:p>
+    <w:p>
+      <w:pPr>
+        <w:pStyle w:val="ListParagraph"/>
+        <w:numPr>
+          <w:ilvl w:val="0"/>
+          <w:numId w:val="23"/>
+        </w:numPr>
+        <w:spacing w:after="0" w:line="240" w:lineRule="auto"/>
+        <w:rPr>
+          <w:rFonts w:ascii="Calibri" w:hAnsi="Calibri" w:cs="Calibri"/>
+          <w:color w:val="000000"/>
+          <w:sz w:val="20"/>
+          <w:szCs w:val="20"/>
+          <w:lang w:val="en-GB"/>
+        </w:rPr>
+      </w:pPr>
+      <w:r>
+        <w:rPr>
+          <w:rFonts w:ascii="Calibri" w:hAnsi="Calibri" w:cs="Calibri"/>
+          <w:color w:val="000000"/>
+          <w:sz w:val="20"/>
+          <w:szCs w:val="20"/>
+          <w:lang w:val="en-GB"/>
+        </w:rPr>
+        <w:t xml:space="preserve">It is Mandatory to select the Role first. Then only all the other fields would get enabled. </w:t>
+      </w:r>
+    </w:p>
+    <w:p>
+      <w:pPr>
+        <w:pStyle w:val="ListParagraph"/>
+        <w:numPr>
+          <w:ilvl w:val="0"/>
+          <w:numId w:val="23"/>
+        </w:numPr>
+        <w:spacing w:after="0" w:line="240" w:lineRule="auto"/>
+        <w:rPr>
+          <w:rFonts w:ascii="Calibri" w:hAnsi="Calibri" w:cs="Calibri"/>
+          <w:color w:val="000000"/>
+          <w:sz w:val="20"/>
+          <w:szCs w:val="20"/>
+          <w:lang w:val="en-GB"/>
+        </w:rPr>
+      </w:pPr>
+      <w:r>
+        <w:rPr>
+          <w:rFonts w:ascii="Calibri" w:hAnsi="Calibri" w:cs="Calibri"/>
+          <w:color w:val="000000"/>
+          <w:sz w:val="20"/>
+          <w:szCs w:val="20"/>
+          <w:lang w:val="en-GB"/>
+        </w:rPr>
+        <w:t xml:space="preserve">If user select the role as </w:t>
+      </w:r>
+      <w:proofErr w:type="gramStart"/>
+      <w:r>
+        <w:rPr>
+          <w:rFonts w:ascii="Calibri" w:hAnsi="Calibri" w:cs="Calibri"/>
+          <w:color w:val="000000"/>
+          <w:sz w:val="20"/>
+          <w:szCs w:val="20"/>
+          <w:lang w:val="en-GB"/>
+        </w:rPr>
+        <w:t>Dealer</w:t>
+      </w:r>
+      <w:proofErr w:type="gramEnd"/>
+      <w:r>
+        <w:rPr>
+          <w:rFonts w:ascii="Calibri" w:hAnsi="Calibri" w:cs="Calibri"/>
+          <w:color w:val="000000"/>
+          <w:sz w:val="20"/>
+          <w:szCs w:val="20"/>
+          <w:lang w:val="en-GB"/>
+        </w:rPr>
+        <w:t xml:space="preserve"> then next dropdown named as Dealer (Mandatory) would be visible and </w:t>
+      </w:r>
+      <w:proofErr w:type="gramStart"/>
+      <w:r>
+        <w:rPr>
+          <w:rFonts w:ascii="Calibri" w:hAnsi="Calibri" w:cs="Calibri"/>
+          <w:color w:val="000000"/>
+          <w:sz w:val="20"/>
+          <w:szCs w:val="20"/>
+          <w:lang w:val="en-GB"/>
+        </w:rPr>
+        <w:t>enabled  with</w:t>
+      </w:r>
+      <w:proofErr w:type="gramEnd"/>
+      <w:r>
+        <w:rPr>
+          <w:rFonts w:ascii="Calibri" w:hAnsi="Calibri" w:cs="Calibri"/>
+          <w:color w:val="000000"/>
+          <w:sz w:val="20"/>
+          <w:szCs w:val="20"/>
+          <w:lang w:val="en-GB"/>
+        </w:rPr>
+        <w:t xml:space="preserve"> </w:t>
+      </w:r>
+      <w:proofErr w:type="spellStart"/>
+      <w:r>
+        <w:rPr>
+          <w:rFonts w:ascii="Calibri" w:hAnsi="Calibri" w:cs="Calibri"/>
+          <w:color w:val="000000"/>
+          <w:sz w:val="20"/>
+          <w:szCs w:val="20"/>
+          <w:lang w:val="en-GB"/>
+        </w:rPr>
+        <w:t>dealer_company_name</w:t>
+      </w:r>
+      <w:proofErr w:type="spellEnd"/>
+      <w:r>
+        <w:rPr>
+          <w:rFonts w:ascii="Calibri" w:hAnsi="Calibri" w:cs="Calibri"/>
+          <w:color w:val="000000"/>
+          <w:sz w:val="20"/>
+          <w:szCs w:val="20"/>
+          <w:lang w:val="en-GB"/>
+        </w:rPr>
+        <w:t xml:space="preserve">, </w:t>
+      </w:r>
+      <w:proofErr w:type="spellStart"/>
+      <w:r>
+        <w:rPr>
+          <w:rFonts w:ascii="Calibri" w:hAnsi="Calibri" w:cs="Calibri"/>
+          <w:color w:val="000000"/>
+          <w:sz w:val="20"/>
+          <w:szCs w:val="20"/>
+          <w:lang w:val="en-GB"/>
+        </w:rPr>
+        <w:t>dealer_code</w:t>
+      </w:r>
+      <w:proofErr w:type="spellEnd"/>
+      <w:r>
+        <w:rPr>
+          <w:rFonts w:ascii="Calibri" w:hAnsi="Calibri" w:cs="Calibri"/>
+          <w:color w:val="000000"/>
+          <w:sz w:val="20"/>
+          <w:szCs w:val="20"/>
+          <w:lang w:val="en-GB"/>
+        </w:rPr>
+        <w:t xml:space="preserve"> and </w:t>
+      </w:r>
+      <w:proofErr w:type="spellStart"/>
+      <w:r>
+        <w:rPr>
+          <w:rFonts w:ascii="Calibri" w:hAnsi="Calibri" w:cs="Calibri"/>
+          <w:color w:val="000000"/>
+          <w:sz w:val="20"/>
+          <w:szCs w:val="20"/>
+          <w:lang w:val="en-GB"/>
+        </w:rPr>
+        <w:t>dealer_name</w:t>
+      </w:r>
+      <w:proofErr w:type="spellEnd"/>
+      <w:r>
+        <w:rPr>
+          <w:rFonts w:ascii="Calibri" w:hAnsi="Calibri" w:cs="Calibri"/>
+          <w:color w:val="000000"/>
+          <w:sz w:val="20"/>
+          <w:szCs w:val="20"/>
+          <w:lang w:val="en-GB"/>
+        </w:rPr>
+        <w:t xml:space="preserve"> from the </w:t>
+      </w:r>
+      <w:proofErr w:type="gramStart"/>
+      <w:r>
+        <w:rPr>
+          <w:rFonts w:ascii="Calibri" w:hAnsi="Calibri" w:cs="Calibri"/>
+          <w:color w:val="000000"/>
+          <w:sz w:val="20"/>
+          <w:szCs w:val="20"/>
+          <w:lang w:val="en-GB"/>
+        </w:rPr>
+        <w:t>dealers</w:t>
+      </w:r>
+      <w:proofErr w:type="gramEnd"/>
+      <w:r>
+        <w:rPr>
+          <w:rFonts w:ascii="Calibri" w:hAnsi="Calibri" w:cs="Calibri"/>
+          <w:color w:val="000000"/>
+          <w:sz w:val="20"/>
+          <w:szCs w:val="20"/>
+          <w:lang w:val="en-GB"/>
+        </w:rPr>
+        <w:t xml:space="preserve"> table. </w:t>
+      </w:r>
+    </w:p>
+    <w:p>
+      <w:pPr>
+        <w:pStyle w:val="ListParagraph"/>
+        <w:numPr>
+          <w:ilvl w:val="0"/>
+          <w:numId w:val="23"/>
+        </w:numPr>
+        <w:spacing w:after="0" w:line="240" w:lineRule="auto"/>
+        <w:rPr>
+          <w:rFonts w:ascii="Calibri" w:hAnsi="Calibri" w:cs="Calibri"/>
+          <w:color w:val="000000"/>
+          <w:sz w:val="20"/>
+          <w:szCs w:val="20"/>
+          <w:lang w:val="en-GB"/>
+        </w:rPr>
+      </w:pPr>
+      <w:r>
+        <w:rPr>
+          <w:rFonts w:ascii="Calibri" w:hAnsi="Calibri" w:cs="Calibri"/>
+          <w:color w:val="000000"/>
+          <w:sz w:val="20"/>
+          <w:szCs w:val="20"/>
+          <w:lang w:val="en-GB"/>
+        </w:rPr>
+        <w:t>Dropdown would have all the active dealers in dropdown. (If require dealer which is Inactive then go to Dealers screen and make the dealer as active)</w:t>
+      </w:r>
+    </w:p>
+    <w:p>
+      <w:pPr>
+        <w:pStyle w:val="ListParagraph"/>
+        <w:numPr>
+          <w:ilvl w:val="0"/>
+          <w:numId w:val="23"/>
+        </w:numPr>
+        <w:spacing w:after="0" w:line="240" w:lineRule="auto"/>
+        <w:rPr>
+          <w:rFonts w:ascii="Calibri" w:hAnsi="Calibri" w:cs="Calibri"/>
+          <w:color w:val="000000"/>
+          <w:sz w:val="20"/>
+          <w:szCs w:val="20"/>
+          <w:lang w:val="en-GB"/>
+        </w:rPr>
+      </w:pPr>
+      <w:r>
+        <w:rPr>
+          <w:rFonts w:ascii="Calibri" w:hAnsi="Calibri" w:cs="Calibri"/>
+          <w:color w:val="000000"/>
+          <w:sz w:val="20"/>
+          <w:szCs w:val="20"/>
+          <w:lang w:val="en-GB"/>
+        </w:rPr>
+        <w:t xml:space="preserve">Dropdown would also have Search with dropdown then it would be easier to select required dealer. </w:t>
+      </w:r>
+    </w:p>
+    <w:p>
+      <w:pPr>
+        <w:pStyle w:val="ListParagraph"/>
+        <w:numPr>
+          <w:ilvl w:val="0"/>
+          <w:numId w:val="23"/>
+        </w:numPr>
+        <w:spacing w:after="0" w:line="240" w:lineRule="auto"/>
+        <w:rPr>
+          <w:rFonts w:ascii="Calibri" w:hAnsi="Calibri" w:cs="Calibri"/>
+          <w:color w:val="000000"/>
+          <w:sz w:val="20"/>
+          <w:szCs w:val="20"/>
+          <w:lang w:val="en-GB"/>
+        </w:rPr>
+      </w:pPr>
+      <w:r>
+        <w:rPr>
+          <w:rFonts w:ascii="Calibri" w:hAnsi="Calibri" w:cs="Calibri"/>
+          <w:color w:val="000000"/>
+          <w:sz w:val="20"/>
+          <w:szCs w:val="20"/>
+          <w:lang w:val="en-GB"/>
+        </w:rPr>
+        <w:t xml:space="preserve">Select the dealer. </w:t>
+      </w:r>
+    </w:p>
+    <w:p>
+      <w:pPr>
+        <w:pStyle w:val="ListParagraph"/>
+        <w:numPr>
+          <w:ilvl w:val="0"/>
+          <w:numId w:val="23"/>
+        </w:numPr>
+        <w:spacing w:after="0" w:line="240" w:lineRule="auto"/>
+        <w:rPr>
+          <w:rFonts w:ascii="Calibri" w:hAnsi="Calibri" w:cs="Calibri"/>
+          <w:color w:val="000000"/>
+          <w:sz w:val="20"/>
+          <w:szCs w:val="20"/>
+          <w:lang w:val="en-GB"/>
+        </w:rPr>
+      </w:pPr>
+      <w:r>
+        <w:rPr>
+          <w:rFonts w:ascii="Calibri" w:hAnsi="Calibri" w:cs="Calibri"/>
+          <w:color w:val="000000"/>
+          <w:sz w:val="20"/>
+          <w:szCs w:val="20"/>
+          <w:lang w:val="en-GB"/>
+        </w:rPr>
+        <w:t xml:space="preserve">If user selects </w:t>
+      </w:r>
+      <w:proofErr w:type="gramStart"/>
+      <w:r>
+        <w:rPr>
+          <w:rFonts w:ascii="Calibri" w:hAnsi="Calibri" w:cs="Calibri"/>
+          <w:color w:val="000000"/>
+          <w:sz w:val="20"/>
+          <w:szCs w:val="20"/>
+          <w:lang w:val="en-GB"/>
+        </w:rPr>
+        <w:t>dealer</w:t>
+      </w:r>
+      <w:proofErr w:type="gramEnd"/>
+      <w:r>
+        <w:rPr>
+          <w:rFonts w:ascii="Calibri" w:hAnsi="Calibri" w:cs="Calibri"/>
+          <w:color w:val="000000"/>
+          <w:sz w:val="20"/>
+          <w:szCs w:val="20"/>
+          <w:lang w:val="en-GB"/>
+        </w:rPr>
+        <w:t xml:space="preserve"> then only </w:t>
+      </w:r>
+      <w:proofErr w:type="spellStart"/>
+      <w:r>
+        <w:rPr>
+          <w:rFonts w:ascii="Calibri" w:hAnsi="Calibri" w:cs="Calibri"/>
+          <w:color w:val="000000"/>
+          <w:sz w:val="20"/>
+          <w:szCs w:val="20"/>
+          <w:lang w:val="en-GB"/>
+        </w:rPr>
+        <w:t>user_login_name</w:t>
+      </w:r>
+      <w:proofErr w:type="spellEnd"/>
+      <w:r>
+        <w:rPr>
+          <w:rFonts w:ascii="Calibri" w:hAnsi="Calibri" w:cs="Calibri"/>
+          <w:color w:val="000000"/>
+          <w:sz w:val="20"/>
+          <w:szCs w:val="20"/>
+          <w:lang w:val="en-GB"/>
+        </w:rPr>
+        <w:t xml:space="preserve"> and </w:t>
+      </w:r>
+      <w:proofErr w:type="spellStart"/>
+      <w:r>
+        <w:rPr>
+          <w:rFonts w:ascii="Calibri" w:hAnsi="Calibri" w:cs="Calibri"/>
+          <w:color w:val="000000"/>
+          <w:sz w:val="20"/>
+          <w:szCs w:val="20"/>
+          <w:lang w:val="en-GB"/>
+        </w:rPr>
+        <w:t>user_password</w:t>
+      </w:r>
+      <w:proofErr w:type="spellEnd"/>
+      <w:r>
+        <w:rPr>
+          <w:rFonts w:ascii="Calibri" w:hAnsi="Calibri" w:cs="Calibri"/>
+          <w:color w:val="000000"/>
+          <w:sz w:val="20"/>
+          <w:szCs w:val="20"/>
+          <w:lang w:val="en-GB"/>
+        </w:rPr>
+        <w:t xml:space="preserve"> would be visible and editable. One dealer can have multiple users as well, so show the existing users for the selected dealer at the end. </w:t>
+      </w:r>
+    </w:p>
+    <w:p>
+      <w:pPr>
+        <w:pStyle w:val="ListParagraph"/>
+        <w:numPr>
+          <w:ilvl w:val="0"/>
+          <w:numId w:val="23"/>
+        </w:numPr>
+        <w:spacing w:after="0" w:line="240" w:lineRule="auto"/>
+        <w:rPr>
+          <w:rFonts w:ascii="Calibri" w:hAnsi="Calibri" w:cs="Calibri"/>
+          <w:color w:val="000000"/>
+          <w:sz w:val="20"/>
+          <w:szCs w:val="20"/>
+          <w:lang w:val="en-GB"/>
+        </w:rPr>
+      </w:pPr>
+      <w:r>
+        <w:rPr>
+          <w:rFonts w:ascii="Calibri" w:hAnsi="Calibri" w:cs="Calibri"/>
+          <w:color w:val="000000"/>
+          <w:sz w:val="20"/>
+          <w:szCs w:val="20"/>
+          <w:lang w:val="en-GB"/>
+        </w:rPr>
+        <w:t xml:space="preserve">If user selects any other value in role apart from </w:t>
+      </w:r>
+      <w:proofErr w:type="gramStart"/>
+      <w:r>
+        <w:rPr>
+          <w:rFonts w:ascii="Calibri" w:hAnsi="Calibri" w:cs="Calibri"/>
+          <w:color w:val="000000"/>
+          <w:sz w:val="20"/>
+          <w:szCs w:val="20"/>
+          <w:lang w:val="en-GB"/>
+        </w:rPr>
+        <w:t>dealer</w:t>
+      </w:r>
+      <w:proofErr w:type="gramEnd"/>
+      <w:r>
+        <w:rPr>
+          <w:rFonts w:ascii="Calibri" w:hAnsi="Calibri" w:cs="Calibri"/>
+          <w:color w:val="000000"/>
+          <w:sz w:val="20"/>
+          <w:szCs w:val="20"/>
+          <w:lang w:val="en-GB"/>
+        </w:rPr>
+        <w:t xml:space="preserve"> then All the fields like user login name, user password, user name, user phone, user email should be in editable and visible.</w:t>
+      </w:r>
+    </w:p>
+    <w:p>
+      <w:pPr>
+        <w:pStyle w:val="ListParagraph"/>
+        <w:numPr>
+          <w:ilvl w:val="0"/>
+          <w:numId w:val="23"/>
+        </w:numPr>
+        <w:spacing w:after="0" w:line="240" w:lineRule="auto"/>
+        <w:rPr>
+          <w:rFonts w:ascii="Calibri" w:hAnsi="Calibri" w:cs="Calibri"/>
+          <w:color w:val="000000"/>
+          <w:sz w:val="20"/>
+          <w:szCs w:val="20"/>
+          <w:lang w:val="en-GB"/>
+        </w:rPr>
+      </w:pPr>
+      <w:r>
+        <w:rPr>
+          <w:rFonts w:ascii="Calibri" w:hAnsi="Calibri" w:cs="Calibri"/>
+          <w:color w:val="000000"/>
+          <w:sz w:val="20"/>
+          <w:szCs w:val="20"/>
+          <w:lang w:val="en-GB"/>
+        </w:rPr>
+        <w:lastRenderedPageBreak/>
+        <w:t xml:space="preserve">User </w:t>
+      </w:r>
+      <w:r>
+        <w:rPr>
+          <w:rFonts w:ascii="Calibri" w:hAnsi="Calibri" w:cs="Calibri"/>
+          <w:color w:val="000000"/>
+          <w:sz w:val="20"/>
+          <w:szCs w:val="20"/>
+          <w:lang w:val="en-GB"/>
+        </w:rPr>
+        <w:t xml:space="preserve">login </w:t>
+      </w:r>
+      <w:r>
+        <w:rPr>
+          <w:rFonts w:ascii="Calibri" w:hAnsi="Calibri" w:cs="Calibri"/>
+          <w:color w:val="000000"/>
+          <w:sz w:val="20"/>
+          <w:szCs w:val="20"/>
+          <w:lang w:val="en-GB"/>
+        </w:rPr>
+        <w:t xml:space="preserve">name (Mandatory) – linked to field </w:t>
+      </w:r>
+      <w:proofErr w:type="spellStart"/>
+      <w:r>
+        <w:rPr>
+          <w:rFonts w:ascii="Calibri" w:hAnsi="Calibri" w:cs="Calibri"/>
+          <w:color w:val="000000"/>
+          <w:sz w:val="20"/>
+          <w:szCs w:val="20"/>
+          <w:lang w:val="en-GB"/>
+        </w:rPr>
+        <w:t>user_login_name</w:t>
+      </w:r>
+      <w:proofErr w:type="spellEnd"/>
+      <w:r>
+        <w:rPr>
+          <w:rFonts w:ascii="Calibri" w:hAnsi="Calibri" w:cs="Calibri"/>
+          <w:color w:val="000000"/>
+          <w:sz w:val="20"/>
+          <w:szCs w:val="20"/>
+          <w:lang w:val="en-GB"/>
+        </w:rPr>
+        <w:t xml:space="preserve"> in </w:t>
+      </w:r>
+      <w:proofErr w:type="gramStart"/>
+      <w:r>
+        <w:rPr>
+          <w:rFonts w:ascii="Calibri" w:hAnsi="Calibri" w:cs="Calibri"/>
+          <w:color w:val="000000"/>
+          <w:sz w:val="20"/>
+          <w:szCs w:val="20"/>
+          <w:lang w:val="en-GB"/>
+        </w:rPr>
+        <w:t>users</w:t>
+      </w:r>
+      <w:proofErr w:type="gramEnd"/>
+      <w:r>
+        <w:rPr>
+          <w:rFonts w:ascii="Calibri" w:hAnsi="Calibri" w:cs="Calibri"/>
+          <w:color w:val="000000"/>
+          <w:sz w:val="20"/>
+          <w:szCs w:val="20"/>
+          <w:lang w:val="en-GB"/>
+        </w:rPr>
+        <w:t xml:space="preserve"> table. User allow to enter as free text</w:t>
+      </w:r>
+      <w:r>
+        <w:rPr>
+          <w:rFonts w:ascii="Calibri" w:hAnsi="Calibri" w:cs="Calibri"/>
+          <w:color w:val="000000"/>
+          <w:sz w:val="20"/>
+          <w:szCs w:val="20"/>
+          <w:lang w:val="en-GB"/>
+        </w:rPr>
+        <w:t xml:space="preserve"> in either of roles selected.</w:t>
+      </w:r>
+    </w:p>
+    <w:p>
+      <w:pPr>
+        <w:pStyle w:val="ListParagraph"/>
+        <w:numPr>
+          <w:ilvl w:val="0"/>
+          <w:numId w:val="23"/>
+        </w:numPr>
+        <w:spacing w:after="0" w:line="240" w:lineRule="auto"/>
+        <w:rPr>
+          <w:rFonts w:ascii="Calibri" w:hAnsi="Calibri" w:cs="Calibri"/>
+          <w:color w:val="000000"/>
+          <w:sz w:val="20"/>
+          <w:szCs w:val="20"/>
+          <w:lang w:val="en-GB"/>
+        </w:rPr>
+      </w:pPr>
+      <w:r>
+        <w:rPr>
+          <w:rFonts w:ascii="Calibri" w:hAnsi="Calibri" w:cs="Calibri"/>
+          <w:color w:val="000000"/>
+          <w:sz w:val="20"/>
+          <w:szCs w:val="20"/>
+          <w:lang w:val="en-GB"/>
+        </w:rPr>
+        <w:t xml:space="preserve">Next field password (Mandatory). It will save the value in hash format in </w:t>
+      </w:r>
+      <w:proofErr w:type="spellStart"/>
+      <w:r>
+        <w:rPr>
+          <w:rFonts w:ascii="Calibri" w:hAnsi="Calibri" w:cs="Calibri"/>
+          <w:color w:val="000000"/>
+          <w:sz w:val="20"/>
+          <w:szCs w:val="20"/>
+          <w:lang w:val="en-GB"/>
+        </w:rPr>
+        <w:t>password_hash</w:t>
+      </w:r>
+      <w:proofErr w:type="spellEnd"/>
+      <w:r>
+        <w:rPr>
+          <w:rFonts w:ascii="Calibri" w:hAnsi="Calibri" w:cs="Calibri"/>
+          <w:color w:val="000000"/>
+          <w:sz w:val="20"/>
+          <w:szCs w:val="20"/>
+          <w:lang w:val="en-GB"/>
+        </w:rPr>
+        <w:t xml:space="preserve"> field of </w:t>
+      </w:r>
+      <w:proofErr w:type="gramStart"/>
+      <w:r>
+        <w:rPr>
+          <w:rFonts w:ascii="Calibri" w:hAnsi="Calibri" w:cs="Calibri"/>
+          <w:color w:val="000000"/>
+          <w:sz w:val="20"/>
+          <w:szCs w:val="20"/>
+          <w:lang w:val="en-GB"/>
+        </w:rPr>
+        <w:t>users</w:t>
+      </w:r>
+      <w:proofErr w:type="gramEnd"/>
+      <w:r>
+        <w:rPr>
+          <w:rFonts w:ascii="Calibri" w:hAnsi="Calibri" w:cs="Calibri"/>
+          <w:color w:val="000000"/>
+          <w:sz w:val="20"/>
+          <w:szCs w:val="20"/>
+          <w:lang w:val="en-GB"/>
+        </w:rPr>
+        <w:t xml:space="preserve"> table. </w:t>
+      </w:r>
+      <w:proofErr w:type="gramStart"/>
+      <w:r>
+        <w:rPr>
+          <w:rFonts w:ascii="Calibri" w:hAnsi="Calibri" w:cs="Calibri"/>
+          <w:color w:val="000000"/>
+          <w:sz w:val="20"/>
+          <w:szCs w:val="20"/>
+          <w:lang w:val="en-GB"/>
+        </w:rPr>
+        <w:t>However</w:t>
+      </w:r>
+      <w:proofErr w:type="gramEnd"/>
+      <w:r>
+        <w:rPr>
+          <w:rFonts w:ascii="Calibri" w:hAnsi="Calibri" w:cs="Calibri"/>
+          <w:color w:val="000000"/>
+          <w:sz w:val="20"/>
+          <w:szCs w:val="20"/>
+          <w:lang w:val="en-GB"/>
+        </w:rPr>
+        <w:t xml:space="preserve"> it should have icon to </w:t>
+      </w:r>
+      <w:proofErr w:type="gramStart"/>
+      <w:r>
+        <w:rPr>
+          <w:rFonts w:ascii="Calibri" w:hAnsi="Calibri" w:cs="Calibri"/>
+          <w:color w:val="000000"/>
+          <w:sz w:val="20"/>
+          <w:szCs w:val="20"/>
+          <w:lang w:val="en-GB"/>
+        </w:rPr>
+        <w:t>show  the</w:t>
+      </w:r>
+      <w:proofErr w:type="gramEnd"/>
+      <w:r>
+        <w:rPr>
+          <w:rFonts w:ascii="Calibri" w:hAnsi="Calibri" w:cs="Calibri"/>
+          <w:color w:val="000000"/>
+          <w:sz w:val="20"/>
+          <w:szCs w:val="20"/>
+          <w:lang w:val="en-GB"/>
+        </w:rPr>
+        <w:t xml:space="preserve"> entered password as plain text </w:t>
+      </w:r>
+    </w:p>
+    <w:p>
+      <w:pPr>
+        <w:pStyle w:val="ListParagraph"/>
+        <w:numPr>
+          <w:ilvl w:val="0"/>
+          <w:numId w:val="23"/>
+        </w:numPr>
+        <w:spacing w:after="0" w:line="240" w:lineRule="auto"/>
+        <w:rPr>
+          <w:rFonts w:ascii="Calibri" w:hAnsi="Calibri" w:cs="Calibri"/>
+          <w:color w:val="000000"/>
+          <w:sz w:val="20"/>
+          <w:szCs w:val="20"/>
+          <w:lang w:val="en-GB"/>
+        </w:rPr>
+      </w:pPr>
+      <w:r>
+        <w:rPr>
+          <w:rFonts w:ascii="Calibri" w:hAnsi="Calibri" w:cs="Calibri"/>
+          <w:color w:val="000000"/>
+          <w:sz w:val="20"/>
+          <w:szCs w:val="20"/>
+          <w:lang w:val="en-GB"/>
+        </w:rPr>
+        <w:t>there should not be any restriction of password chars or special chars</w:t>
+      </w:r>
+    </w:p>
+    <w:p>
+      <w:pPr>
+        <w:pStyle w:val="ListParagraph"/>
+        <w:numPr>
+          <w:ilvl w:val="0"/>
+          <w:numId w:val="23"/>
+        </w:numPr>
+        <w:spacing w:after="0" w:line="240" w:lineRule="auto"/>
+        <w:rPr>
+          <w:rFonts w:ascii="Calibri" w:hAnsi="Calibri" w:cs="Calibri"/>
+          <w:color w:val="000000"/>
+          <w:sz w:val="20"/>
+          <w:szCs w:val="20"/>
+          <w:lang w:val="en-GB"/>
+        </w:rPr>
+      </w:pPr>
+      <w:r>
+        <w:rPr>
+          <w:rFonts w:ascii="Calibri" w:hAnsi="Calibri" w:cs="Calibri"/>
+          <w:color w:val="000000"/>
+          <w:sz w:val="20"/>
+          <w:szCs w:val="20"/>
+          <w:lang w:val="en-GB"/>
+        </w:rPr>
+        <w:t xml:space="preserve">Next </w:t>
+      </w:r>
+      <w:proofErr w:type="gramStart"/>
+      <w:r>
+        <w:rPr>
+          <w:rFonts w:ascii="Calibri" w:hAnsi="Calibri" w:cs="Calibri"/>
+          <w:color w:val="000000"/>
+          <w:sz w:val="20"/>
+          <w:szCs w:val="20"/>
+          <w:lang w:val="en-GB"/>
+        </w:rPr>
+        <w:t>field :</w:t>
+      </w:r>
+      <w:proofErr w:type="gramEnd"/>
+      <w:r>
+        <w:rPr>
+          <w:rFonts w:ascii="Calibri" w:hAnsi="Calibri" w:cs="Calibri"/>
+          <w:color w:val="000000"/>
+          <w:sz w:val="20"/>
+          <w:szCs w:val="20"/>
+          <w:lang w:val="en-GB"/>
+        </w:rPr>
+        <w:t xml:space="preserve"> </w:t>
+      </w:r>
+      <w:r>
+        <w:rPr>
+          <w:rFonts w:ascii="Calibri" w:hAnsi="Calibri" w:cs="Calibri"/>
+          <w:color w:val="000000"/>
+          <w:sz w:val="20"/>
+          <w:szCs w:val="20"/>
+          <w:lang w:val="en-GB"/>
+        </w:rPr>
+        <w:t>Phone (Not mandatory</w:t>
+      </w:r>
+      <w:r>
+        <w:rPr>
+          <w:rFonts w:ascii="Calibri" w:hAnsi="Calibri" w:cs="Calibri"/>
+          <w:color w:val="000000"/>
+          <w:sz w:val="20"/>
+          <w:szCs w:val="20"/>
+          <w:lang w:val="en-GB"/>
+        </w:rPr>
+        <w:t>, optional</w:t>
+      </w:r>
+      <w:r>
+        <w:rPr>
+          <w:rFonts w:ascii="Calibri" w:hAnsi="Calibri" w:cs="Calibri"/>
+          <w:color w:val="000000"/>
+          <w:sz w:val="20"/>
+          <w:szCs w:val="20"/>
+          <w:lang w:val="en-GB"/>
+        </w:rPr>
+        <w:t xml:space="preserve">) – it should be saved in </w:t>
+      </w:r>
+      <w:proofErr w:type="spellStart"/>
+      <w:r>
+        <w:rPr>
+          <w:rFonts w:ascii="Calibri" w:hAnsi="Calibri" w:cs="Calibri"/>
+          <w:color w:val="000000"/>
+          <w:sz w:val="20"/>
+          <w:szCs w:val="20"/>
+          <w:lang w:val="en-GB"/>
+        </w:rPr>
+        <w:t>user_phone</w:t>
+      </w:r>
+      <w:proofErr w:type="spellEnd"/>
+      <w:r>
+        <w:rPr>
+          <w:rFonts w:ascii="Calibri" w:hAnsi="Calibri" w:cs="Calibri"/>
+          <w:color w:val="000000"/>
+          <w:sz w:val="20"/>
+          <w:szCs w:val="20"/>
+          <w:lang w:val="en-GB"/>
+        </w:rPr>
+        <w:t xml:space="preserve"> field of </w:t>
+      </w:r>
+      <w:proofErr w:type="gramStart"/>
+      <w:r>
+        <w:rPr>
+          <w:rFonts w:ascii="Calibri" w:hAnsi="Calibri" w:cs="Calibri"/>
+          <w:color w:val="000000"/>
+          <w:sz w:val="20"/>
+          <w:szCs w:val="20"/>
+          <w:lang w:val="en-GB"/>
+        </w:rPr>
+        <w:t>users</w:t>
+      </w:r>
+      <w:proofErr w:type="gramEnd"/>
+      <w:r>
+        <w:rPr>
+          <w:rFonts w:ascii="Calibri" w:hAnsi="Calibri" w:cs="Calibri"/>
+          <w:color w:val="000000"/>
+          <w:sz w:val="20"/>
+          <w:szCs w:val="20"/>
+          <w:lang w:val="en-GB"/>
+        </w:rPr>
+        <w:t xml:space="preserve"> table. It should be allowed only 10 chars</w:t>
+      </w:r>
+      <w:r>
+        <w:rPr>
+          <w:rFonts w:ascii="Calibri" w:hAnsi="Calibri" w:cs="Calibri"/>
+          <w:color w:val="000000"/>
+          <w:sz w:val="20"/>
+          <w:szCs w:val="20"/>
+          <w:lang w:val="en-GB"/>
+        </w:rPr>
+        <w:t xml:space="preserve">. It can be Null, </w:t>
+      </w:r>
+    </w:p>
+    <w:p>
+      <w:pPr>
+        <w:pStyle w:val="ListParagraph"/>
+        <w:numPr>
+          <w:ilvl w:val="0"/>
+          <w:numId w:val="23"/>
+        </w:numPr>
+        <w:spacing w:after="0" w:line="240" w:lineRule="auto"/>
+        <w:rPr>
+          <w:rFonts w:ascii="Calibri" w:hAnsi="Calibri" w:cs="Calibri"/>
+          <w:color w:val="000000"/>
+          <w:sz w:val="20"/>
+          <w:szCs w:val="20"/>
+          <w:lang w:val="en-GB"/>
+        </w:rPr>
+      </w:pPr>
+      <w:r>
+        <w:rPr>
+          <w:rFonts w:ascii="Calibri" w:hAnsi="Calibri" w:cs="Calibri"/>
+          <w:color w:val="000000"/>
+          <w:sz w:val="20"/>
+          <w:szCs w:val="20"/>
+          <w:lang w:val="en-GB"/>
+        </w:rPr>
+        <w:t xml:space="preserve">Next </w:t>
+      </w:r>
+      <w:proofErr w:type="gramStart"/>
+      <w:r>
+        <w:rPr>
+          <w:rFonts w:ascii="Calibri" w:hAnsi="Calibri" w:cs="Calibri"/>
+          <w:color w:val="000000"/>
+          <w:sz w:val="20"/>
+          <w:szCs w:val="20"/>
+          <w:lang w:val="en-GB"/>
+        </w:rPr>
+        <w:t>field :</w:t>
+      </w:r>
+      <w:proofErr w:type="gramEnd"/>
+      <w:r>
+        <w:rPr>
+          <w:rFonts w:ascii="Calibri" w:hAnsi="Calibri" w:cs="Calibri"/>
+          <w:color w:val="000000"/>
+          <w:sz w:val="20"/>
+          <w:szCs w:val="20"/>
+          <w:lang w:val="en-GB"/>
+        </w:rPr>
+        <w:t xml:space="preserve"> </w:t>
+      </w:r>
+      <w:r>
+        <w:rPr>
+          <w:rFonts w:ascii="Calibri" w:hAnsi="Calibri" w:cs="Calibri"/>
+          <w:color w:val="000000"/>
+          <w:sz w:val="20"/>
+          <w:szCs w:val="20"/>
+          <w:lang w:val="en-GB"/>
+        </w:rPr>
+        <w:t>Email (Not mandatory</w:t>
+      </w:r>
+      <w:r>
+        <w:rPr>
+          <w:rFonts w:ascii="Calibri" w:hAnsi="Calibri" w:cs="Calibri"/>
+          <w:color w:val="000000"/>
+          <w:sz w:val="20"/>
+          <w:szCs w:val="20"/>
+          <w:lang w:val="en-GB"/>
+        </w:rPr>
+        <w:t>, optional</w:t>
+      </w:r>
+      <w:r>
+        <w:rPr>
+          <w:rFonts w:ascii="Calibri" w:hAnsi="Calibri" w:cs="Calibri"/>
+          <w:color w:val="000000"/>
+          <w:sz w:val="20"/>
+          <w:szCs w:val="20"/>
+          <w:lang w:val="en-GB"/>
+        </w:rPr>
+        <w:t xml:space="preserve">) – it should be having @ validation check, </w:t>
+      </w:r>
+      <w:proofErr w:type="gramStart"/>
+      <w:r>
+        <w:rPr>
+          <w:rFonts w:ascii="Calibri" w:hAnsi="Calibri" w:cs="Calibri"/>
+          <w:color w:val="000000"/>
+          <w:sz w:val="20"/>
+          <w:szCs w:val="20"/>
+          <w:lang w:val="en-GB"/>
+        </w:rPr>
+        <w:t>It</w:t>
+      </w:r>
+      <w:proofErr w:type="gramEnd"/>
+      <w:r>
+        <w:rPr>
+          <w:rFonts w:ascii="Calibri" w:hAnsi="Calibri" w:cs="Calibri"/>
+          <w:color w:val="000000"/>
+          <w:sz w:val="20"/>
+          <w:szCs w:val="20"/>
+          <w:lang w:val="en-GB"/>
+        </w:rPr>
+        <w:t xml:space="preserve"> can be null. Its linked to </w:t>
+      </w:r>
+      <w:proofErr w:type="spellStart"/>
+      <w:r>
+        <w:rPr>
+          <w:rFonts w:ascii="Calibri" w:hAnsi="Calibri" w:cs="Calibri"/>
+          <w:color w:val="000000"/>
+          <w:sz w:val="20"/>
+          <w:szCs w:val="20"/>
+          <w:lang w:val="en-GB"/>
+        </w:rPr>
+        <w:t>user_email</w:t>
+      </w:r>
+      <w:proofErr w:type="spellEnd"/>
+      <w:r>
+        <w:rPr>
+          <w:rFonts w:ascii="Calibri" w:hAnsi="Calibri" w:cs="Calibri"/>
+          <w:color w:val="000000"/>
+          <w:sz w:val="20"/>
+          <w:szCs w:val="20"/>
+          <w:lang w:val="en-GB"/>
+        </w:rPr>
+        <w:t xml:space="preserve"> field in </w:t>
+      </w:r>
+      <w:proofErr w:type="gramStart"/>
+      <w:r>
+        <w:rPr>
+          <w:rFonts w:ascii="Calibri" w:hAnsi="Calibri" w:cs="Calibri"/>
+          <w:color w:val="000000"/>
+          <w:sz w:val="20"/>
+          <w:szCs w:val="20"/>
+          <w:lang w:val="en-GB"/>
+        </w:rPr>
+        <w:t>users</w:t>
+      </w:r>
+      <w:proofErr w:type="gramEnd"/>
+      <w:r>
+        <w:rPr>
+          <w:rFonts w:ascii="Calibri" w:hAnsi="Calibri" w:cs="Calibri"/>
+          <w:color w:val="000000"/>
+          <w:sz w:val="20"/>
+          <w:szCs w:val="20"/>
+          <w:lang w:val="en-GB"/>
+        </w:rPr>
+        <w:t xml:space="preserve"> table</w:t>
+      </w:r>
+    </w:p>
+    <w:p>
+      <w:pPr>
+        <w:pStyle w:val="ListParagraph"/>
+        <w:numPr>
+          <w:ilvl w:val="0"/>
+          <w:numId w:val="23"/>
+        </w:numPr>
+        <w:spacing w:after="0" w:line="240" w:lineRule="auto"/>
+        <w:rPr>
+          <w:rFonts w:ascii="Calibri" w:hAnsi="Calibri" w:cs="Calibri"/>
+          <w:color w:val="000000"/>
+          <w:sz w:val="20"/>
+          <w:szCs w:val="20"/>
+          <w:lang w:val="en-GB"/>
+        </w:rPr>
+      </w:pPr>
+      <w:r>
+        <w:rPr>
+          <w:rFonts w:ascii="Calibri" w:hAnsi="Calibri" w:cs="Calibri"/>
+          <w:color w:val="000000"/>
+          <w:sz w:val="20"/>
+          <w:szCs w:val="20"/>
+          <w:lang w:val="en-GB"/>
+        </w:rPr>
+        <w:t xml:space="preserve">Active field </w:t>
+      </w:r>
+      <w:r>
+        <w:rPr>
+          <w:rFonts w:ascii="Calibri" w:hAnsi="Calibri" w:cs="Calibri"/>
+          <w:color w:val="000000"/>
+          <w:sz w:val="20"/>
+          <w:szCs w:val="20"/>
+          <w:lang w:val="en-GB"/>
+        </w:rPr>
+        <w:t xml:space="preserve">not required to visible </w:t>
+      </w:r>
+      <w:r>
+        <w:rPr>
+          <w:rFonts w:ascii="Calibri" w:hAnsi="Calibri" w:cs="Calibri"/>
+          <w:color w:val="000000"/>
+          <w:sz w:val="20"/>
+          <w:szCs w:val="20"/>
+          <w:lang w:val="en-GB"/>
+        </w:rPr>
+        <w:t xml:space="preserve">on </w:t>
+      </w:r>
+      <w:r>
+        <w:rPr>
+          <w:rFonts w:ascii="Calibri" w:hAnsi="Calibri" w:cs="Calibri"/>
+          <w:color w:val="000000"/>
+          <w:sz w:val="20"/>
+          <w:szCs w:val="20"/>
+          <w:lang w:val="en-GB"/>
+        </w:rPr>
+        <w:t>this</w:t>
+      </w:r>
+      <w:r>
+        <w:rPr>
+          <w:rFonts w:ascii="Calibri" w:hAnsi="Calibri" w:cs="Calibri"/>
+          <w:color w:val="000000"/>
+          <w:sz w:val="20"/>
+          <w:szCs w:val="20"/>
+          <w:lang w:val="en-GB"/>
+        </w:rPr>
+        <w:t xml:space="preserve"> </w:t>
+      </w:r>
+      <w:r>
+        <w:rPr>
+          <w:rFonts w:ascii="Calibri" w:hAnsi="Calibri" w:cs="Calibri"/>
+          <w:color w:val="000000"/>
+          <w:sz w:val="20"/>
+          <w:szCs w:val="20"/>
+          <w:lang w:val="en-GB"/>
+        </w:rPr>
+        <w:t xml:space="preserve">UI </w:t>
+      </w:r>
+      <w:r>
+        <w:rPr>
+          <w:rFonts w:ascii="Calibri" w:hAnsi="Calibri" w:cs="Calibri"/>
+          <w:color w:val="000000"/>
+          <w:sz w:val="20"/>
+          <w:szCs w:val="20"/>
+          <w:lang w:val="en-GB"/>
+        </w:rPr>
+        <w:t xml:space="preserve">screen. it should insert record default value true </w:t>
+      </w:r>
+    </w:p>
+    <w:p>
+      <w:pPr>
+        <w:pStyle w:val="ListParagraph"/>
+        <w:numPr>
+          <w:ilvl w:val="0"/>
+          <w:numId w:val="23"/>
+        </w:numPr>
+        <w:spacing w:after="0" w:line="240" w:lineRule="auto"/>
+        <w:rPr>
+          <w:rFonts w:ascii="Calibri" w:hAnsi="Calibri" w:cs="Calibri"/>
+          <w:color w:val="000000"/>
+          <w:sz w:val="20"/>
+          <w:szCs w:val="20"/>
+          <w:lang w:val="en-GB"/>
+        </w:rPr>
+      </w:pPr>
+      <w:proofErr w:type="spellStart"/>
+      <w:r>
+        <w:rPr>
+          <w:rFonts w:ascii="Calibri" w:hAnsi="Calibri" w:cs="Calibri"/>
+          <w:color w:val="000000"/>
+          <w:sz w:val="20"/>
+          <w:szCs w:val="20"/>
+          <w:lang w:val="en-GB"/>
+        </w:rPr>
+        <w:t>user_is_locked_flag</w:t>
+      </w:r>
+      <w:proofErr w:type="spellEnd"/>
+      <w:r>
+        <w:rPr>
+          <w:rFonts w:ascii="Calibri" w:hAnsi="Calibri" w:cs="Calibri"/>
+          <w:color w:val="000000"/>
+          <w:sz w:val="20"/>
+          <w:szCs w:val="20"/>
+          <w:lang w:val="en-GB"/>
+        </w:rPr>
+        <w:t xml:space="preserve"> field not </w:t>
+      </w:r>
+      <w:r>
+        <w:rPr>
+          <w:rFonts w:ascii="Calibri" w:hAnsi="Calibri" w:cs="Calibri"/>
+          <w:color w:val="000000"/>
+          <w:sz w:val="20"/>
+          <w:szCs w:val="20"/>
+          <w:lang w:val="en-GB"/>
+        </w:rPr>
+        <w:t xml:space="preserve">to be </w:t>
+      </w:r>
+      <w:r>
+        <w:rPr>
+          <w:rFonts w:ascii="Calibri" w:hAnsi="Calibri" w:cs="Calibri"/>
+          <w:color w:val="000000"/>
+          <w:sz w:val="20"/>
+          <w:szCs w:val="20"/>
+          <w:lang w:val="en-GB"/>
+        </w:rPr>
+        <w:t xml:space="preserve">visible on </w:t>
+      </w:r>
+      <w:r>
+        <w:rPr>
+          <w:rFonts w:ascii="Calibri" w:hAnsi="Calibri" w:cs="Calibri"/>
+          <w:color w:val="000000"/>
+          <w:sz w:val="20"/>
+          <w:szCs w:val="20"/>
+          <w:lang w:val="en-GB"/>
+        </w:rPr>
+        <w:t xml:space="preserve">this UI </w:t>
+      </w:r>
+      <w:r>
+        <w:rPr>
+          <w:rFonts w:ascii="Calibri" w:hAnsi="Calibri" w:cs="Calibri"/>
+          <w:color w:val="000000"/>
+          <w:sz w:val="20"/>
+          <w:szCs w:val="20"/>
+          <w:lang w:val="en-GB"/>
+        </w:rPr>
+        <w:t xml:space="preserve">screen. Initially set it </w:t>
+      </w:r>
+      <w:r>
+        <w:rPr>
+          <w:rFonts w:ascii="Calibri" w:hAnsi="Calibri" w:cs="Calibri"/>
+          <w:color w:val="000000"/>
+          <w:sz w:val="20"/>
+          <w:szCs w:val="20"/>
+          <w:lang w:val="en-GB"/>
+        </w:rPr>
+        <w:t>default as false</w:t>
+      </w:r>
+    </w:p>
+    <w:p>
+      <w:pPr>
+        <w:rPr>
+          <w:rFonts w:ascii="Calibri" w:hAnsi="Calibri" w:cs="Calibri"/>
+          <w:color w:val="000000"/>
+          <w:sz w:val="20"/>
+          <w:szCs w:val="20"/>
+          <w:lang w:val="en-GB"/>
+        </w:rPr>
+      </w:pPr>
+    </w:p>
+    <w:p>
+      <w:pPr>
+        <w:rPr>
+          <w:rFonts w:ascii="Calibri" w:hAnsi="Calibri" w:cs="Calibri"/>
+          <w:color w:val="000000"/>
+          <w:sz w:val="20"/>
+          <w:szCs w:val="20"/>
+          <w:lang w:val="en-GB"/>
+        </w:rPr>
+      </w:pPr>
+      <w:proofErr w:type="gramStart"/>
+      <w:r>
+        <w:rPr>
+          <w:rFonts w:ascii="Calibri" w:hAnsi="Calibri" w:cs="Calibri"/>
+          <w:color w:val="000000"/>
+          <w:sz w:val="20"/>
+          <w:szCs w:val="20"/>
+          <w:lang w:val="en-GB"/>
+        </w:rPr>
+        <w:t>Note :</w:t>
+      </w:r>
+      <w:proofErr w:type="gramEnd"/>
+      <w:r>
+        <w:rPr>
+          <w:rFonts w:ascii="Calibri" w:hAnsi="Calibri" w:cs="Calibri"/>
+          <w:color w:val="000000"/>
+          <w:sz w:val="20"/>
+          <w:szCs w:val="20"/>
+          <w:lang w:val="en-GB"/>
+        </w:rPr>
+        <w:t xml:space="preserve">  office executive/Admin will create the user</w:t>
+      </w:r>
+    </w:p>
+    <w:p>
+      <w:pPr>
+        <w:pStyle w:val="ListParagraph"/>
+        <w:numPr>
+          <w:ilvl w:val="0"/>
+          <w:numId w:val="24"/>
+        </w:numPr>
+        <w:spacing w:after="0" w:line="240" w:lineRule="auto"/>
+        <w:rPr>
+          <w:rFonts w:ascii="Calibri" w:hAnsi="Calibri" w:cs="Calibri"/>
+          <w:color w:val="000000"/>
+          <w:sz w:val="20"/>
+          <w:szCs w:val="20"/>
+          <w:lang w:val="en-GB"/>
+        </w:rPr>
+      </w:pPr>
+      <w:r>
+        <w:rPr>
+          <w:rFonts w:ascii="Calibri" w:hAnsi="Calibri" w:cs="Calibri"/>
+          <w:color w:val="000000"/>
+          <w:sz w:val="20"/>
+          <w:szCs w:val="20"/>
+          <w:lang w:val="en-GB"/>
+        </w:rPr>
+        <w:t xml:space="preserve">Select Role as Dealer or other </w:t>
+      </w:r>
+    </w:p>
+    <w:p>
+      <w:pPr>
+        <w:pStyle w:val="ListParagraph"/>
+        <w:numPr>
+          <w:ilvl w:val="0"/>
+          <w:numId w:val="24"/>
+        </w:numPr>
+        <w:spacing w:after="0" w:line="240" w:lineRule="auto"/>
+        <w:rPr>
+          <w:rFonts w:ascii="Calibri" w:hAnsi="Calibri" w:cs="Calibri"/>
+          <w:color w:val="000000"/>
+          <w:sz w:val="20"/>
+          <w:szCs w:val="20"/>
+          <w:lang w:val="en-GB"/>
+        </w:rPr>
+      </w:pPr>
+      <w:r>
+        <w:rPr>
+          <w:rFonts w:ascii="Calibri" w:hAnsi="Calibri" w:cs="Calibri"/>
+          <w:color w:val="000000"/>
+          <w:sz w:val="20"/>
+          <w:szCs w:val="20"/>
+          <w:lang w:val="en-GB"/>
+        </w:rPr>
+        <w:t xml:space="preserve">If role is </w:t>
+      </w:r>
+      <w:proofErr w:type="gramStart"/>
+      <w:r>
+        <w:rPr>
+          <w:rFonts w:ascii="Calibri" w:hAnsi="Calibri" w:cs="Calibri"/>
+          <w:color w:val="000000"/>
+          <w:sz w:val="20"/>
+          <w:szCs w:val="20"/>
+          <w:lang w:val="en-GB"/>
+        </w:rPr>
+        <w:t>Dealer</w:t>
+      </w:r>
+      <w:proofErr w:type="gramEnd"/>
+      <w:r>
+        <w:rPr>
+          <w:rFonts w:ascii="Calibri" w:hAnsi="Calibri" w:cs="Calibri"/>
+          <w:color w:val="000000"/>
+          <w:sz w:val="20"/>
+          <w:szCs w:val="20"/>
+          <w:lang w:val="en-GB"/>
+        </w:rPr>
+        <w:t xml:space="preserve"> then select Dealer and then enter login name, password</w:t>
+      </w:r>
+    </w:p>
+    <w:p>
+      <w:pPr>
+        <w:pStyle w:val="ListParagraph"/>
+        <w:numPr>
+          <w:ilvl w:val="0"/>
+          <w:numId w:val="24"/>
+        </w:numPr>
+        <w:spacing w:after="0" w:line="240" w:lineRule="auto"/>
+        <w:rPr>
+          <w:rFonts w:ascii="Calibri" w:hAnsi="Calibri" w:cs="Calibri"/>
+          <w:b/>
+          <w:bCs/>
+          <w:color w:val="000000"/>
+          <w:sz w:val="20"/>
+          <w:szCs w:val="20"/>
+          <w:lang w:val="en-GB"/>
+        </w:rPr>
+      </w:pPr>
+      <w:r>
+        <w:rPr>
+          <w:rFonts w:ascii="Calibri" w:hAnsi="Calibri" w:cs="Calibri"/>
+          <w:color w:val="000000"/>
+          <w:sz w:val="20"/>
+          <w:szCs w:val="20"/>
+          <w:lang w:val="en-GB"/>
+        </w:rPr>
+        <w:t xml:space="preserve">If </w:t>
+      </w:r>
+      <w:r>
+        <w:rPr>
+          <w:rFonts w:ascii="Calibri" w:hAnsi="Calibri" w:cs="Calibri"/>
+          <w:color w:val="000000"/>
+          <w:sz w:val="20"/>
+          <w:szCs w:val="20"/>
+          <w:lang w:val="en-GB"/>
+        </w:rPr>
+        <w:t xml:space="preserve">role is </w:t>
+      </w:r>
+      <w:r>
+        <w:rPr>
+          <w:rFonts w:ascii="Calibri" w:hAnsi="Calibri" w:cs="Calibri"/>
+          <w:color w:val="000000"/>
+          <w:sz w:val="20"/>
+          <w:szCs w:val="20"/>
+          <w:lang w:val="en-GB"/>
+        </w:rPr>
+        <w:t xml:space="preserve">not </w:t>
+      </w:r>
+      <w:proofErr w:type="gramStart"/>
+      <w:r>
+        <w:rPr>
+          <w:rFonts w:ascii="Calibri" w:hAnsi="Calibri" w:cs="Calibri"/>
+          <w:color w:val="000000"/>
+          <w:sz w:val="20"/>
+          <w:szCs w:val="20"/>
+          <w:lang w:val="en-GB"/>
+        </w:rPr>
+        <w:t>Dealer</w:t>
+      </w:r>
+      <w:proofErr w:type="gramEnd"/>
+      <w:r>
+        <w:rPr>
+          <w:rFonts w:ascii="Calibri" w:hAnsi="Calibri" w:cs="Calibri"/>
+          <w:color w:val="000000"/>
+          <w:sz w:val="20"/>
+          <w:szCs w:val="20"/>
+          <w:lang w:val="en-GB"/>
+        </w:rPr>
+        <w:t xml:space="preserve"> then directly </w:t>
+      </w:r>
+      <w:r>
+        <w:rPr>
+          <w:rFonts w:ascii="Calibri" w:hAnsi="Calibri" w:cs="Calibri"/>
+          <w:color w:val="000000"/>
+          <w:sz w:val="20"/>
+          <w:szCs w:val="20"/>
+          <w:lang w:val="en-GB"/>
+        </w:rPr>
+        <w:t>enter</w:t>
+      </w:r>
+      <w:r>
+        <w:rPr>
+          <w:rFonts w:ascii="Calibri" w:hAnsi="Calibri" w:cs="Calibri"/>
+          <w:color w:val="000000"/>
+          <w:sz w:val="20"/>
+          <w:szCs w:val="20"/>
+          <w:lang w:val="en-GB"/>
+        </w:rPr>
+        <w:t xml:space="preserve"> login name </w:t>
+      </w:r>
+      <w:r>
+        <w:rPr>
+          <w:rFonts w:ascii="Calibri" w:hAnsi="Calibri" w:cs="Calibri"/>
+          <w:color w:val="000000"/>
+          <w:sz w:val="20"/>
+          <w:szCs w:val="20"/>
+          <w:lang w:val="en-GB"/>
+        </w:rPr>
+        <w:t>(without selecting dealer)</w:t>
+      </w:r>
+    </w:p>
+    <w:p>
+      <w:pPr>
+        <w:pStyle w:val="ListParagraph"/>
+        <w:numPr>
+          <w:ilvl w:val="0"/>
+          <w:numId w:val="24"/>
+        </w:numPr>
+        <w:spacing w:after="0" w:line="240" w:lineRule="auto"/>
+        <w:rPr>
+          <w:rFonts w:ascii="Calibri" w:hAnsi="Calibri" w:cs="Calibri"/>
+          <w:b/>
+          <w:bCs/>
+          <w:color w:val="000000"/>
+          <w:sz w:val="20"/>
+          <w:szCs w:val="20"/>
+          <w:lang w:val="en-GB"/>
+        </w:rPr>
+      </w:pPr>
+      <w:r>
+        <w:rPr>
+          <w:rFonts w:ascii="Calibri" w:hAnsi="Calibri" w:cs="Calibri"/>
+          <w:color w:val="000000"/>
+          <w:sz w:val="20"/>
+          <w:szCs w:val="20"/>
+          <w:lang w:val="en-GB"/>
+        </w:rPr>
+        <w:t>Enter password. It would be saved in encrypted hash format in backend database.</w:t>
+      </w:r>
+    </w:p>
+    <w:p>
+      <w:pPr>
+        <w:pStyle w:val="ListParagraph"/>
+        <w:numPr>
+          <w:ilvl w:val="0"/>
+          <w:numId w:val="24"/>
+        </w:numPr>
+        <w:spacing w:after="0" w:line="240" w:lineRule="auto"/>
+        <w:rPr>
+          <w:rFonts w:ascii="Calibri" w:hAnsi="Calibri" w:cs="Calibri"/>
+          <w:b/>
+          <w:bCs/>
+          <w:color w:val="000000"/>
+          <w:sz w:val="20"/>
+          <w:szCs w:val="20"/>
+          <w:lang w:val="en-GB"/>
+        </w:rPr>
+      </w:pPr>
+      <w:r>
+        <w:rPr>
+          <w:rFonts w:ascii="Calibri" w:hAnsi="Calibri" w:cs="Calibri"/>
+          <w:color w:val="000000"/>
+          <w:sz w:val="20"/>
+          <w:szCs w:val="20"/>
+          <w:lang w:val="en-GB"/>
+        </w:rPr>
+        <w:t>Phone optional</w:t>
+      </w:r>
+    </w:p>
+    <w:p>
+      <w:pPr>
+        <w:pStyle w:val="ListParagraph"/>
+        <w:numPr>
+          <w:ilvl w:val="0"/>
+          <w:numId w:val="24"/>
+        </w:numPr>
+        <w:spacing w:after="0" w:line="240" w:lineRule="auto"/>
+        <w:rPr>
+          <w:rFonts w:ascii="Calibri" w:hAnsi="Calibri" w:cs="Calibri"/>
+          <w:b/>
+          <w:bCs/>
+          <w:color w:val="000000"/>
+          <w:sz w:val="20"/>
+          <w:szCs w:val="20"/>
+          <w:lang w:val="en-GB"/>
+        </w:rPr>
+      </w:pPr>
+      <w:r>
+        <w:rPr>
+          <w:rFonts w:ascii="Calibri" w:hAnsi="Calibri" w:cs="Calibri"/>
+          <w:color w:val="000000"/>
+          <w:sz w:val="20"/>
+          <w:szCs w:val="20"/>
+          <w:lang w:val="en-GB"/>
+        </w:rPr>
+        <w:t>email optional</w:t>
+      </w:r>
+    </w:p>
+    <w:p>
+      <w:pPr>
+        <w:rPr>
+          <w:rFonts w:ascii="Calibri" w:hAnsi="Calibri" w:cs="Calibri"/>
+          <w:b/>
+          <w:bCs/>
+          <w:color w:val="000000"/>
+          <w:sz w:val="20"/>
+          <w:szCs w:val="20"/>
+          <w:lang w:val="en-GB"/>
+        </w:rPr>
+      </w:pPr>
+    </w:p>
+    <w:p>
+      <w:pPr>
+        <w:rPr>
+          <w:rFonts w:ascii="Calibri" w:hAnsi="Calibri" w:cs="Calibri"/>
+          <w:b/>
+          <w:bCs/>
+          <w:color w:val="000000"/>
+          <w:sz w:val="20"/>
+          <w:szCs w:val="20"/>
+          <w:lang w:val="en-GB"/>
+        </w:rPr>
+      </w:pPr>
+      <w:r>
+        <w:rPr>
+          <w:rFonts w:ascii="Calibri" w:hAnsi="Calibri" w:cs="Calibri"/>
+          <w:b/>
+          <w:bCs/>
+          <w:color w:val="000000"/>
+          <w:sz w:val="20"/>
+          <w:szCs w:val="20"/>
+          <w:highlight w:val="yellow"/>
+          <w:lang w:val="en-GB"/>
+        </w:rPr>
+        <w:t>Edit user screen</w:t>
+      </w:r>
+    </w:p>
+    <w:p>
+      <w:pPr>
+        <w:pStyle w:val="ListParagraph"/>
+        <w:numPr>
+          <w:ilvl w:val="0"/>
+          <w:numId w:val="25"/>
+        </w:numPr>
+        <w:spacing w:after="0" w:line="240" w:lineRule="auto"/>
+        <w:rPr>
+          <w:rFonts w:ascii="Calibri" w:hAnsi="Calibri" w:cs="Calibri"/>
+          <w:color w:val="000000"/>
+          <w:sz w:val="20"/>
+          <w:szCs w:val="20"/>
+          <w:lang w:val="en-GB"/>
+        </w:rPr>
+      </w:pPr>
+      <w:r>
+        <w:rPr>
+          <w:rFonts w:ascii="Calibri" w:hAnsi="Calibri" w:cs="Calibri"/>
+          <w:color w:val="000000"/>
+          <w:sz w:val="20"/>
+          <w:szCs w:val="20"/>
+          <w:lang w:val="en-GB"/>
+        </w:rPr>
+        <w:t>Roles</w:t>
+      </w:r>
+      <w:r>
+        <w:rPr>
+          <w:rFonts w:ascii="Calibri" w:hAnsi="Calibri" w:cs="Calibri"/>
+          <w:color w:val="000000"/>
+          <w:sz w:val="20"/>
+          <w:szCs w:val="20"/>
+          <w:lang w:val="en-GB"/>
+        </w:rPr>
+        <w:t xml:space="preserve"> as Admin, Dealer etc are</w:t>
+      </w:r>
+      <w:r>
+        <w:rPr>
+          <w:rFonts w:ascii="Calibri" w:hAnsi="Calibri" w:cs="Calibri"/>
+          <w:color w:val="000000"/>
+          <w:sz w:val="20"/>
+          <w:szCs w:val="20"/>
+          <w:lang w:val="en-GB"/>
+        </w:rPr>
+        <w:t xml:space="preserve"> visible </w:t>
+      </w:r>
+      <w:r>
+        <w:rPr>
+          <w:rFonts w:ascii="Calibri" w:hAnsi="Calibri" w:cs="Calibri"/>
+          <w:color w:val="000000"/>
+          <w:sz w:val="20"/>
+          <w:szCs w:val="20"/>
+          <w:lang w:val="en-GB"/>
+        </w:rPr>
+        <w:t xml:space="preserve">for user </w:t>
+      </w:r>
+      <w:r>
+        <w:rPr>
+          <w:rFonts w:ascii="Calibri" w:hAnsi="Calibri" w:cs="Calibri"/>
+          <w:color w:val="000000"/>
+          <w:sz w:val="20"/>
+          <w:szCs w:val="20"/>
+          <w:lang w:val="en-GB"/>
+        </w:rPr>
+        <w:t xml:space="preserve">but not editable. </w:t>
+      </w:r>
+    </w:p>
+    <w:p>
+      <w:pPr>
+        <w:pStyle w:val="ListParagraph"/>
+        <w:numPr>
+          <w:ilvl w:val="0"/>
+          <w:numId w:val="25"/>
+        </w:numPr>
+        <w:spacing w:after="0" w:line="240" w:lineRule="auto"/>
+        <w:rPr>
+          <w:rFonts w:ascii="Calibri" w:hAnsi="Calibri" w:cs="Calibri"/>
+          <w:color w:val="000000"/>
+          <w:sz w:val="20"/>
+          <w:szCs w:val="20"/>
+          <w:lang w:val="en-GB"/>
+        </w:rPr>
+      </w:pPr>
+      <w:r>
+        <w:rPr>
+          <w:rFonts w:ascii="Calibri" w:hAnsi="Calibri" w:cs="Calibri"/>
+          <w:color w:val="000000"/>
+          <w:sz w:val="20"/>
+          <w:szCs w:val="20"/>
+          <w:lang w:val="en-GB"/>
+        </w:rPr>
+        <w:t xml:space="preserve">If role is </w:t>
+      </w:r>
+      <w:proofErr w:type="gramStart"/>
+      <w:r>
+        <w:rPr>
+          <w:rFonts w:ascii="Calibri" w:hAnsi="Calibri" w:cs="Calibri"/>
+          <w:color w:val="000000"/>
+          <w:sz w:val="20"/>
+          <w:szCs w:val="20"/>
+          <w:lang w:val="en-GB"/>
+        </w:rPr>
+        <w:t>Dealer</w:t>
+      </w:r>
+      <w:proofErr w:type="gramEnd"/>
+      <w:r>
+        <w:rPr>
+          <w:rFonts w:ascii="Calibri" w:hAnsi="Calibri" w:cs="Calibri"/>
+          <w:color w:val="000000"/>
+          <w:sz w:val="20"/>
+          <w:szCs w:val="20"/>
+          <w:lang w:val="en-GB"/>
+        </w:rPr>
+        <w:t xml:space="preserve"> then shown the Dealer name as well. Dealer name to be visible but not editable. </w:t>
+      </w:r>
+    </w:p>
+    <w:p>
+      <w:pPr>
+        <w:pStyle w:val="ListParagraph"/>
+        <w:numPr>
+          <w:ilvl w:val="0"/>
+          <w:numId w:val="25"/>
+        </w:numPr>
+        <w:spacing w:after="0" w:line="240" w:lineRule="auto"/>
+        <w:rPr>
+          <w:rFonts w:ascii="Calibri" w:hAnsi="Calibri" w:cs="Calibri"/>
+          <w:color w:val="000000"/>
+          <w:sz w:val="20"/>
+          <w:szCs w:val="20"/>
+          <w:lang w:val="en-GB"/>
+        </w:rPr>
+      </w:pPr>
+      <w:r>
+        <w:rPr>
+          <w:rFonts w:ascii="Calibri" w:hAnsi="Calibri" w:cs="Calibri"/>
+          <w:color w:val="000000"/>
+          <w:sz w:val="20"/>
+          <w:szCs w:val="20"/>
+          <w:lang w:val="en-GB"/>
+        </w:rPr>
+        <w:t>User login name is visible but not editable.</w:t>
+      </w:r>
+    </w:p>
+    <w:p>
+      <w:pPr>
+        <w:pStyle w:val="ListParagraph"/>
+        <w:numPr>
+          <w:ilvl w:val="0"/>
+          <w:numId w:val="25"/>
+        </w:numPr>
+        <w:spacing w:after="0" w:line="240" w:lineRule="auto"/>
+        <w:rPr>
+          <w:rFonts w:ascii="Calibri" w:hAnsi="Calibri" w:cs="Calibri"/>
+          <w:color w:val="000000"/>
+          <w:sz w:val="20"/>
+          <w:szCs w:val="20"/>
+          <w:lang w:val="en-GB"/>
+        </w:rPr>
+      </w:pPr>
+      <w:r>
+        <w:rPr>
+          <w:rFonts w:ascii="Calibri" w:hAnsi="Calibri" w:cs="Calibri"/>
+          <w:color w:val="000000"/>
+          <w:sz w:val="20"/>
+          <w:szCs w:val="20"/>
+          <w:lang w:val="en-GB"/>
+        </w:rPr>
+        <w:t xml:space="preserve">Password linked to </w:t>
+      </w:r>
+      <w:proofErr w:type="spellStart"/>
+      <w:r>
+        <w:rPr>
+          <w:rFonts w:ascii="Calibri" w:hAnsi="Calibri" w:cs="Calibri"/>
+          <w:color w:val="000000"/>
+          <w:sz w:val="20"/>
+          <w:szCs w:val="20"/>
+          <w:lang w:val="en-GB"/>
+        </w:rPr>
+        <w:t>user_password</w:t>
+      </w:r>
+      <w:proofErr w:type="spellEnd"/>
+      <w:r>
+        <w:rPr>
+          <w:rFonts w:ascii="Calibri" w:hAnsi="Calibri" w:cs="Calibri"/>
+          <w:color w:val="000000"/>
+          <w:sz w:val="20"/>
+          <w:szCs w:val="20"/>
+          <w:lang w:val="en-GB"/>
+        </w:rPr>
+        <w:t xml:space="preserve"> field in </w:t>
+      </w:r>
+      <w:proofErr w:type="gramStart"/>
+      <w:r>
+        <w:rPr>
+          <w:rFonts w:ascii="Calibri" w:hAnsi="Calibri" w:cs="Calibri"/>
+          <w:color w:val="000000"/>
+          <w:sz w:val="20"/>
+          <w:szCs w:val="20"/>
+          <w:lang w:val="en-GB"/>
+        </w:rPr>
+        <w:t>users</w:t>
+      </w:r>
+      <w:proofErr w:type="gramEnd"/>
+      <w:r>
+        <w:rPr>
+          <w:rFonts w:ascii="Calibri" w:hAnsi="Calibri" w:cs="Calibri"/>
+          <w:color w:val="000000"/>
+          <w:sz w:val="20"/>
+          <w:szCs w:val="20"/>
+          <w:lang w:val="en-GB"/>
+        </w:rPr>
+        <w:t xml:space="preserve"> table. It should be visible and editable. </w:t>
+      </w:r>
+    </w:p>
+    <w:p>
+      <w:pPr>
+        <w:pStyle w:val="ListParagraph"/>
+        <w:numPr>
+          <w:ilvl w:val="0"/>
+          <w:numId w:val="25"/>
+        </w:numPr>
+        <w:spacing w:after="0" w:line="240" w:lineRule="auto"/>
+        <w:rPr>
+          <w:rFonts w:ascii="Calibri" w:hAnsi="Calibri" w:cs="Calibri"/>
+          <w:color w:val="000000"/>
+          <w:sz w:val="20"/>
+          <w:szCs w:val="20"/>
+          <w:lang w:val="en-GB"/>
+        </w:rPr>
+      </w:pPr>
+      <w:r>
+        <w:rPr>
+          <w:rFonts w:ascii="Calibri" w:hAnsi="Calibri" w:cs="Calibri"/>
+          <w:color w:val="000000"/>
+          <w:sz w:val="20"/>
+          <w:szCs w:val="20"/>
+          <w:lang w:val="en-GB"/>
+        </w:rPr>
+        <w:t xml:space="preserve">Phone is visible and editable. </w:t>
+      </w:r>
+      <w:proofErr w:type="spellStart"/>
+      <w:r>
+        <w:rPr>
+          <w:rFonts w:ascii="Calibri" w:hAnsi="Calibri" w:cs="Calibri"/>
+          <w:color w:val="000000"/>
+          <w:sz w:val="20"/>
+          <w:szCs w:val="20"/>
+          <w:lang w:val="en-GB"/>
+        </w:rPr>
+        <w:t>User_phone</w:t>
+      </w:r>
+      <w:proofErr w:type="spellEnd"/>
+      <w:r>
+        <w:rPr>
+          <w:rFonts w:ascii="Calibri" w:hAnsi="Calibri" w:cs="Calibri"/>
+          <w:color w:val="000000"/>
+          <w:sz w:val="20"/>
+          <w:szCs w:val="20"/>
+          <w:lang w:val="en-GB"/>
+        </w:rPr>
+        <w:t xml:space="preserve"> field of </w:t>
+      </w:r>
+      <w:proofErr w:type="gramStart"/>
+      <w:r>
+        <w:rPr>
+          <w:rFonts w:ascii="Calibri" w:hAnsi="Calibri" w:cs="Calibri"/>
+          <w:color w:val="000000"/>
+          <w:sz w:val="20"/>
+          <w:szCs w:val="20"/>
+          <w:lang w:val="en-GB"/>
+        </w:rPr>
+        <w:t>users</w:t>
+      </w:r>
+      <w:proofErr w:type="gramEnd"/>
+      <w:r>
+        <w:rPr>
+          <w:rFonts w:ascii="Calibri" w:hAnsi="Calibri" w:cs="Calibri"/>
+          <w:color w:val="000000"/>
+          <w:sz w:val="20"/>
+          <w:szCs w:val="20"/>
+          <w:lang w:val="en-GB"/>
+        </w:rPr>
+        <w:t xml:space="preserve"> table</w:t>
+      </w:r>
+      <w:r>
+        <w:rPr>
+          <w:rFonts w:ascii="Calibri" w:hAnsi="Calibri" w:cs="Calibri"/>
+          <w:color w:val="000000"/>
+          <w:sz w:val="20"/>
+          <w:szCs w:val="20"/>
+          <w:lang w:val="en-GB"/>
+        </w:rPr>
+        <w:t>. Its optional.</w:t>
+      </w:r>
+    </w:p>
+    <w:p>
+      <w:pPr>
+        <w:pStyle w:val="ListParagraph"/>
+        <w:numPr>
+          <w:ilvl w:val="0"/>
+          <w:numId w:val="25"/>
+        </w:numPr>
+        <w:spacing w:after="0" w:line="240" w:lineRule="auto"/>
+        <w:rPr>
+          <w:rFonts w:ascii="Calibri" w:hAnsi="Calibri" w:cs="Calibri"/>
+          <w:color w:val="000000"/>
+          <w:sz w:val="20"/>
+          <w:szCs w:val="20"/>
+          <w:lang w:val="en-GB"/>
+        </w:rPr>
+      </w:pPr>
+      <w:r>
+        <w:rPr>
+          <w:rFonts w:ascii="Calibri" w:hAnsi="Calibri" w:cs="Calibri"/>
+          <w:color w:val="000000"/>
+          <w:sz w:val="20"/>
+          <w:szCs w:val="20"/>
+          <w:lang w:val="en-GB"/>
+        </w:rPr>
+        <w:t xml:space="preserve">Email is visible and editable. </w:t>
+      </w:r>
+      <w:proofErr w:type="spellStart"/>
+      <w:r>
+        <w:rPr>
+          <w:rFonts w:ascii="Calibri" w:hAnsi="Calibri" w:cs="Calibri"/>
+          <w:color w:val="000000"/>
+          <w:sz w:val="20"/>
+          <w:szCs w:val="20"/>
+          <w:lang w:val="en-GB"/>
+        </w:rPr>
+        <w:t>User_email</w:t>
+      </w:r>
+      <w:proofErr w:type="spellEnd"/>
+      <w:r>
+        <w:rPr>
+          <w:rFonts w:ascii="Calibri" w:hAnsi="Calibri" w:cs="Calibri"/>
+          <w:color w:val="000000"/>
+          <w:sz w:val="20"/>
+          <w:szCs w:val="20"/>
+          <w:lang w:val="en-GB"/>
+        </w:rPr>
+        <w:t xml:space="preserve"> field of </w:t>
+      </w:r>
+      <w:proofErr w:type="gramStart"/>
+      <w:r>
+        <w:rPr>
+          <w:rFonts w:ascii="Calibri" w:hAnsi="Calibri" w:cs="Calibri"/>
+          <w:color w:val="000000"/>
+          <w:sz w:val="20"/>
+          <w:szCs w:val="20"/>
+          <w:lang w:val="en-GB"/>
+        </w:rPr>
+        <w:t>users</w:t>
+      </w:r>
+      <w:proofErr w:type="gramEnd"/>
+      <w:r>
+        <w:rPr>
+          <w:rFonts w:ascii="Calibri" w:hAnsi="Calibri" w:cs="Calibri"/>
+          <w:color w:val="000000"/>
+          <w:sz w:val="20"/>
+          <w:szCs w:val="20"/>
+          <w:lang w:val="en-GB"/>
+        </w:rPr>
+        <w:t xml:space="preserve"> table</w:t>
+      </w:r>
+      <w:r>
+        <w:rPr>
+          <w:rFonts w:ascii="Calibri" w:hAnsi="Calibri" w:cs="Calibri"/>
+          <w:color w:val="000000"/>
+          <w:sz w:val="20"/>
+          <w:szCs w:val="20"/>
+          <w:lang w:val="en-GB"/>
+        </w:rPr>
+        <w:t>. Its optional.</w:t>
+      </w:r>
+    </w:p>
+    <w:p>
+      <w:pPr>
+        <w:pStyle w:val="ListParagraph"/>
+        <w:numPr>
+          <w:ilvl w:val="0"/>
+          <w:numId w:val="25"/>
+        </w:numPr>
+        <w:spacing w:after="0" w:line="240" w:lineRule="auto"/>
+        <w:rPr>
+          <w:rFonts w:ascii="Calibri" w:hAnsi="Calibri" w:cs="Calibri"/>
+          <w:color w:val="000000"/>
+          <w:sz w:val="20"/>
+          <w:szCs w:val="20"/>
+          <w:lang w:val="en-GB"/>
+        </w:rPr>
+      </w:pPr>
+      <w:r>
+        <w:rPr>
+          <w:rFonts w:ascii="Calibri" w:hAnsi="Calibri" w:cs="Calibri"/>
+          <w:color w:val="000000"/>
+          <w:sz w:val="20"/>
+          <w:szCs w:val="20"/>
+          <w:lang w:val="en-GB"/>
+        </w:rPr>
+        <w:t xml:space="preserve">User is </w:t>
+      </w:r>
+      <w:r>
+        <w:rPr>
+          <w:rFonts w:ascii="Calibri" w:hAnsi="Calibri" w:cs="Calibri"/>
+          <w:color w:val="000000"/>
+          <w:sz w:val="20"/>
+          <w:szCs w:val="20"/>
+          <w:lang w:val="en-GB"/>
+        </w:rPr>
+        <w:t xml:space="preserve">Active on UI screen is visible and editable. </w:t>
+      </w:r>
+      <w:r>
+        <w:rPr>
+          <w:rFonts w:ascii="Calibri" w:hAnsi="Calibri" w:cs="Calibri"/>
+          <w:color w:val="000000"/>
+          <w:sz w:val="20"/>
+          <w:szCs w:val="20"/>
+          <w:lang w:val="en-GB"/>
+        </w:rPr>
+        <w:t xml:space="preserve">Users are not allowed to delete. Hence it </w:t>
+      </w:r>
+      <w:proofErr w:type="gramStart"/>
+      <w:r>
+        <w:rPr>
+          <w:rFonts w:ascii="Calibri" w:hAnsi="Calibri" w:cs="Calibri"/>
+          <w:color w:val="000000"/>
+          <w:sz w:val="20"/>
+          <w:szCs w:val="20"/>
+          <w:lang w:val="en-GB"/>
+        </w:rPr>
+        <w:t>work</w:t>
+      </w:r>
+      <w:proofErr w:type="gramEnd"/>
+      <w:r>
+        <w:rPr>
+          <w:rFonts w:ascii="Calibri" w:hAnsi="Calibri" w:cs="Calibri"/>
+          <w:color w:val="000000"/>
+          <w:sz w:val="20"/>
+          <w:szCs w:val="20"/>
+          <w:lang w:val="en-GB"/>
+        </w:rPr>
+        <w:t xml:space="preserve"> like soft delete.</w:t>
+      </w:r>
+    </w:p>
+    <w:p>
+      <w:pPr>
+        <w:pStyle w:val="ListParagraph"/>
+        <w:numPr>
+          <w:ilvl w:val="0"/>
+          <w:numId w:val="25"/>
+        </w:numPr>
+        <w:spacing w:after="0" w:line="240" w:lineRule="auto"/>
+        <w:rPr>
+          <w:rFonts w:ascii="Calibri" w:hAnsi="Calibri" w:cs="Calibri"/>
+          <w:color w:val="000000"/>
+          <w:sz w:val="20"/>
+          <w:szCs w:val="20"/>
+          <w:lang w:val="en-GB"/>
+        </w:rPr>
+      </w:pPr>
+      <w:r>
+        <w:rPr>
+          <w:rFonts w:ascii="Calibri" w:hAnsi="Calibri" w:cs="Calibri"/>
+          <w:color w:val="000000"/>
+          <w:sz w:val="20"/>
+          <w:szCs w:val="20"/>
+          <w:lang w:val="en-GB"/>
+        </w:rPr>
+        <w:t>User is Locked</w:t>
+      </w:r>
+      <w:r>
+        <w:rPr>
+          <w:rFonts w:ascii="Calibri" w:hAnsi="Calibri" w:cs="Calibri"/>
+          <w:color w:val="000000"/>
+          <w:sz w:val="20"/>
+          <w:szCs w:val="20"/>
+          <w:lang w:val="en-GB"/>
+        </w:rPr>
+        <w:t xml:space="preserve"> to be visible on screen and editable </w:t>
+      </w:r>
+    </w:p>
+    <w:p>
+      <w:pPr>
+        <w:rPr>
+          <w:rFonts w:ascii="Calibri" w:hAnsi="Calibri" w:cs="Calibri"/>
+          <w:color w:val="000000"/>
+          <w:sz w:val="20"/>
+          <w:szCs w:val="20"/>
+          <w:lang w:val="en-GB"/>
+        </w:rPr>
+      </w:pPr>
+    </w:p>
+    <w:p>
+      <w:pPr>
+        <w:rPr>
+          <w:rFonts w:ascii="Calibri" w:hAnsi="Calibri" w:cs="Calibri"/>
+          <w:b/>
+          <w:bCs/>
+          <w:color w:val="000000"/>
+          <w:sz w:val="20"/>
+          <w:szCs w:val="20"/>
+          <w:lang w:val="en-GB"/>
+        </w:rPr>
+      </w:pPr>
+      <w:r>
+        <w:rPr>
+          <w:rFonts w:ascii="Calibri" w:hAnsi="Calibri" w:cs="Calibri"/>
+          <w:b/>
+          <w:bCs/>
+          <w:color w:val="000000"/>
+          <w:sz w:val="20"/>
+          <w:szCs w:val="20"/>
+          <w:highlight w:val="yellow"/>
+          <w:lang w:val="en-GB"/>
+        </w:rPr>
+        <w:t>User sessions and Audit</w:t>
+      </w:r>
+    </w:p>
+    <w:p>
+      <w:pPr>
+        <w:pStyle w:val="ListParagraph"/>
+        <w:numPr>
+          <w:ilvl w:val="0"/>
+          <w:numId w:val="26"/>
+        </w:numPr>
+        <w:spacing w:after="0" w:line="240" w:lineRule="auto"/>
+        <w:rPr>
+          <w:rFonts w:ascii="Calibri" w:hAnsi="Calibri" w:cs="Calibri"/>
+          <w:color w:val="000000"/>
+          <w:sz w:val="20"/>
+          <w:szCs w:val="20"/>
+          <w:lang w:val="en-GB"/>
+        </w:rPr>
+      </w:pPr>
+      <w:r>
+        <w:rPr>
+          <w:rFonts w:ascii="Calibri" w:hAnsi="Calibri" w:cs="Calibri"/>
+          <w:color w:val="000000"/>
+          <w:sz w:val="20"/>
+          <w:szCs w:val="20"/>
+          <w:lang w:val="en-GB"/>
+        </w:rPr>
+        <w:t>Filter to fetch the data based on from date and to date – roles, status</w:t>
+      </w:r>
+    </w:p>
+    <w:p>
+      <w:pPr>
+        <w:rPr>
+          <w:rFonts w:ascii="Calibri" w:hAnsi="Calibri" w:cs="Calibri"/>
+          <w:color w:val="000000"/>
+          <w:sz w:val="20"/>
+          <w:szCs w:val="20"/>
+          <w:lang w:val="en-GB"/>
+        </w:rPr>
+      </w:pPr>
+    </w:p>
+    <w:p>
+      <w:pPr>
+        <w:rPr>
+          <w:rFonts w:ascii="Calibri" w:hAnsi="Calibri" w:cs="Calibri"/>
+          <w:b/>
+          <w:bCs/>
+          <w:color w:val="000000"/>
+          <w:sz w:val="20"/>
+          <w:szCs w:val="20"/>
+          <w:lang w:val="en-GB"/>
+        </w:rPr>
+      </w:pPr>
+      <w:r>
+        <w:rPr>
+          <w:rFonts w:ascii="Calibri" w:hAnsi="Calibri" w:cs="Calibri"/>
+          <w:b/>
+          <w:bCs/>
+          <w:color w:val="000000"/>
+          <w:sz w:val="20"/>
+          <w:szCs w:val="20"/>
+          <w:highlight w:val="yellow"/>
+          <w:lang w:val="en-GB"/>
+        </w:rPr>
+        <w:t>Master data</w:t>
+      </w:r>
+    </w:p>
+    <w:p>
+      <w:pPr>
+        <w:ind w:firstLine="720"/>
+        <w:rPr>
+          <w:rFonts w:ascii="Calibri" w:hAnsi="Calibri" w:cs="Calibri"/>
+          <w:color w:val="000000"/>
+          <w:sz w:val="20"/>
+          <w:szCs w:val="20"/>
+          <w:lang w:val="en-GB"/>
+        </w:rPr>
+      </w:pPr>
+      <w:r>
+        <w:rPr>
+          <w:rFonts w:ascii="Calibri" w:hAnsi="Calibri" w:cs="Calibri"/>
+          <w:color w:val="000000"/>
+          <w:sz w:val="20"/>
+          <w:szCs w:val="20"/>
+          <w:lang w:val="en-GB"/>
+        </w:rPr>
+        <w:t>Products and locations could be added and editable</w:t>
+      </w:r>
+    </w:p>
+    <w:p>
+      <w:pPr>
+        <w:ind w:left="720"/>
+        <w:rPr>
+          <w:sz w:val="32"/>
+        </w:rPr>
+      </w:pPr>
     </w:p>
     <w:sectPr>
       <w:pgSz w:w="11906" w:h="16838"/>
@@ -5601,8 +8813,8 @@
 </file>
 
 <file path=word/numbering.xml><?xml version="1.0" encoding="utf-8"?>
-<w:numbering xmlns:ve="http://schemas.openxmlformats.org/markup-compatibility/2006" xmlns:o="urn:schemas-microsoft-com:office:office" xmlns:r="http://schemas.openxmlformats.org/officeDocument/2006/relationships" xmlns:m="http://schemas.openxmlformats.org/officeDocument/2006/math" xmlns:v="urn:schemas-microsoft-com:vml" xmlns:wp="http://schemas.openxmlformats.org/drawingml/2006/wordprocessingDrawing" xmlns:w10="urn:schemas-microsoft-com:office:word" xmlns:w="http://schemas.openxmlformats.org/wordprocessingml/2006/main" xmlns:wne="http://schemas.microsoft.com/office/word/2006/wordml">
-  <w:abstractNum w:abstractNumId="0">
+<w:numbering xmlns:wpc="http://schemas.microsoft.com/office/word/2010/wordprocessingCanvas" xmlns:cx="http://schemas.microsoft.com/office/drawing/2014/chartex" xmlns:cx1="http://schemas.microsoft.com/office/drawing/2015/9/8/chartex" xmlns:cx2="http://schemas.microsoft.com/office/drawing/2015/10/21/chartex" xmlns:cx3="http://schemas.microsoft.com/office/drawing/2016/5/9/chartex" xmlns:cx4="http://schemas.microsoft.com/office/drawing/2016/5/10/chartex" xmlns:cx5="http://schemas.microsoft.com/office/drawing/2016/5/11/chartex" xmlns:cx6="http://schemas.microsoft.com/office/drawing/2016/5/12/chartex" xmlns:cx7="http://schemas.microsoft.com/office/drawing/2016/5/13/chartex" xmlns:cx8="http://schemas.microsoft.com/office/drawing/2016/5/14/chartex" xmlns:mc="http://schemas.openxmlformats.org/markup-compatibility/2006" xmlns:aink="http://schemas.microsoft.com/office/drawing/2016/ink" xmlns:am3d="http://schemas.microsoft.com/office/drawing/2017/model3d" xmlns:o="urn:schemas-microsoft-com:office:office" xmlns:oel="http://schemas.microsoft.com/office/2019/extlst" xmlns:r="http://schemas.openxmlformats.org/officeDocument/2006/relationships" xmlns:m="http://schemas.openxmlformats.org/officeDocument/2006/math" xmlns:v="urn:schemas-microsoft-com:vml" xmlns:wp14="http://schemas.microsoft.com/office/word/2010/wordprocessingDrawing" xmlns:wp="http://schemas.openxmlformats.org/drawingml/2006/wordprocessingDrawing" xmlns:w10="urn:schemas-microsoft-com:office:word" xmlns:w="http://schemas.openxmlformats.org/wordprocessingml/2006/main" xmlns:w14="http://schemas.microsoft.com/office/word/2010/wordml" xmlns:w15="http://schemas.microsoft.com/office/word/2012/wordml" xmlns:w16cex="http://schemas.microsoft.com/office/word/2018/wordml/cex" xmlns:w16cid="http://schemas.microsoft.com/office/word/2016/wordml/cid" xmlns:w16="http://schemas.microsoft.com/office/word/2018/wordml" xmlns:w16du="http://schemas.microsoft.com/office/word/2023/wordml/word16du" xmlns:w16sdtdh="http://schemas.microsoft.com/office/word/2020/wordml/sdtdatahash" xmlns:w16sdtfl="http://schemas.microsoft.com/office/word/2024/wordml/sdtformatlock" xmlns:w16se="http://schemas.microsoft.com/office/word/2015/wordml/symex" xmlns:wpg="http://schemas.microsoft.com/office/word/2010/wordprocessingGroup" xmlns:wpi="http://schemas.microsoft.com/office/word/2010/wordprocessingInk" xmlns:wne="http://schemas.microsoft.com/office/word/2006/wordml" xmlns:wps="http://schemas.microsoft.com/office/word/2010/wordprocessingShape" mc:Ignorable="w14 w15 w16se w16cid w16 w16cex w16sdtdh w16sdtfl w16du wp14">
+  <w:abstractNum w:abstractNumId="0" w15:restartNumberingAfterBreak="0">
     <w:nsid w:val="05E13572"/>
     <w:multiLevelType w:val="hybridMultilevel"/>
     <w:tmpl w:val="352AFA46"/>
@@ -5715,7 +8927,7 @@
       </w:rPr>
     </w:lvl>
   </w:abstractNum>
-  <w:abstractNum w:abstractNumId="1">
+  <w:abstractNum w:abstractNumId="1" w15:restartNumberingAfterBreak="0">
     <w:nsid w:val="06EC48F8"/>
     <w:multiLevelType w:val="multilevel"/>
     <w:tmpl w:val="CEF89B04"/>
@@ -5836,7 +9048,7 @@
       </w:rPr>
     </w:lvl>
   </w:abstractNum>
-  <w:abstractNum w:abstractNumId="2">
+  <w:abstractNum w:abstractNumId="2" w15:restartNumberingAfterBreak="0">
     <w:nsid w:val="0B8224CC"/>
     <w:multiLevelType w:val="hybridMultilevel"/>
     <w:tmpl w:val="B93A8F1C"/>
@@ -5922,7 +9134,7 @@
       </w:pPr>
     </w:lvl>
   </w:abstractNum>
-  <w:abstractNum w:abstractNumId="3">
+  <w:abstractNum w:abstractNumId="3" w15:restartNumberingAfterBreak="0">
     <w:nsid w:val="105360A2"/>
     <w:multiLevelType w:val="hybridMultilevel"/>
     <w:tmpl w:val="E9FABFB0"/>
@@ -6035,7 +9247,7 @@
       </w:rPr>
     </w:lvl>
   </w:abstractNum>
-  <w:abstractNum w:abstractNumId="4">
+  <w:abstractNum w:abstractNumId="4" w15:restartNumberingAfterBreak="0">
     <w:nsid w:val="1A8F0E91"/>
     <w:multiLevelType w:val="multilevel"/>
     <w:tmpl w:val="6BDC3B6C"/>
@@ -6148,7 +9360,96 @@
       </w:rPr>
     </w:lvl>
   </w:abstractNum>
-  <w:abstractNum w:abstractNumId="5">
+  <w:abstractNum w:abstractNumId="5" w15:restartNumberingAfterBreak="0">
+    <w:nsid w:val="1BD15FB6"/>
+    <w:multiLevelType w:val="hybridMultilevel"/>
+    <w:tmpl w:val="23BC3240"/>
+    <w:lvl w:ilvl="0" w:tplc="BC54592A">
+      <w:start w:val="1"/>
+      <w:numFmt w:val="lowerLetter"/>
+      <w:lvlText w:val="%1)"/>
+      <w:lvlJc w:val="left"/>
+      <w:pPr>
+        <w:ind w:left="1080" w:hanging="360"/>
+      </w:pPr>
+      <w:rPr>
+        <w:rFonts w:hint="default"/>
+      </w:rPr>
+    </w:lvl>
+    <w:lvl w:ilvl="1" w:tplc="08090019" w:tentative="1">
+      <w:start w:val="1"/>
+      <w:numFmt w:val="lowerLetter"/>
+      <w:lvlText w:val="%2."/>
+      <w:lvlJc w:val="left"/>
+      <w:pPr>
+        <w:ind w:left="1800" w:hanging="360"/>
+      </w:pPr>
+    </w:lvl>
+    <w:lvl w:ilvl="2" w:tplc="0809001B" w:tentative="1">
+      <w:start w:val="1"/>
+      <w:numFmt w:val="lowerRoman"/>
+      <w:lvlText w:val="%3."/>
+      <w:lvlJc w:val="right"/>
+      <w:pPr>
+        <w:ind w:left="2520" w:hanging="180"/>
+      </w:pPr>
+    </w:lvl>
+    <w:lvl w:ilvl="3" w:tplc="0809000F" w:tentative="1">
+      <w:start w:val="1"/>
+      <w:numFmt w:val="decimal"/>
+      <w:lvlText w:val="%4."/>
+      <w:lvlJc w:val="left"/>
+      <w:pPr>
+        <w:ind w:left="3240" w:hanging="360"/>
+      </w:pPr>
+    </w:lvl>
+    <w:lvl w:ilvl="4" w:tplc="08090019" w:tentative="1">
+      <w:start w:val="1"/>
+      <w:numFmt w:val="lowerLetter"/>
+      <w:lvlText w:val="%5."/>
+      <w:lvlJc w:val="left"/>
+      <w:pPr>
+        <w:ind w:left="3960" w:hanging="360"/>
+      </w:pPr>
+    </w:lvl>
+    <w:lvl w:ilvl="5" w:tplc="0809001B" w:tentative="1">
+      <w:start w:val="1"/>
+      <w:numFmt w:val="lowerRoman"/>
+      <w:lvlText w:val="%6."/>
+      <w:lvlJc w:val="right"/>
+      <w:pPr>
+        <w:ind w:left="4680" w:hanging="180"/>
+      </w:pPr>
+    </w:lvl>
+    <w:lvl w:ilvl="6" w:tplc="0809000F" w:tentative="1">
+      <w:start w:val="1"/>
+      <w:numFmt w:val="decimal"/>
+      <w:lvlText w:val="%7."/>
+      <w:lvlJc w:val="left"/>
+      <w:pPr>
+        <w:ind w:left="5400" w:hanging="360"/>
+      </w:pPr>
+    </w:lvl>
+    <w:lvl w:ilvl="7" w:tplc="08090019" w:tentative="1">
+      <w:start w:val="1"/>
+      <w:numFmt w:val="lowerLetter"/>
+      <w:lvlText w:val="%8."/>
+      <w:lvlJc w:val="left"/>
+      <w:pPr>
+        <w:ind w:left="6120" w:hanging="360"/>
+      </w:pPr>
+    </w:lvl>
+    <w:lvl w:ilvl="8" w:tplc="0809001B" w:tentative="1">
+      <w:start w:val="1"/>
+      <w:numFmt w:val="lowerRoman"/>
+      <w:lvlText w:val="%9."/>
+      <w:lvlJc w:val="right"/>
+      <w:pPr>
+        <w:ind w:left="6840" w:hanging="180"/>
+      </w:pPr>
+    </w:lvl>
+  </w:abstractNum>
+  <w:abstractNum w:abstractNumId="6" w15:restartNumberingAfterBreak="0">
     <w:nsid w:val="1F757C17"/>
     <w:multiLevelType w:val="hybridMultilevel"/>
     <w:tmpl w:val="C624F388"/>
@@ -6261,7 +9562,7 @@
       </w:rPr>
     </w:lvl>
   </w:abstractNum>
-  <w:abstractNum w:abstractNumId="6">
+  <w:abstractNum w:abstractNumId="7" w15:restartNumberingAfterBreak="0">
     <w:nsid w:val="20022DE2"/>
     <w:multiLevelType w:val="multilevel"/>
     <w:tmpl w:val="40090021"/>
@@ -6374,7 +9675,7 @@
       </w:rPr>
     </w:lvl>
   </w:abstractNum>
-  <w:abstractNum w:abstractNumId="7">
+  <w:abstractNum w:abstractNumId="8" w15:restartNumberingAfterBreak="0">
     <w:nsid w:val="23CC722D"/>
     <w:multiLevelType w:val="hybridMultilevel"/>
     <w:tmpl w:val="CE5EA900"/>
@@ -6487,7 +9788,120 @@
       </w:rPr>
     </w:lvl>
   </w:abstractNum>
-  <w:abstractNum w:abstractNumId="8">
+  <w:abstractNum w:abstractNumId="9" w15:restartNumberingAfterBreak="0">
+    <w:nsid w:val="27163E06"/>
+    <w:multiLevelType w:val="hybridMultilevel"/>
+    <w:tmpl w:val="CA6661C6"/>
+    <w:lvl w:ilvl="0" w:tplc="80047674">
+      <w:start w:val="3"/>
+      <w:numFmt w:val="bullet"/>
+      <w:lvlText w:val="-"/>
+      <w:lvlJc w:val="left"/>
+      <w:pPr>
+        <w:ind w:left="720" w:hanging="360"/>
+      </w:pPr>
+      <w:rPr>
+        <w:rFonts w:ascii="Calibri" w:eastAsia="Times New Roman" w:hAnsi="Calibri" w:cs="Calibri" w:hint="default"/>
+      </w:rPr>
+    </w:lvl>
+    <w:lvl w:ilvl="1" w:tplc="08090003" w:tentative="1">
+      <w:start w:val="1"/>
+      <w:numFmt w:val="bullet"/>
+      <w:lvlText w:val="o"/>
+      <w:lvlJc w:val="left"/>
+      <w:pPr>
+        <w:ind w:left="1440" w:hanging="360"/>
+      </w:pPr>
+      <w:rPr>
+        <w:rFonts w:ascii="Courier New" w:hAnsi="Courier New" w:cs="Courier New" w:hint="default"/>
+      </w:rPr>
+    </w:lvl>
+    <w:lvl w:ilvl="2" w:tplc="08090005" w:tentative="1">
+      <w:start w:val="1"/>
+      <w:numFmt w:val="bullet"/>
+      <w:lvlText w:val=""/>
+      <w:lvlJc w:val="left"/>
+      <w:pPr>
+        <w:ind w:left="2160" w:hanging="360"/>
+      </w:pPr>
+      <w:rPr>
+        <w:rFonts w:ascii="Wingdings" w:hAnsi="Wingdings" w:hint="default"/>
+      </w:rPr>
+    </w:lvl>
+    <w:lvl w:ilvl="3" w:tplc="08090001" w:tentative="1">
+      <w:start w:val="1"/>
+      <w:numFmt w:val="bullet"/>
+      <w:lvlText w:val=""/>
+      <w:lvlJc w:val="left"/>
+      <w:pPr>
+        <w:ind w:left="2880" w:hanging="360"/>
+      </w:pPr>
+      <w:rPr>
+        <w:rFonts w:ascii="Symbol" w:hAnsi="Symbol" w:hint="default"/>
+      </w:rPr>
+    </w:lvl>
+    <w:lvl w:ilvl="4" w:tplc="08090003" w:tentative="1">
+      <w:start w:val="1"/>
+      <w:numFmt w:val="bullet"/>
+      <w:lvlText w:val="o"/>
+      <w:lvlJc w:val="left"/>
+      <w:pPr>
+        <w:ind w:left="3600" w:hanging="360"/>
+      </w:pPr>
+      <w:rPr>
+        <w:rFonts w:ascii="Courier New" w:hAnsi="Courier New" w:cs="Courier New" w:hint="default"/>
+      </w:rPr>
+    </w:lvl>
+    <w:lvl w:ilvl="5" w:tplc="08090005" w:tentative="1">
+      <w:start w:val="1"/>
+      <w:numFmt w:val="bullet"/>
+      <w:lvlText w:val=""/>
+      <w:lvlJc w:val="left"/>
+      <w:pPr>
+        <w:ind w:left="4320" w:hanging="360"/>
+      </w:pPr>
+      <w:rPr>
+        <w:rFonts w:ascii="Wingdings" w:hAnsi="Wingdings" w:hint="default"/>
+      </w:rPr>
+    </w:lvl>
+    <w:lvl w:ilvl="6" w:tplc="08090001" w:tentative="1">
+      <w:start w:val="1"/>
+      <w:numFmt w:val="bullet"/>
+      <w:lvlText w:val=""/>
+      <w:lvlJc w:val="left"/>
+      <w:pPr>
+        <w:ind w:left="5040" w:hanging="360"/>
+      </w:pPr>
+      <w:rPr>
+        <w:rFonts w:ascii="Symbol" w:hAnsi="Symbol" w:hint="default"/>
+      </w:rPr>
+    </w:lvl>
+    <w:lvl w:ilvl="7" w:tplc="08090003" w:tentative="1">
+      <w:start w:val="1"/>
+      <w:numFmt w:val="bullet"/>
+      <w:lvlText w:val="o"/>
+      <w:lvlJc w:val="left"/>
+      <w:pPr>
+        <w:ind w:left="5760" w:hanging="360"/>
+      </w:pPr>
+      <w:rPr>
+        <w:rFonts w:ascii="Courier New" w:hAnsi="Courier New" w:cs="Courier New" w:hint="default"/>
+      </w:rPr>
+    </w:lvl>
+    <w:lvl w:ilvl="8" w:tplc="08090005" w:tentative="1">
+      <w:start w:val="1"/>
+      <w:numFmt w:val="bullet"/>
+      <w:lvlText w:val=""/>
+      <w:lvlJc w:val="left"/>
+      <w:pPr>
+        <w:ind w:left="6480" w:hanging="360"/>
+      </w:pPr>
+      <w:rPr>
+        <w:rFonts w:ascii="Wingdings" w:hAnsi="Wingdings" w:hint="default"/>
+      </w:rPr>
+    </w:lvl>
+  </w:abstractNum>
+  <w:abstractNum w:abstractNumId="10" w15:restartNumberingAfterBreak="0">
     <w:nsid w:val="2851786B"/>
     <w:multiLevelType w:val="hybridMultilevel"/>
     <w:tmpl w:val="EAE8733C"/>
@@ -6600,7 +10014,7 @@
       </w:rPr>
     </w:lvl>
   </w:abstractNum>
-  <w:abstractNum w:abstractNumId="9">
+  <w:abstractNum w:abstractNumId="11" w15:restartNumberingAfterBreak="0">
     <w:nsid w:val="2CA20D9A"/>
     <w:multiLevelType w:val="multilevel"/>
     <w:tmpl w:val="6BDC3B6C"/>
@@ -6713,7 +10127,7 @@
       </w:rPr>
     </w:lvl>
   </w:abstractNum>
-  <w:abstractNum w:abstractNumId="10">
+  <w:abstractNum w:abstractNumId="12" w15:restartNumberingAfterBreak="0">
     <w:nsid w:val="37A74A10"/>
     <w:multiLevelType w:val="hybridMultilevel"/>
     <w:tmpl w:val="084EEC14"/>
@@ -6826,7 +10240,7 @@
       </w:rPr>
     </w:lvl>
   </w:abstractNum>
-  <w:abstractNum w:abstractNumId="11">
+  <w:abstractNum w:abstractNumId="13" w15:restartNumberingAfterBreak="0">
     <w:nsid w:val="418D755D"/>
     <w:multiLevelType w:val="hybridMultilevel"/>
     <w:tmpl w:val="74ECDECA"/>
@@ -6939,7 +10353,96 @@
       </w:rPr>
     </w:lvl>
   </w:abstractNum>
-  <w:abstractNum w:abstractNumId="12">
+  <w:abstractNum w:abstractNumId="14" w15:restartNumberingAfterBreak="0">
+    <w:nsid w:val="42920F76"/>
+    <w:multiLevelType w:val="hybridMultilevel"/>
+    <w:tmpl w:val="2258E054"/>
+    <w:lvl w:ilvl="0" w:tplc="08090017">
+      <w:start w:val="1"/>
+      <w:numFmt w:val="lowerLetter"/>
+      <w:lvlText w:val="%1)"/>
+      <w:lvlJc w:val="left"/>
+      <w:pPr>
+        <w:ind w:left="720" w:hanging="360"/>
+      </w:pPr>
+      <w:rPr>
+        <w:rFonts w:hint="default"/>
+      </w:rPr>
+    </w:lvl>
+    <w:lvl w:ilvl="1" w:tplc="08090019" w:tentative="1">
+      <w:start w:val="1"/>
+      <w:numFmt w:val="lowerLetter"/>
+      <w:lvlText w:val="%2."/>
+      <w:lvlJc w:val="left"/>
+      <w:pPr>
+        <w:ind w:left="1440" w:hanging="360"/>
+      </w:pPr>
+    </w:lvl>
+    <w:lvl w:ilvl="2" w:tplc="0809001B" w:tentative="1">
+      <w:start w:val="1"/>
+      <w:numFmt w:val="lowerRoman"/>
+      <w:lvlText w:val="%3."/>
+      <w:lvlJc w:val="right"/>
+      <w:pPr>
+        <w:ind w:left="2160" w:hanging="180"/>
+      </w:pPr>
+    </w:lvl>
+    <w:lvl w:ilvl="3" w:tplc="0809000F" w:tentative="1">
+      <w:start w:val="1"/>
+      <w:numFmt w:val="decimal"/>
+      <w:lvlText w:val="%4."/>
+      <w:lvlJc w:val="left"/>
+      <w:pPr>
+        <w:ind w:left="2880" w:hanging="360"/>
+      </w:pPr>
+    </w:lvl>
+    <w:lvl w:ilvl="4" w:tplc="08090019" w:tentative="1">
+      <w:start w:val="1"/>
+      <w:numFmt w:val="lowerLetter"/>
+      <w:lvlText w:val="%5."/>
+      <w:lvlJc w:val="left"/>
+      <w:pPr>
+        <w:ind w:left="3600" w:hanging="360"/>
+      </w:pPr>
+    </w:lvl>
+    <w:lvl w:ilvl="5" w:tplc="0809001B" w:tentative="1">
+      <w:start w:val="1"/>
+      <w:numFmt w:val="lowerRoman"/>
+      <w:lvlText w:val="%6."/>
+      <w:lvlJc w:val="right"/>
+      <w:pPr>
+        <w:ind w:left="4320" w:hanging="180"/>
+      </w:pPr>
+    </w:lvl>
+    <w:lvl w:ilvl="6" w:tplc="0809000F" w:tentative="1">
+      <w:start w:val="1"/>
+      <w:numFmt w:val="decimal"/>
+      <w:lvlText w:val="%7."/>
+      <w:lvlJc w:val="left"/>
+      <w:pPr>
+        <w:ind w:left="5040" w:hanging="360"/>
+      </w:pPr>
+    </w:lvl>
+    <w:lvl w:ilvl="7" w:tplc="08090019" w:tentative="1">
+      <w:start w:val="1"/>
+      <w:numFmt w:val="lowerLetter"/>
+      <w:lvlText w:val="%8."/>
+      <w:lvlJc w:val="left"/>
+      <w:pPr>
+        <w:ind w:left="5760" w:hanging="360"/>
+      </w:pPr>
+    </w:lvl>
+    <w:lvl w:ilvl="8" w:tplc="0809001B" w:tentative="1">
+      <w:start w:val="1"/>
+      <w:numFmt w:val="lowerRoman"/>
+      <w:lvlText w:val="%9."/>
+      <w:lvlJc w:val="right"/>
+      <w:pPr>
+        <w:ind w:left="6480" w:hanging="180"/>
+      </w:pPr>
+    </w:lvl>
+  </w:abstractNum>
+  <w:abstractNum w:abstractNumId="15" w15:restartNumberingAfterBreak="0">
     <w:nsid w:val="4DE81181"/>
     <w:multiLevelType w:val="hybridMultilevel"/>
     <w:tmpl w:val="5C28F108"/>
@@ -7025,7 +10528,7 @@
       </w:pPr>
     </w:lvl>
   </w:abstractNum>
-  <w:abstractNum w:abstractNumId="13">
+  <w:abstractNum w:abstractNumId="16" w15:restartNumberingAfterBreak="0">
     <w:nsid w:val="4E834DBC"/>
     <w:multiLevelType w:val="multilevel"/>
     <w:tmpl w:val="CEF89B04"/>
@@ -7146,7 +10649,7 @@
       </w:rPr>
     </w:lvl>
   </w:abstractNum>
-  <w:abstractNum w:abstractNumId="14">
+  <w:abstractNum w:abstractNumId="17" w15:restartNumberingAfterBreak="0">
     <w:nsid w:val="50F4584A"/>
     <w:multiLevelType w:val="hybridMultilevel"/>
     <w:tmpl w:val="A4CE0192"/>
@@ -7259,7 +10762,120 @@
       </w:rPr>
     </w:lvl>
   </w:abstractNum>
-  <w:abstractNum w:abstractNumId="15">
+  <w:abstractNum w:abstractNumId="18" w15:restartNumberingAfterBreak="0">
+    <w:nsid w:val="56FF45F7"/>
+    <w:multiLevelType w:val="hybridMultilevel"/>
+    <w:tmpl w:val="9BA0D054"/>
+    <w:lvl w:ilvl="0" w:tplc="023E7284">
+      <w:start w:val="4"/>
+      <w:numFmt w:val="bullet"/>
+      <w:lvlText w:val=""/>
+      <w:lvlJc w:val="left"/>
+      <w:pPr>
+        <w:ind w:left="1800" w:hanging="360"/>
+      </w:pPr>
+      <w:rPr>
+        <w:rFonts w:ascii="Wingdings" w:eastAsia="Times New Roman" w:hAnsi="Wingdings" w:cs="Calibri" w:hint="default"/>
+      </w:rPr>
+    </w:lvl>
+    <w:lvl w:ilvl="1" w:tplc="08090003" w:tentative="1">
+      <w:start w:val="1"/>
+      <w:numFmt w:val="bullet"/>
+      <w:lvlText w:val="o"/>
+      <w:lvlJc w:val="left"/>
+      <w:pPr>
+        <w:ind w:left="2520" w:hanging="360"/>
+      </w:pPr>
+      <w:rPr>
+        <w:rFonts w:ascii="Courier New" w:hAnsi="Courier New" w:cs="Courier New" w:hint="default"/>
+      </w:rPr>
+    </w:lvl>
+    <w:lvl w:ilvl="2" w:tplc="08090005" w:tentative="1">
+      <w:start w:val="1"/>
+      <w:numFmt w:val="bullet"/>
+      <w:lvlText w:val=""/>
+      <w:lvlJc w:val="left"/>
+      <w:pPr>
+        <w:ind w:left="3240" w:hanging="360"/>
+      </w:pPr>
+      <w:rPr>
+        <w:rFonts w:ascii="Wingdings" w:hAnsi="Wingdings" w:hint="default"/>
+      </w:rPr>
+    </w:lvl>
+    <w:lvl w:ilvl="3" w:tplc="08090001" w:tentative="1">
+      <w:start w:val="1"/>
+      <w:numFmt w:val="bullet"/>
+      <w:lvlText w:val=""/>
+      <w:lvlJc w:val="left"/>
+      <w:pPr>
+        <w:ind w:left="3960" w:hanging="360"/>
+      </w:pPr>
+      <w:rPr>
+        <w:rFonts w:ascii="Symbol" w:hAnsi="Symbol" w:hint="default"/>
+      </w:rPr>
+    </w:lvl>
+    <w:lvl w:ilvl="4" w:tplc="08090003" w:tentative="1">
+      <w:start w:val="1"/>
+      <w:numFmt w:val="bullet"/>
+      <w:lvlText w:val="o"/>
+      <w:lvlJc w:val="left"/>
+      <w:pPr>
+        <w:ind w:left="4680" w:hanging="360"/>
+      </w:pPr>
+      <w:rPr>
+        <w:rFonts w:ascii="Courier New" w:hAnsi="Courier New" w:cs="Courier New" w:hint="default"/>
+      </w:rPr>
+    </w:lvl>
+    <w:lvl w:ilvl="5" w:tplc="08090005" w:tentative="1">
+      <w:start w:val="1"/>
+      <w:numFmt w:val="bullet"/>
+      <w:lvlText w:val=""/>
+      <w:lvlJc w:val="left"/>
+      <w:pPr>
+        <w:ind w:left="5400" w:hanging="360"/>
+      </w:pPr>
+      <w:rPr>
+        <w:rFonts w:ascii="Wingdings" w:hAnsi="Wingdings" w:hint="default"/>
+      </w:rPr>
+    </w:lvl>
+    <w:lvl w:ilvl="6" w:tplc="08090001" w:tentative="1">
+      <w:start w:val="1"/>
+      <w:numFmt w:val="bullet"/>
+      <w:lvlText w:val=""/>
+      <w:lvlJc w:val="left"/>
+      <w:pPr>
+        <w:ind w:left="6120" w:hanging="360"/>
+      </w:pPr>
+      <w:rPr>
+        <w:rFonts w:ascii="Symbol" w:hAnsi="Symbol" w:hint="default"/>
+      </w:rPr>
+    </w:lvl>
+    <w:lvl w:ilvl="7" w:tplc="08090003" w:tentative="1">
+      <w:start w:val="1"/>
+      <w:numFmt w:val="bullet"/>
+      <w:lvlText w:val="o"/>
+      <w:lvlJc w:val="left"/>
+      <w:pPr>
+        <w:ind w:left="6840" w:hanging="360"/>
+      </w:pPr>
+      <w:rPr>
+        <w:rFonts w:ascii="Courier New" w:hAnsi="Courier New" w:cs="Courier New" w:hint="default"/>
+      </w:rPr>
+    </w:lvl>
+    <w:lvl w:ilvl="8" w:tplc="08090005" w:tentative="1">
+      <w:start w:val="1"/>
+      <w:numFmt w:val="bullet"/>
+      <w:lvlText w:val=""/>
+      <w:lvlJc w:val="left"/>
+      <w:pPr>
+        <w:ind w:left="7560" w:hanging="360"/>
+      </w:pPr>
+      <w:rPr>
+        <w:rFonts w:ascii="Wingdings" w:hAnsi="Wingdings" w:hint="default"/>
+      </w:rPr>
+    </w:lvl>
+  </w:abstractNum>
+  <w:abstractNum w:abstractNumId="19" w15:restartNumberingAfterBreak="0">
     <w:nsid w:val="677B29D2"/>
     <w:multiLevelType w:val="hybridMultilevel"/>
     <w:tmpl w:val="4F04AFC4"/>
@@ -7372,7 +10988,7 @@
       </w:rPr>
     </w:lvl>
   </w:abstractNum>
-  <w:abstractNum w:abstractNumId="16">
+  <w:abstractNum w:abstractNumId="20" w15:restartNumberingAfterBreak="0">
     <w:nsid w:val="67BE3602"/>
     <w:multiLevelType w:val="hybridMultilevel"/>
     <w:tmpl w:val="6BDC3B6C"/>
@@ -7485,7 +11101,7 @@
       </w:rPr>
     </w:lvl>
   </w:abstractNum>
-  <w:abstractNum w:abstractNumId="17">
+  <w:abstractNum w:abstractNumId="21" w15:restartNumberingAfterBreak="0">
     <w:nsid w:val="67D522C4"/>
     <w:multiLevelType w:val="hybridMultilevel"/>
     <w:tmpl w:val="DE32DD62"/>
@@ -7598,7 +11214,7 @@
       </w:rPr>
     </w:lvl>
   </w:abstractNum>
-  <w:abstractNum w:abstractNumId="18">
+  <w:abstractNum w:abstractNumId="22" w15:restartNumberingAfterBreak="0">
     <w:nsid w:val="764F0F80"/>
     <w:multiLevelType w:val="hybridMultilevel"/>
     <w:tmpl w:val="B03A1AA4"/>
@@ -7711,7 +11327,7 @@
       </w:rPr>
     </w:lvl>
   </w:abstractNum>
-  <w:abstractNum w:abstractNumId="19">
+  <w:abstractNum w:abstractNumId="23" w15:restartNumberingAfterBreak="0">
     <w:nsid w:val="7A722AF7"/>
     <w:multiLevelType w:val="multilevel"/>
     <w:tmpl w:val="6BDC3B6C"/>
@@ -7824,7 +11440,7 @@
       </w:rPr>
     </w:lvl>
   </w:abstractNum>
-  <w:abstractNum w:abstractNumId="20">
+  <w:abstractNum w:abstractNumId="24" w15:restartNumberingAfterBreak="0">
     <w:nsid w:val="7ADB6C4D"/>
     <w:multiLevelType w:val="hybridMultilevel"/>
     <w:tmpl w:val="21A0799E"/>
@@ -7910,74 +11526,234 @@
       </w:pPr>
     </w:lvl>
   </w:abstractNum>
-  <w:num w:numId="1">
+  <w:abstractNum w:abstractNumId="25" w15:restartNumberingAfterBreak="0">
+    <w:nsid w:val="7E043CA4"/>
+    <w:multiLevelType w:val="multilevel"/>
+    <w:tmpl w:val="126654BC"/>
+    <w:lvl w:ilvl="0">
+      <w:start w:val="1"/>
+      <w:numFmt w:val="bullet"/>
+      <w:lvlText w:val=""/>
+      <w:lvlJc w:val="left"/>
+      <w:pPr>
+        <w:tabs>
+          <w:tab w:val="num" w:pos="720"/>
+        </w:tabs>
+        <w:ind w:left="720" w:hanging="360"/>
+      </w:pPr>
+      <w:rPr>
+        <w:rFonts w:ascii="Symbol" w:hAnsi="Symbol" w:hint="default"/>
+        <w:sz w:val="20"/>
+      </w:rPr>
+    </w:lvl>
+    <w:lvl w:ilvl="1">
+      <w:start w:val="1"/>
+      <w:numFmt w:val="bullet"/>
+      <w:lvlText w:val="o"/>
+      <w:lvlJc w:val="left"/>
+      <w:pPr>
+        <w:tabs>
+          <w:tab w:val="num" w:pos="1440"/>
+        </w:tabs>
+        <w:ind w:left="1440" w:hanging="360"/>
+      </w:pPr>
+      <w:rPr>
+        <w:rFonts w:ascii="Courier New" w:hAnsi="Courier New" w:hint="default"/>
+        <w:sz w:val="20"/>
+      </w:rPr>
+    </w:lvl>
+    <w:lvl w:ilvl="2">
+      <w:start w:val="1"/>
+      <w:numFmt w:val="lowerLetter"/>
+      <w:lvlText w:val="%3)"/>
+      <w:lvlJc w:val="left"/>
+      <w:pPr>
+        <w:ind w:left="2160" w:hanging="360"/>
+      </w:pPr>
+      <w:rPr>
+        <w:rFonts w:hint="default"/>
+      </w:rPr>
+    </w:lvl>
+    <w:lvl w:ilvl="3">
+      <w:start w:val="1"/>
+      <w:numFmt w:val="bullet"/>
+      <w:lvlText w:val=""/>
+      <w:lvlJc w:val="left"/>
+      <w:pPr>
+        <w:tabs>
+          <w:tab w:val="num" w:pos="2880"/>
+        </w:tabs>
+        <w:ind w:left="2880" w:hanging="360"/>
+      </w:pPr>
+      <w:rPr>
+        <w:rFonts w:ascii="Wingdings" w:hAnsi="Wingdings" w:hint="default"/>
+        <w:sz w:val="20"/>
+      </w:rPr>
+    </w:lvl>
+    <w:lvl w:ilvl="4" w:tentative="1">
+      <w:start w:val="1"/>
+      <w:numFmt w:val="bullet"/>
+      <w:lvlText w:val=""/>
+      <w:lvlJc w:val="left"/>
+      <w:pPr>
+        <w:tabs>
+          <w:tab w:val="num" w:pos="3600"/>
+        </w:tabs>
+        <w:ind w:left="3600" w:hanging="360"/>
+      </w:pPr>
+      <w:rPr>
+        <w:rFonts w:ascii="Wingdings" w:hAnsi="Wingdings" w:hint="default"/>
+        <w:sz w:val="20"/>
+      </w:rPr>
+    </w:lvl>
+    <w:lvl w:ilvl="5" w:tentative="1">
+      <w:start w:val="1"/>
+      <w:numFmt w:val="bullet"/>
+      <w:lvlText w:val=""/>
+      <w:lvlJc w:val="left"/>
+      <w:pPr>
+        <w:tabs>
+          <w:tab w:val="num" w:pos="4320"/>
+        </w:tabs>
+        <w:ind w:left="4320" w:hanging="360"/>
+      </w:pPr>
+      <w:rPr>
+        <w:rFonts w:ascii="Wingdings" w:hAnsi="Wingdings" w:hint="default"/>
+        <w:sz w:val="20"/>
+      </w:rPr>
+    </w:lvl>
+    <w:lvl w:ilvl="6" w:tentative="1">
+      <w:start w:val="1"/>
+      <w:numFmt w:val="bullet"/>
+      <w:lvlText w:val=""/>
+      <w:lvlJc w:val="left"/>
+      <w:pPr>
+        <w:tabs>
+          <w:tab w:val="num" w:pos="5040"/>
+        </w:tabs>
+        <w:ind w:left="5040" w:hanging="360"/>
+      </w:pPr>
+      <w:rPr>
+        <w:rFonts w:ascii="Wingdings" w:hAnsi="Wingdings" w:hint="default"/>
+        <w:sz w:val="20"/>
+      </w:rPr>
+    </w:lvl>
+    <w:lvl w:ilvl="7" w:tentative="1">
+      <w:start w:val="1"/>
+      <w:numFmt w:val="bullet"/>
+      <w:lvlText w:val=""/>
+      <w:lvlJc w:val="left"/>
+      <w:pPr>
+        <w:tabs>
+          <w:tab w:val="num" w:pos="5760"/>
+        </w:tabs>
+        <w:ind w:left="5760" w:hanging="360"/>
+      </w:pPr>
+      <w:rPr>
+        <w:rFonts w:ascii="Wingdings" w:hAnsi="Wingdings" w:hint="default"/>
+        <w:sz w:val="20"/>
+      </w:rPr>
+    </w:lvl>
+    <w:lvl w:ilvl="8" w:tentative="1">
+      <w:start w:val="1"/>
+      <w:numFmt w:val="bullet"/>
+      <w:lvlText w:val=""/>
+      <w:lvlJc w:val="left"/>
+      <w:pPr>
+        <w:tabs>
+          <w:tab w:val="num" w:pos="6480"/>
+        </w:tabs>
+        <w:ind w:left="6480" w:hanging="360"/>
+      </w:pPr>
+      <w:rPr>
+        <w:rFonts w:ascii="Wingdings" w:hAnsi="Wingdings" w:hint="default"/>
+        <w:sz w:val="20"/>
+      </w:rPr>
+    </w:lvl>
+  </w:abstractNum>
+  <w:num w:numId="1" w16cid:durableId="73861660">
     <w:abstractNumId w:val="2"/>
   </w:num>
-  <w:num w:numId="2">
+  <w:num w:numId="2" w16cid:durableId="1985305854">
+    <w:abstractNumId w:val="16"/>
+  </w:num>
+  <w:num w:numId="3" w16cid:durableId="1936860547">
+    <w:abstractNumId w:val="7"/>
+  </w:num>
+  <w:num w:numId="4" w16cid:durableId="2020815748">
+    <w:abstractNumId w:val="20"/>
+  </w:num>
+  <w:num w:numId="5" w16cid:durableId="1751926776">
+    <w:abstractNumId w:val="4"/>
+  </w:num>
+  <w:num w:numId="6" w16cid:durableId="2068256147">
+    <w:abstractNumId w:val="11"/>
+  </w:num>
+  <w:num w:numId="7" w16cid:durableId="1229925785">
+    <w:abstractNumId w:val="1"/>
+  </w:num>
+  <w:num w:numId="8" w16cid:durableId="661391050">
+    <w:abstractNumId w:val="23"/>
+  </w:num>
+  <w:num w:numId="9" w16cid:durableId="1649743145">
+    <w:abstractNumId w:val="19"/>
+  </w:num>
+  <w:num w:numId="10" w16cid:durableId="612900479">
+    <w:abstractNumId w:val="15"/>
+  </w:num>
+  <w:num w:numId="11" w16cid:durableId="1086729693">
+    <w:abstractNumId w:val="6"/>
+  </w:num>
+  <w:num w:numId="12" w16cid:durableId="365525853">
     <w:abstractNumId w:val="13"/>
   </w:num>
-  <w:num w:numId="3">
-    <w:abstractNumId w:val="6"/>
-  </w:num>
-  <w:num w:numId="4">
-    <w:abstractNumId w:val="16"/>
-  </w:num>
-  <w:num w:numId="5">
-    <w:abstractNumId w:val="4"/>
-  </w:num>
-  <w:num w:numId="6">
-    <w:abstractNumId w:val="9"/>
-  </w:num>
-  <w:num w:numId="7">
-    <w:abstractNumId w:val="1"/>
-  </w:num>
-  <w:num w:numId="8">
-    <w:abstractNumId w:val="19"/>
-  </w:num>
-  <w:num w:numId="9">
-    <w:abstractNumId w:val="15"/>
-  </w:num>
-  <w:num w:numId="10">
+  <w:num w:numId="13" w16cid:durableId="1409838276">
     <w:abstractNumId w:val="12"/>
   </w:num>
-  <w:num w:numId="11">
+  <w:num w:numId="14" w16cid:durableId="344207564">
+    <w:abstractNumId w:val="24"/>
+  </w:num>
+  <w:num w:numId="15" w16cid:durableId="1456215785">
+    <w:abstractNumId w:val="17"/>
+  </w:num>
+  <w:num w:numId="16" w16cid:durableId="1957248628">
+    <w:abstractNumId w:val="21"/>
+  </w:num>
+  <w:num w:numId="17" w16cid:durableId="458843427">
+    <w:abstractNumId w:val="3"/>
+  </w:num>
+  <w:num w:numId="18" w16cid:durableId="766342741">
+    <w:abstractNumId w:val="0"/>
+  </w:num>
+  <w:num w:numId="19" w16cid:durableId="14037230">
+    <w:abstractNumId w:val="8"/>
+  </w:num>
+  <w:num w:numId="20" w16cid:durableId="1050805667">
+    <w:abstractNumId w:val="10"/>
+  </w:num>
+  <w:num w:numId="21" w16cid:durableId="1164661948">
+    <w:abstractNumId w:val="22"/>
+  </w:num>
+  <w:num w:numId="22" w16cid:durableId="922179069">
+    <w:abstractNumId w:val="25"/>
+  </w:num>
+  <w:num w:numId="23" w16cid:durableId="258954894">
     <w:abstractNumId w:val="5"/>
   </w:num>
-  <w:num w:numId="12">
-    <w:abstractNumId w:val="11"/>
+  <w:num w:numId="24" w16cid:durableId="2082292283">
+    <w:abstractNumId w:val="18"/>
   </w:num>
-  <w:num w:numId="13">
-    <w:abstractNumId w:val="10"/>
-  </w:num>
-  <w:num w:numId="14">
-    <w:abstractNumId w:val="20"/>
-  </w:num>
-  <w:num w:numId="15">
+  <w:num w:numId="25" w16cid:durableId="97601640">
     <w:abstractNumId w:val="14"/>
   </w:num>
-  <w:num w:numId="16">
-    <w:abstractNumId w:val="17"/>
-  </w:num>
-  <w:num w:numId="17">
-    <w:abstractNumId w:val="3"/>
-  </w:num>
-  <w:num w:numId="18">
-    <w:abstractNumId w:val="0"/>
-  </w:num>
-  <w:num w:numId="19">
-    <w:abstractNumId w:val="7"/>
-  </w:num>
-  <w:num w:numId="20">
-    <w:abstractNumId w:val="8"/>
-  </w:num>
-  <w:num w:numId="21">
-    <w:abstractNumId w:val="18"/>
+  <w:num w:numId="26" w16cid:durableId="587927894">
+    <w:abstractNumId w:val="9"/>
   </w:num>
 </w:numbering>
 </file>
 
 <file path=word/styles.xml><?xml version="1.0" encoding="utf-8"?>
-<w:styles xmlns:r="http://schemas.openxmlformats.org/officeDocument/2006/relationships" xmlns:w="http://schemas.openxmlformats.org/wordprocessingml/2006/main">
+<w:styles xmlns:mc="http://schemas.openxmlformats.org/markup-compatibility/2006" xmlns:r="http://schemas.openxmlformats.org/officeDocument/2006/relationships" xmlns:w="http://schemas.openxmlformats.org/wordprocessingml/2006/main" xmlns:w14="http://schemas.microsoft.com/office/word/2010/wordml" xmlns:w15="http://schemas.microsoft.com/office/word/2012/wordml" xmlns:w16cex="http://schemas.microsoft.com/office/word/2018/wordml/cex" xmlns:w16cid="http://schemas.microsoft.com/office/word/2016/wordml/cid" xmlns:w16="http://schemas.microsoft.com/office/word/2018/wordml" xmlns:w16du="http://schemas.microsoft.com/office/word/2023/wordml/word16du" xmlns:w16sdtdh="http://schemas.microsoft.com/office/word/2020/wordml/sdtdatahash" xmlns:w16sdtfl="http://schemas.microsoft.com/office/word/2024/wordml/sdtformatlock" xmlns:w16se="http://schemas.microsoft.com/office/word/2015/wordml/symex" mc:Ignorable="w14 w15 w16se w16cid w16 w16cex w16sdtdh w16sdtfl w16du">
   <w:docDefaults>
     <w:rPrDefault>
       <w:rPr>
@@ -7993,144 +11769,383 @@
       </w:pPr>
     </w:pPrDefault>
   </w:docDefaults>
-  <w:latentStyles w:defLockedState="0" w:defUIPriority="99" w:defSemiHidden="1" w:defUnhideWhenUsed="1" w:defQFormat="0" w:count="267">
-    <w:lsdException w:name="Normal" w:semiHidden="0" w:uiPriority="0" w:unhideWhenUsed="0" w:qFormat="1"/>
-    <w:lsdException w:name="heading 1" w:semiHidden="0" w:uiPriority="9" w:unhideWhenUsed="0" w:qFormat="1"/>
-    <w:lsdException w:name="heading 2" w:uiPriority="9" w:qFormat="1"/>
-    <w:lsdException w:name="heading 3" w:uiPriority="9" w:qFormat="1"/>
-    <w:lsdException w:name="heading 4" w:uiPriority="9" w:qFormat="1"/>
-    <w:lsdException w:name="heading 5" w:uiPriority="9" w:qFormat="1"/>
-    <w:lsdException w:name="heading 6" w:uiPriority="9" w:qFormat="1"/>
-    <w:lsdException w:name="heading 7" w:uiPriority="9" w:qFormat="1"/>
-    <w:lsdException w:name="heading 8" w:uiPriority="9" w:qFormat="1"/>
-    <w:lsdException w:name="heading 9" w:uiPriority="9" w:qFormat="1"/>
-    <w:lsdException w:name="toc 1" w:uiPriority="39"/>
-    <w:lsdException w:name="toc 2" w:uiPriority="39"/>
-    <w:lsdException w:name="toc 3" w:uiPriority="39"/>
-    <w:lsdException w:name="toc 4" w:uiPriority="39"/>
-    <w:lsdException w:name="toc 5" w:uiPriority="39"/>
-    <w:lsdException w:name="toc 6" w:uiPriority="39"/>
-    <w:lsdException w:name="toc 7" w:uiPriority="39"/>
-    <w:lsdException w:name="toc 8" w:uiPriority="39"/>
-    <w:lsdException w:name="toc 9" w:uiPriority="39"/>
-    <w:lsdException w:name="caption" w:uiPriority="35" w:qFormat="1"/>
-    <w:lsdException w:name="Title" w:semiHidden="0" w:uiPriority="10" w:unhideWhenUsed="0" w:qFormat="1"/>
-    <w:lsdException w:name="Default Paragraph Font" w:uiPriority="1"/>
-    <w:lsdException w:name="Subtitle" w:semiHidden="0" w:uiPriority="11" w:unhideWhenUsed="0" w:qFormat="1"/>
-    <w:lsdException w:name="Strong" w:semiHidden="0" w:uiPriority="22" w:unhideWhenUsed="0" w:qFormat="1"/>
-    <w:lsdException w:name="Emphasis" w:semiHidden="0" w:uiPriority="20" w:unhideWhenUsed="0" w:qFormat="1"/>
-    <w:lsdException w:name="Table Grid" w:semiHidden="0" w:uiPriority="59" w:unhideWhenUsed="0"/>
-    <w:lsdException w:name="Placeholder Text" w:unhideWhenUsed="0"/>
-    <w:lsdException w:name="No Spacing" w:semiHidden="0" w:uiPriority="1" w:unhideWhenUsed="0" w:qFormat="1"/>
-    <w:lsdException w:name="Light Shading" w:semiHidden="0" w:uiPriority="60" w:unhideWhenUsed="0"/>
-    <w:lsdException w:name="Light List" w:semiHidden="0" w:uiPriority="61" w:unhideWhenUsed="0"/>
-    <w:lsdException w:name="Light Grid" w:semiHidden="0" w:uiPriority="62" w:unhideWhenUsed="0"/>
-    <w:lsdException w:name="Medium Shading 1" w:semiHidden="0" w:uiPriority="63" w:unhideWhenUsed="0"/>
-    <w:lsdException w:name="Medium Shading 2" w:semiHidden="0" w:uiPriority="64" w:unhideWhenUsed="0"/>
-    <w:lsdException w:name="Medium List 1" w:semiHidden="0" w:uiPriority="65" w:unhideWhenUsed="0"/>
-    <w:lsdException w:name="Medium List 2" w:semiHidden="0" w:uiPriority="66" w:unhideWhenUsed="0"/>
-    <w:lsdException w:name="Medium Grid 1" w:semiHidden="0" w:uiPriority="67" w:unhideWhenUsed="0"/>
-    <w:lsdException w:name="Medium Grid 2" w:semiHidden="0" w:uiPriority="68" w:unhideWhenUsed="0"/>
-    <w:lsdException w:name="Medium Grid 3" w:semiHidden="0" w:uiPriority="69" w:unhideWhenUsed="0"/>
-    <w:lsdException w:name="Dark List" w:semiHidden="0" w:uiPriority="70" w:unhideWhenUsed="0"/>
-    <w:lsdException w:name="Colorful Shading" w:semiHidden="0" w:uiPriority="71" w:unhideWhenUsed="0"/>
-    <w:lsdException w:name="Colorful List" w:semiHidden="0" w:uiPriority="72" w:unhideWhenUsed="0"/>
-    <w:lsdException w:name="Colorful Grid" w:semiHidden="0" w:uiPriority="73" w:unhideWhenUsed="0"/>
-    <w:lsdException w:name="Light Shading Accent 1" w:semiHidden="0" w:uiPriority="60" w:unhideWhenUsed="0"/>
-    <w:lsdException w:name="Light List Accent 1" w:semiHidden="0" w:uiPriority="61" w:unhideWhenUsed="0"/>
-    <w:lsdException w:name="Light Grid Accent 1" w:semiHidden="0" w:uiPriority="62" w:unhideWhenUsed="0"/>
-    <w:lsdException w:name="Medium Shading 1 Accent 1" w:semiHidden="0" w:uiPriority="63" w:unhideWhenUsed="0"/>
-    <w:lsdException w:name="Medium Shading 2 Accent 1" w:semiHidden="0" w:uiPriority="64" w:unhideWhenUsed="0"/>
-    <w:lsdException w:name="Medium List 1 Accent 1" w:semiHidden="0" w:uiPriority="65" w:unhideWhenUsed="0"/>
-    <w:lsdException w:name="Revision" w:unhideWhenUsed="0"/>
-    <w:lsdException w:name="List Paragraph" w:semiHidden="0" w:uiPriority="34" w:unhideWhenUsed="0" w:qFormat="1"/>
-    <w:lsdException w:name="Quote" w:semiHidden="0" w:uiPriority="29" w:unhideWhenUsed="0" w:qFormat="1"/>
-    <w:lsdException w:name="Intense Quote" w:semiHidden="0" w:uiPriority="30" w:unhideWhenUsed="0" w:qFormat="1"/>
-    <w:lsdException w:name="Medium List 2 Accent 1" w:semiHidden="0" w:uiPriority="66" w:unhideWhenUsed="0"/>
-    <w:lsdException w:name="Medium Grid 1 Accent 1" w:semiHidden="0" w:uiPriority="67" w:unhideWhenUsed="0"/>
-    <w:lsdException w:name="Medium Grid 2 Accent 1" w:semiHidden="0" w:uiPriority="68" w:unhideWhenUsed="0"/>
-    <w:lsdException w:name="Medium Grid 3 Accent 1" w:semiHidden="0" w:uiPriority="69" w:unhideWhenUsed="0"/>
-    <w:lsdException w:name="Dark List Accent 1" w:semiHidden="0" w:uiPriority="70" w:unhideWhenUsed="0"/>
-    <w:lsdException w:name="Colorful Shading Accent 1" w:semiHidden="0" w:uiPriority="71" w:unhideWhenUsed="0"/>
-    <w:lsdException w:name="Colorful List Accent 1" w:semiHidden="0" w:uiPriority="72" w:unhideWhenUsed="0"/>
-    <w:lsdException w:name="Colorful Grid Accent 1" w:semiHidden="0" w:uiPriority="73" w:unhideWhenUsed="0"/>
-    <w:lsdException w:name="Light Shading Accent 2" w:semiHidden="0" w:uiPriority="60" w:unhideWhenUsed="0"/>
-    <w:lsdException w:name="Light List Accent 2" w:semiHidden="0" w:uiPriority="61" w:unhideWhenUsed="0"/>
-    <w:lsdException w:name="Light Grid Accent 2" w:semiHidden="0" w:uiPriority="62" w:unhideWhenUsed="0"/>
-    <w:lsdException w:name="Medium Shading 1 Accent 2" w:semiHidden="0" w:uiPriority="63" w:unhideWhenUsed="0"/>
-    <w:lsdException w:name="Medium Shading 2 Accent 2" w:semiHidden="0" w:uiPriority="64" w:unhideWhenUsed="0"/>
-    <w:lsdException w:name="Medium List 1 Accent 2" w:semiHidden="0" w:uiPriority="65" w:unhideWhenUsed="0"/>
-    <w:lsdException w:name="Medium List 2 Accent 2" w:semiHidden="0" w:uiPriority="66" w:unhideWhenUsed="0"/>
-    <w:lsdException w:name="Medium Grid 1 Accent 2" w:semiHidden="0" w:uiPriority="67" w:unhideWhenUsed="0"/>
-    <w:lsdException w:name="Medium Grid 2 Accent 2" w:semiHidden="0" w:uiPriority="68" w:unhideWhenUsed="0"/>
-    <w:lsdException w:name="Medium Grid 3 Accent 2" w:semiHidden="0" w:uiPriority="69" w:unhideWhenUsed="0"/>
-    <w:lsdException w:name="Dark List Accent 2" w:semiHidden="0" w:uiPriority="70" w:unhideWhenUsed="0"/>
-    <w:lsdException w:name="Colorful Shading Accent 2" w:semiHidden="0" w:uiPriority="71" w:unhideWhenUsed="0"/>
-    <w:lsdException w:name="Colorful List Accent 2" w:semiHidden="0" w:uiPriority="72" w:unhideWhenUsed="0"/>
-    <w:lsdException w:name="Colorful Grid Accent 2" w:semiHidden="0" w:uiPriority="73" w:unhideWhenUsed="0"/>
-    <w:lsdException w:name="Light Shading Accent 3" w:semiHidden="0" w:uiPriority="60" w:unhideWhenUsed="0"/>
-    <w:lsdException w:name="Light List Accent 3" w:semiHidden="0" w:uiPriority="61" w:unhideWhenUsed="0"/>
-    <w:lsdException w:name="Light Grid Accent 3" w:semiHidden="0" w:uiPriority="62" w:unhideWhenUsed="0"/>
-    <w:lsdException w:name="Medium Shading 1 Accent 3" w:semiHidden="0" w:uiPriority="63" w:unhideWhenUsed="0"/>
-    <w:lsdException w:name="Medium Shading 2 Accent 3" w:semiHidden="0" w:uiPriority="64" w:unhideWhenUsed="0"/>
-    <w:lsdException w:name="Medium List 1 Accent 3" w:semiHidden="0" w:uiPriority="65" w:unhideWhenUsed="0"/>
-    <w:lsdException w:name="Medium List 2 Accent 3" w:semiHidden="0" w:uiPriority="66" w:unhideWhenUsed="0"/>
-    <w:lsdException w:name="Medium Grid 1 Accent 3" w:semiHidden="0" w:uiPriority="67" w:unhideWhenUsed="0"/>
-    <w:lsdException w:name="Medium Grid 2 Accent 3" w:semiHidden="0" w:uiPriority="68" w:unhideWhenUsed="0"/>
-    <w:lsdException w:name="Medium Grid 3 Accent 3" w:semiHidden="0" w:uiPriority="69" w:unhideWhenUsed="0"/>
-    <w:lsdException w:name="Dark List Accent 3" w:semiHidden="0" w:uiPriority="70" w:unhideWhenUsed="0"/>
-    <w:lsdException w:name="Colorful Shading Accent 3" w:semiHidden="0" w:uiPriority="71" w:unhideWhenUsed="0"/>
-    <w:lsdException w:name="Colorful List Accent 3" w:semiHidden="0" w:uiPriority="72" w:unhideWhenUsed="0"/>
-    <w:lsdException w:name="Colorful Grid Accent 3" w:semiHidden="0" w:uiPriority="73" w:unhideWhenUsed="0"/>
-    <w:lsdException w:name="Light Shading Accent 4" w:semiHidden="0" w:uiPriority="60" w:unhideWhenUsed="0"/>
-    <w:lsdException w:name="Light List Accent 4" w:semiHidden="0" w:uiPriority="61" w:unhideWhenUsed="0"/>
-    <w:lsdException w:name="Light Grid Accent 4" w:semiHidden="0" w:uiPriority="62" w:unhideWhenUsed="0"/>
-    <w:lsdException w:name="Medium Shading 1 Accent 4" w:semiHidden="0" w:uiPriority="63" w:unhideWhenUsed="0"/>
-    <w:lsdException w:name="Medium Shading 2 Accent 4" w:semiHidden="0" w:uiPriority="64" w:unhideWhenUsed="0"/>
-    <w:lsdException w:name="Medium List 1 Accent 4" w:semiHidden="0" w:uiPriority="65" w:unhideWhenUsed="0"/>
-    <w:lsdException w:name="Medium List 2 Accent 4" w:semiHidden="0" w:uiPriority="66" w:unhideWhenUsed="0"/>
-    <w:lsdException w:name="Medium Grid 1 Accent 4" w:semiHidden="0" w:uiPriority="67" w:unhideWhenUsed="0"/>
-    <w:lsdException w:name="Medium Grid 2 Accent 4" w:semiHidden="0" w:uiPriority="68" w:unhideWhenUsed="0"/>
-    <w:lsdException w:name="Medium Grid 3 Accent 4" w:semiHidden="0" w:uiPriority="69" w:unhideWhenUsed="0"/>
-    <w:lsdException w:name="Dark List Accent 4" w:semiHidden="0" w:uiPriority="70" w:unhideWhenUsed="0"/>
-    <w:lsdException w:name="Colorful Shading Accent 4" w:semiHidden="0" w:uiPriority="71" w:unhideWhenUsed="0"/>
-    <w:lsdException w:name="Colorful List Accent 4" w:semiHidden="0" w:uiPriority="72" w:unhideWhenUsed="0"/>
-    <w:lsdException w:name="Colorful Grid Accent 4" w:semiHidden="0" w:uiPriority="73" w:unhideWhenUsed="0"/>
-    <w:lsdException w:name="Light Shading Accent 5" w:semiHidden="0" w:uiPriority="60" w:unhideWhenUsed="0"/>
-    <w:lsdException w:name="Light List Accent 5" w:semiHidden="0" w:uiPriority="61" w:unhideWhenUsed="0"/>
-    <w:lsdException w:name="Light Grid Accent 5" w:semiHidden="0" w:uiPriority="62" w:unhideWhenUsed="0"/>
-    <w:lsdException w:name="Medium Shading 1 Accent 5" w:semiHidden="0" w:uiPriority="63" w:unhideWhenUsed="0"/>
-    <w:lsdException w:name="Medium Shading 2 Accent 5" w:semiHidden="0" w:uiPriority="64" w:unhideWhenUsed="0"/>
-    <w:lsdException w:name="Medium List 1 Accent 5" w:semiHidden="0" w:uiPriority="65" w:unhideWhenUsed="0"/>
-    <w:lsdException w:name="Medium List 2 Accent 5" w:semiHidden="0" w:uiPriority="66" w:unhideWhenUsed="0"/>
-    <w:lsdException w:name="Medium Grid 1 Accent 5" w:semiHidden="0" w:uiPriority="67" w:unhideWhenUsed="0"/>
-    <w:lsdException w:name="Medium Grid 2 Accent 5" w:semiHidden="0" w:uiPriority="68" w:unhideWhenUsed="0"/>
-    <w:lsdException w:name="Medium Grid 3 Accent 5" w:semiHidden="0" w:uiPriority="69" w:unhideWhenUsed="0"/>
-    <w:lsdException w:name="Dark List Accent 5" w:semiHidden="0" w:uiPriority="70" w:unhideWhenUsed="0"/>
-    <w:lsdException w:name="Colorful Shading Accent 5" w:semiHidden="0" w:uiPriority="71" w:unhideWhenUsed="0"/>
-    <w:lsdException w:name="Colorful List Accent 5" w:semiHidden="0" w:uiPriority="72" w:unhideWhenUsed="0"/>
-    <w:lsdException w:name="Colorful Grid Accent 5" w:semiHidden="0" w:uiPriority="73" w:unhideWhenUsed="0"/>
-    <w:lsdException w:name="Light Shading Accent 6" w:semiHidden="0" w:uiPriority="60" w:unhideWhenUsed="0"/>
-    <w:lsdException w:name="Light List Accent 6" w:semiHidden="0" w:uiPriority="61" w:unhideWhenUsed="0"/>
-    <w:lsdException w:name="Light Grid Accent 6" w:semiHidden="0" w:uiPriority="62" w:unhideWhenUsed="0"/>
-    <w:lsdException w:name="Medium Shading 1 Accent 6" w:semiHidden="0" w:uiPriority="63" w:unhideWhenUsed="0"/>
-    <w:lsdException w:name="Medium Shading 2 Accent 6" w:semiHidden="0" w:uiPriority="64" w:unhideWhenUsed="0"/>
-    <w:lsdException w:name="Medium List 1 Accent 6" w:semiHidden="0" w:uiPriority="65" w:unhideWhenUsed="0"/>
-    <w:lsdException w:name="Medium List 2 Accent 6" w:semiHidden="0" w:uiPriority="66" w:unhideWhenUsed="0"/>
-    <w:lsdException w:name="Medium Grid 1 Accent 6" w:semiHidden="0" w:uiPriority="67" w:unhideWhenUsed="0"/>
-    <w:lsdException w:name="Medium Grid 2 Accent 6" w:semiHidden="0" w:uiPriority="68" w:unhideWhenUsed="0"/>
-    <w:lsdException w:name="Medium Grid 3 Accent 6" w:semiHidden="0" w:uiPriority="69" w:unhideWhenUsed="0"/>
-    <w:lsdException w:name="Dark List Accent 6" w:semiHidden="0" w:uiPriority="70" w:unhideWhenUsed="0"/>
-    <w:lsdException w:name="Colorful Shading Accent 6" w:semiHidden="0" w:uiPriority="71" w:unhideWhenUsed="0"/>
-    <w:lsdException w:name="Colorful List Accent 6" w:semiHidden="0" w:uiPriority="72" w:unhideWhenUsed="0"/>
-    <w:lsdException w:name="Colorful Grid Accent 6" w:semiHidden="0" w:uiPriority="73" w:unhideWhenUsed="0"/>
-    <w:lsdException w:name="Subtle Emphasis" w:semiHidden="0" w:uiPriority="19" w:unhideWhenUsed="0" w:qFormat="1"/>
-    <w:lsdException w:name="Intense Emphasis" w:semiHidden="0" w:uiPriority="21" w:unhideWhenUsed="0" w:qFormat="1"/>
-    <w:lsdException w:name="Subtle Reference" w:semiHidden="0" w:uiPriority="31" w:unhideWhenUsed="0" w:qFormat="1"/>
-    <w:lsdException w:name="Intense Reference" w:semiHidden="0" w:uiPriority="32" w:unhideWhenUsed="0" w:qFormat="1"/>
-    <w:lsdException w:name="Book Title" w:semiHidden="0" w:uiPriority="33" w:unhideWhenUsed="0" w:qFormat="1"/>
-    <w:lsdException w:name="Bibliography" w:uiPriority="37"/>
-    <w:lsdException w:name="TOC Heading" w:uiPriority="39" w:qFormat="1"/>
+  <w:latentStyles w:defLockedState="0" w:defUIPriority="99" w:defSemiHidden="0" w:defUnhideWhenUsed="0" w:defQFormat="0" w:count="376">
+    <w:lsdException w:name="Normal" w:uiPriority="0" w:qFormat="1"/>
+    <w:lsdException w:name="heading 1" w:uiPriority="9" w:qFormat="1"/>
+    <w:lsdException w:name="heading 2" w:semiHidden="1" w:uiPriority="9" w:unhideWhenUsed="1" w:qFormat="1"/>
+    <w:lsdException w:name="heading 3" w:semiHidden="1" w:uiPriority="9" w:unhideWhenUsed="1" w:qFormat="1"/>
+    <w:lsdException w:name="heading 4" w:semiHidden="1" w:uiPriority="9" w:unhideWhenUsed="1" w:qFormat="1"/>
+    <w:lsdException w:name="heading 5" w:semiHidden="1" w:uiPriority="9" w:unhideWhenUsed="1" w:qFormat="1"/>
+    <w:lsdException w:name="heading 6" w:semiHidden="1" w:uiPriority="9" w:unhideWhenUsed="1" w:qFormat="1"/>
+    <w:lsdException w:name="heading 7" w:semiHidden="1" w:uiPriority="9" w:unhideWhenUsed="1" w:qFormat="1"/>
+    <w:lsdException w:name="heading 8" w:semiHidden="1" w:uiPriority="9" w:unhideWhenUsed="1" w:qFormat="1"/>
+    <w:lsdException w:name="heading 9" w:semiHidden="1" w:uiPriority="9" w:unhideWhenUsed="1" w:qFormat="1"/>
+    <w:lsdException w:name="index 1" w:semiHidden="1" w:unhideWhenUsed="1"/>
+    <w:lsdException w:name="index 2" w:semiHidden="1" w:unhideWhenUsed="1"/>
+    <w:lsdException w:name="index 3" w:semiHidden="1" w:unhideWhenUsed="1"/>
+    <w:lsdException w:name="index 4" w:semiHidden="1" w:unhideWhenUsed="1"/>
+    <w:lsdException w:name="index 5" w:semiHidden="1" w:unhideWhenUsed="1"/>
+    <w:lsdException w:name="index 6" w:semiHidden="1" w:unhideWhenUsed="1"/>
+    <w:lsdException w:name="index 7" w:semiHidden="1" w:unhideWhenUsed="1"/>
+    <w:lsdException w:name="index 8" w:semiHidden="1" w:unhideWhenUsed="1"/>
+    <w:lsdException w:name="index 9" w:semiHidden="1" w:unhideWhenUsed="1"/>
+    <w:lsdException w:name="toc 1" w:semiHidden="1" w:uiPriority="39" w:unhideWhenUsed="1"/>
+    <w:lsdException w:name="toc 2" w:semiHidden="1" w:uiPriority="39" w:unhideWhenUsed="1"/>
+    <w:lsdException w:name="toc 3" w:semiHidden="1" w:uiPriority="39" w:unhideWhenUsed="1"/>
+    <w:lsdException w:name="toc 4" w:semiHidden="1" w:uiPriority="39" w:unhideWhenUsed="1"/>
+    <w:lsdException w:name="toc 5" w:semiHidden="1" w:uiPriority="39" w:unhideWhenUsed="1"/>
+    <w:lsdException w:name="toc 6" w:semiHidden="1" w:uiPriority="39" w:unhideWhenUsed="1"/>
+    <w:lsdException w:name="toc 7" w:semiHidden="1" w:uiPriority="39" w:unhideWhenUsed="1"/>
+    <w:lsdException w:name="toc 8" w:semiHidden="1" w:uiPriority="39" w:unhideWhenUsed="1"/>
+    <w:lsdException w:name="toc 9" w:semiHidden="1" w:uiPriority="39" w:unhideWhenUsed="1"/>
+    <w:lsdException w:name="Normal Indent" w:semiHidden="1" w:unhideWhenUsed="1"/>
+    <w:lsdException w:name="footnote text" w:semiHidden="1" w:unhideWhenUsed="1"/>
+    <w:lsdException w:name="annotation text" w:semiHidden="1" w:unhideWhenUsed="1"/>
+    <w:lsdException w:name="header" w:semiHidden="1" w:unhideWhenUsed="1"/>
+    <w:lsdException w:name="footer" w:semiHidden="1" w:unhideWhenUsed="1"/>
+    <w:lsdException w:name="index heading" w:semiHidden="1" w:unhideWhenUsed="1"/>
+    <w:lsdException w:name="caption" w:semiHidden="1" w:uiPriority="35" w:unhideWhenUsed="1" w:qFormat="1"/>
+    <w:lsdException w:name="table of figures" w:semiHidden="1" w:unhideWhenUsed="1"/>
+    <w:lsdException w:name="envelope address" w:semiHidden="1" w:unhideWhenUsed="1"/>
+    <w:lsdException w:name="envelope return" w:semiHidden="1" w:unhideWhenUsed="1"/>
+    <w:lsdException w:name="footnote reference" w:semiHidden="1" w:unhideWhenUsed="1"/>
+    <w:lsdException w:name="annotation reference" w:semiHidden="1" w:unhideWhenUsed="1"/>
+    <w:lsdException w:name="line number" w:semiHidden="1" w:unhideWhenUsed="1"/>
+    <w:lsdException w:name="page number" w:semiHidden="1" w:unhideWhenUsed="1"/>
+    <w:lsdException w:name="endnote reference" w:semiHidden="1" w:unhideWhenUsed="1"/>
+    <w:lsdException w:name="endnote text" w:semiHidden="1" w:unhideWhenUsed="1"/>
+    <w:lsdException w:name="table of authorities" w:semiHidden="1" w:unhideWhenUsed="1"/>
+    <w:lsdException w:name="macro" w:semiHidden="1" w:unhideWhenUsed="1"/>
+    <w:lsdException w:name="toa heading" w:semiHidden="1" w:unhideWhenUsed="1"/>
+    <w:lsdException w:name="List" w:semiHidden="1" w:unhideWhenUsed="1"/>
+    <w:lsdException w:name="List Bullet" w:semiHidden="1" w:unhideWhenUsed="1"/>
+    <w:lsdException w:name="List Number" w:semiHidden="1" w:unhideWhenUsed="1"/>
+    <w:lsdException w:name="List 2" w:semiHidden="1" w:unhideWhenUsed="1"/>
+    <w:lsdException w:name="List 3" w:semiHidden="1" w:unhideWhenUsed="1"/>
+    <w:lsdException w:name="List 4" w:semiHidden="1" w:unhideWhenUsed="1"/>
+    <w:lsdException w:name="List 5" w:semiHidden="1" w:unhideWhenUsed="1"/>
+    <w:lsdException w:name="List Bullet 2" w:semiHidden="1" w:unhideWhenUsed="1"/>
+    <w:lsdException w:name="List Bullet 3" w:semiHidden="1" w:unhideWhenUsed="1"/>
+    <w:lsdException w:name="List Bullet 4" w:semiHidden="1" w:unhideWhenUsed="1"/>
+    <w:lsdException w:name="List Bullet 5" w:semiHidden="1" w:unhideWhenUsed="1"/>
+    <w:lsdException w:name="List Number 2" w:semiHidden="1" w:unhideWhenUsed="1"/>
+    <w:lsdException w:name="List Number 3" w:semiHidden="1" w:unhideWhenUsed="1"/>
+    <w:lsdException w:name="List Number 4" w:semiHidden="1" w:unhideWhenUsed="1"/>
+    <w:lsdException w:name="List Number 5" w:semiHidden="1" w:unhideWhenUsed="1"/>
+    <w:lsdException w:name="Title" w:uiPriority="10" w:qFormat="1"/>
+    <w:lsdException w:name="Closing" w:semiHidden="1" w:unhideWhenUsed="1"/>
+    <w:lsdException w:name="Signature" w:semiHidden="1" w:unhideWhenUsed="1"/>
+    <w:lsdException w:name="Default Paragraph Font" w:semiHidden="1" w:uiPriority="1" w:unhideWhenUsed="1"/>
+    <w:lsdException w:name="Body Text" w:semiHidden="1" w:unhideWhenUsed="1"/>
+    <w:lsdException w:name="Body Text Indent" w:semiHidden="1" w:unhideWhenUsed="1"/>
+    <w:lsdException w:name="List Continue" w:semiHidden="1" w:unhideWhenUsed="1"/>
+    <w:lsdException w:name="List Continue 2" w:semiHidden="1" w:unhideWhenUsed="1"/>
+    <w:lsdException w:name="List Continue 3" w:semiHidden="1" w:unhideWhenUsed="1"/>
+    <w:lsdException w:name="List Continue 4" w:semiHidden="1" w:unhideWhenUsed="1"/>
+    <w:lsdException w:name="List Continue 5" w:semiHidden="1" w:unhideWhenUsed="1"/>
+    <w:lsdException w:name="Message Header" w:semiHidden="1" w:unhideWhenUsed="1"/>
+    <w:lsdException w:name="Subtitle" w:uiPriority="11" w:qFormat="1"/>
+    <w:lsdException w:name="Salutation" w:semiHidden="1" w:unhideWhenUsed="1"/>
+    <w:lsdException w:name="Date" w:semiHidden="1" w:unhideWhenUsed="1"/>
+    <w:lsdException w:name="Body Text First Indent" w:semiHidden="1" w:unhideWhenUsed="1"/>
+    <w:lsdException w:name="Body Text First Indent 2" w:semiHidden="1" w:unhideWhenUsed="1"/>
+    <w:lsdException w:name="Note Heading" w:semiHidden="1" w:unhideWhenUsed="1"/>
+    <w:lsdException w:name="Body Text 2" w:semiHidden="1" w:unhideWhenUsed="1"/>
+    <w:lsdException w:name="Body Text 3" w:semiHidden="1" w:unhideWhenUsed="1"/>
+    <w:lsdException w:name="Body Text Indent 2" w:semiHidden="1" w:unhideWhenUsed="1"/>
+    <w:lsdException w:name="Body Text Indent 3" w:semiHidden="1" w:unhideWhenUsed="1"/>
+    <w:lsdException w:name="Block Text" w:semiHidden="1" w:unhideWhenUsed="1"/>
+    <w:lsdException w:name="Hyperlink" w:semiHidden="1" w:unhideWhenUsed="1"/>
+    <w:lsdException w:name="FollowedHyperlink" w:semiHidden="1" w:unhideWhenUsed="1"/>
+    <w:lsdException w:name="Strong" w:uiPriority="22" w:qFormat="1"/>
+    <w:lsdException w:name="Emphasis" w:uiPriority="20" w:qFormat="1"/>
+    <w:lsdException w:name="Document Map" w:semiHidden="1" w:unhideWhenUsed="1"/>
+    <w:lsdException w:name="Plain Text" w:semiHidden="1" w:unhideWhenUsed="1"/>
+    <w:lsdException w:name="E-mail Signature" w:semiHidden="1" w:unhideWhenUsed="1"/>
+    <w:lsdException w:name="HTML Top of Form" w:semiHidden="1" w:unhideWhenUsed="1"/>
+    <w:lsdException w:name="HTML Bottom of Form" w:semiHidden="1" w:unhideWhenUsed="1"/>
+    <w:lsdException w:name="Normal (Web)" w:semiHidden="1" w:unhideWhenUsed="1"/>
+    <w:lsdException w:name="HTML Acronym" w:semiHidden="1" w:unhideWhenUsed="1"/>
+    <w:lsdException w:name="HTML Address" w:semiHidden="1" w:unhideWhenUsed="1"/>
+    <w:lsdException w:name="HTML Cite" w:semiHidden="1" w:unhideWhenUsed="1"/>
+    <w:lsdException w:name="HTML Code" w:semiHidden="1" w:unhideWhenUsed="1"/>
+    <w:lsdException w:name="HTML Definition" w:semiHidden="1" w:unhideWhenUsed="1"/>
+    <w:lsdException w:name="HTML Keyboard" w:semiHidden="1" w:unhideWhenUsed="1"/>
+    <w:lsdException w:name="HTML Preformatted" w:semiHidden="1" w:unhideWhenUsed="1"/>
+    <w:lsdException w:name="HTML Sample" w:semiHidden="1" w:unhideWhenUsed="1"/>
+    <w:lsdException w:name="HTML Typewriter" w:semiHidden="1" w:unhideWhenUsed="1"/>
+    <w:lsdException w:name="HTML Variable" w:semiHidden="1" w:unhideWhenUsed="1"/>
+    <w:lsdException w:name="Normal Table" w:semiHidden="1" w:unhideWhenUsed="1"/>
+    <w:lsdException w:name="annotation subject" w:semiHidden="1" w:unhideWhenUsed="1"/>
+    <w:lsdException w:name="No List" w:semiHidden="1" w:unhideWhenUsed="1"/>
+    <w:lsdException w:name="Outline List 1" w:semiHidden="1" w:unhideWhenUsed="1"/>
+    <w:lsdException w:name="Outline List 2" w:semiHidden="1" w:unhideWhenUsed="1"/>
+    <w:lsdException w:name="Outline List 3" w:semiHidden="1" w:unhideWhenUsed="1"/>
+    <w:lsdException w:name="Table Simple 1" w:semiHidden="1" w:unhideWhenUsed="1"/>
+    <w:lsdException w:name="Table Simple 2" w:semiHidden="1" w:unhideWhenUsed="1"/>
+    <w:lsdException w:name="Table Simple 3" w:semiHidden="1" w:unhideWhenUsed="1"/>
+    <w:lsdException w:name="Table Classic 1" w:semiHidden="1" w:unhideWhenUsed="1"/>
+    <w:lsdException w:name="Table Classic 2" w:semiHidden="1" w:unhideWhenUsed="1"/>
+    <w:lsdException w:name="Table Classic 3" w:semiHidden="1" w:unhideWhenUsed="1"/>
+    <w:lsdException w:name="Table Classic 4" w:semiHidden="1" w:unhideWhenUsed="1"/>
+    <w:lsdException w:name="Table Colorful 1" w:semiHidden="1" w:unhideWhenUsed="1"/>
+    <w:lsdException w:name="Table Colorful 2" w:semiHidden="1" w:unhideWhenUsed="1"/>
+    <w:lsdException w:name="Table Colorful 3" w:semiHidden="1" w:unhideWhenUsed="1"/>
+    <w:lsdException w:name="Table Columns 1" w:semiHidden="1" w:unhideWhenUsed="1"/>
+    <w:lsdException w:name="Table Columns 2" w:semiHidden="1" w:unhideWhenUsed="1"/>
+    <w:lsdException w:name="Table Columns 3" w:semiHidden="1" w:unhideWhenUsed="1"/>
+    <w:lsdException w:name="Table Columns 4" w:semiHidden="1" w:unhideWhenUsed="1"/>
+    <w:lsdException w:name="Table Columns 5" w:semiHidden="1" w:unhideWhenUsed="1"/>
+    <w:lsdException w:name="Table Grid 1" w:semiHidden="1" w:unhideWhenUsed="1"/>
+    <w:lsdException w:name="Table Grid 2" w:semiHidden="1" w:unhideWhenUsed="1"/>
+    <w:lsdException w:name="Table Grid 3" w:semiHidden="1" w:unhideWhenUsed="1"/>
+    <w:lsdException w:name="Table Grid 4" w:semiHidden="1" w:unhideWhenUsed="1"/>
+    <w:lsdException w:name="Table Grid 5" w:semiHidden="1" w:unhideWhenUsed="1"/>
+    <w:lsdException w:name="Table Grid 6" w:semiHidden="1" w:unhideWhenUsed="1"/>
+    <w:lsdException w:name="Table Grid 7" w:semiHidden="1" w:unhideWhenUsed="1"/>
+    <w:lsdException w:name="Table Grid 8" w:semiHidden="1" w:unhideWhenUsed="1"/>
+    <w:lsdException w:name="Table List 1" w:semiHidden="1" w:unhideWhenUsed="1"/>
+    <w:lsdException w:name="Table List 2" w:semiHidden="1" w:unhideWhenUsed="1"/>
+    <w:lsdException w:name="Table List 3" w:semiHidden="1" w:unhideWhenUsed="1"/>
+    <w:lsdException w:name="Table List 4" w:semiHidden="1" w:unhideWhenUsed="1"/>
+    <w:lsdException w:name="Table List 5" w:semiHidden="1" w:unhideWhenUsed="1"/>
+    <w:lsdException w:name="Table List 6" w:semiHidden="1" w:unhideWhenUsed="1"/>
+    <w:lsdException w:name="Table List 7" w:semiHidden="1" w:unhideWhenUsed="1"/>
+    <w:lsdException w:name="Table List 8" w:semiHidden="1" w:unhideWhenUsed="1"/>
+    <w:lsdException w:name="Table 3D effects 1" w:semiHidden="1" w:unhideWhenUsed="1"/>
+    <w:lsdException w:name="Table 3D effects 2" w:semiHidden="1" w:unhideWhenUsed="1"/>
+    <w:lsdException w:name="Table 3D effects 3" w:semiHidden="1" w:unhideWhenUsed="1"/>
+    <w:lsdException w:name="Table Contemporary" w:semiHidden="1" w:unhideWhenUsed="1"/>
+    <w:lsdException w:name="Table Elegant" w:semiHidden="1" w:unhideWhenUsed="1"/>
+    <w:lsdException w:name="Table Professional" w:semiHidden="1" w:unhideWhenUsed="1"/>
+    <w:lsdException w:name="Table Subtle 1" w:semiHidden="1" w:unhideWhenUsed="1"/>
+    <w:lsdException w:name="Table Subtle 2" w:semiHidden="1" w:unhideWhenUsed="1"/>
+    <w:lsdException w:name="Table Web 1" w:semiHidden="1" w:unhideWhenUsed="1"/>
+    <w:lsdException w:name="Table Web 2" w:semiHidden="1" w:unhideWhenUsed="1"/>
+    <w:lsdException w:name="Table Web 3" w:semiHidden="1" w:unhideWhenUsed="1"/>
+    <w:lsdException w:name="Balloon Text" w:semiHidden="1" w:unhideWhenUsed="1"/>
+    <w:lsdException w:name="Table Grid" w:uiPriority="59"/>
+    <w:lsdException w:name="Table Theme" w:semiHidden="1" w:unhideWhenUsed="1"/>
+    <w:lsdException w:name="Placeholder Text" w:semiHidden="1"/>
+    <w:lsdException w:name="No Spacing" w:uiPriority="1" w:qFormat="1"/>
+    <w:lsdException w:name="Light Shading" w:uiPriority="60"/>
+    <w:lsdException w:name="Light List" w:uiPriority="61"/>
+    <w:lsdException w:name="Light Grid" w:uiPriority="62"/>
+    <w:lsdException w:name="Medium Shading 1" w:uiPriority="63"/>
+    <w:lsdException w:name="Medium Shading 2" w:uiPriority="64"/>
+    <w:lsdException w:name="Medium List 1" w:uiPriority="65"/>
+    <w:lsdException w:name="Medium List 2" w:uiPriority="66"/>
+    <w:lsdException w:name="Medium Grid 1" w:uiPriority="67"/>
+    <w:lsdException w:name="Medium Grid 2" w:uiPriority="68"/>
+    <w:lsdException w:name="Medium Grid 3" w:uiPriority="69"/>
+    <w:lsdException w:name="Dark List" w:uiPriority="70"/>
+    <w:lsdException w:name="Colorful Shading" w:uiPriority="71"/>
+    <w:lsdException w:name="Colorful List" w:uiPriority="72"/>
+    <w:lsdException w:name="Colorful Grid" w:uiPriority="73"/>
+    <w:lsdException w:name="Light Shading Accent 1" w:uiPriority="60"/>
+    <w:lsdException w:name="Light List Accent 1" w:uiPriority="61"/>
+    <w:lsdException w:name="Light Grid Accent 1" w:uiPriority="62"/>
+    <w:lsdException w:name="Medium Shading 1 Accent 1" w:uiPriority="63"/>
+    <w:lsdException w:name="Medium Shading 2 Accent 1" w:uiPriority="64"/>
+    <w:lsdException w:name="Medium List 1 Accent 1" w:uiPriority="65"/>
+    <w:lsdException w:name="Revision" w:semiHidden="1"/>
+    <w:lsdException w:name="List Paragraph" w:uiPriority="34" w:qFormat="1"/>
+    <w:lsdException w:name="Quote" w:uiPriority="29" w:qFormat="1"/>
+    <w:lsdException w:name="Intense Quote" w:uiPriority="30" w:qFormat="1"/>
+    <w:lsdException w:name="Medium List 2 Accent 1" w:uiPriority="66"/>
+    <w:lsdException w:name="Medium Grid 1 Accent 1" w:uiPriority="67"/>
+    <w:lsdException w:name="Medium Grid 2 Accent 1" w:uiPriority="68"/>
+    <w:lsdException w:name="Medium Grid 3 Accent 1" w:uiPriority="69"/>
+    <w:lsdException w:name="Dark List Accent 1" w:uiPriority="70"/>
+    <w:lsdException w:name="Colorful Shading Accent 1" w:uiPriority="71"/>
+    <w:lsdException w:name="Colorful List Accent 1" w:uiPriority="72"/>
+    <w:lsdException w:name="Colorful Grid Accent 1" w:uiPriority="73"/>
+    <w:lsdException w:name="Light Shading Accent 2" w:uiPriority="60"/>
+    <w:lsdException w:name="Light List Accent 2" w:uiPriority="61"/>
+    <w:lsdException w:name="Light Grid Accent 2" w:uiPriority="62"/>
+    <w:lsdException w:name="Medium Shading 1 Accent 2" w:uiPriority="63"/>
+    <w:lsdException w:name="Medium Shading 2 Accent 2" w:uiPriority="64"/>
+    <w:lsdException w:name="Medium List 1 Accent 2" w:uiPriority="65"/>
+    <w:lsdException w:name="Medium List 2 Accent 2" w:uiPriority="66"/>
+    <w:lsdException w:name="Medium Grid 1 Accent 2" w:uiPriority="67"/>
+    <w:lsdException w:name="Medium Grid 2 Accent 2" w:uiPriority="68"/>
+    <w:lsdException w:name="Medium Grid 3 Accent 2" w:uiPriority="69"/>
+    <w:lsdException w:name="Dark List Accent 2" w:uiPriority="70"/>
+    <w:lsdException w:name="Colorful Shading Accent 2" w:uiPriority="71"/>
+    <w:lsdException w:name="Colorful List Accent 2" w:uiPriority="72"/>
+    <w:lsdException w:name="Colorful Grid Accent 2" w:uiPriority="73"/>
+    <w:lsdException w:name="Light Shading Accent 3" w:uiPriority="60"/>
+    <w:lsdException w:name="Light List Accent 3" w:uiPriority="61"/>
+    <w:lsdException w:name="Light Grid Accent 3" w:uiPriority="62"/>
+    <w:lsdException w:name="Medium Shading 1 Accent 3" w:uiPriority="63"/>
+    <w:lsdException w:name="Medium Shading 2 Accent 3" w:uiPriority="64"/>
+    <w:lsdException w:name="Medium List 1 Accent 3" w:uiPriority="65"/>
+    <w:lsdException w:name="Medium List 2 Accent 3" w:uiPriority="66"/>
+    <w:lsdException w:name="Medium Grid 1 Accent 3" w:uiPriority="67"/>
+    <w:lsdException w:name="Medium Grid 2 Accent 3" w:uiPriority="68"/>
+    <w:lsdException w:name="Medium Grid 3 Accent 3" w:uiPriority="69"/>
+    <w:lsdException w:name="Dark List Accent 3" w:uiPriority="70"/>
+    <w:lsdException w:name="Colorful Shading Accent 3" w:uiPriority="71"/>
+    <w:lsdException w:name="Colorful List Accent 3" w:uiPriority="72"/>
+    <w:lsdException w:name="Colorful Grid Accent 3" w:uiPriority="73"/>
+    <w:lsdException w:name="Light Shading Accent 4" w:uiPriority="60"/>
+    <w:lsdException w:name="Light List Accent 4" w:uiPriority="61"/>
+    <w:lsdException w:name="Light Grid Accent 4" w:uiPriority="62"/>
+    <w:lsdException w:name="Medium Shading 1 Accent 4" w:uiPriority="63"/>
+    <w:lsdException w:name="Medium Shading 2 Accent 4" w:uiPriority="64"/>
+    <w:lsdException w:name="Medium List 1 Accent 4" w:uiPriority="65"/>
+    <w:lsdException w:name="Medium List 2 Accent 4" w:uiPriority="66"/>
+    <w:lsdException w:name="Medium Grid 1 Accent 4" w:uiPriority="67"/>
+    <w:lsdException w:name="Medium Grid 2 Accent 4" w:uiPriority="68"/>
+    <w:lsdException w:name="Medium Grid 3 Accent 4" w:uiPriority="69"/>
+    <w:lsdException w:name="Dark List Accent 4" w:uiPriority="70"/>
+    <w:lsdException w:name="Colorful Shading Accent 4" w:uiPriority="71"/>
+    <w:lsdException w:name="Colorful List Accent 4" w:uiPriority="72"/>
+    <w:lsdException w:name="Colorful Grid Accent 4" w:uiPriority="73"/>
+    <w:lsdException w:name="Light Shading Accent 5" w:uiPriority="60"/>
+    <w:lsdException w:name="Light List Accent 5" w:uiPriority="61"/>
+    <w:lsdException w:name="Light Grid Accent 5" w:uiPriority="62"/>
+    <w:lsdException w:name="Medium Shading 1 Accent 5" w:uiPriority="63"/>
+    <w:lsdException w:name="Medium Shading 2 Accent 5" w:uiPriority="64"/>
+    <w:lsdException w:name="Medium List 1 Accent 5" w:uiPriority="65"/>
+    <w:lsdException w:name="Medium List 2 Accent 5" w:uiPriority="66"/>
+    <w:lsdException w:name="Medium Grid 1 Accent 5" w:uiPriority="67"/>
+    <w:lsdException w:name="Medium Grid 2 Accent 5" w:uiPriority="68"/>
+    <w:lsdException w:name="Medium Grid 3 Accent 5" w:uiPriority="69"/>
+    <w:lsdException w:name="Dark List Accent 5" w:uiPriority="70"/>
+    <w:lsdException w:name="Colorful Shading Accent 5" w:uiPriority="71"/>
+    <w:lsdException w:name="Colorful List Accent 5" w:uiPriority="72"/>
+    <w:lsdException w:name="Colorful Grid Accent 5" w:uiPriority="73"/>
+    <w:lsdException w:name="Light Shading Accent 6" w:uiPriority="60"/>
+    <w:lsdException w:name="Light List Accent 6" w:uiPriority="61"/>
+    <w:lsdException w:name="Light Grid Accent 6" w:uiPriority="62"/>
+    <w:lsdException w:name="Medium Shading 1 Accent 6" w:uiPriority="63"/>
+    <w:lsdException w:name="Medium Shading 2 Accent 6" w:uiPriority="64"/>
+    <w:lsdException w:name="Medium List 1 Accent 6" w:uiPriority="65"/>
+    <w:lsdException w:name="Medium List 2 Accent 6" w:uiPriority="66"/>
+    <w:lsdException w:name="Medium Grid 1 Accent 6" w:uiPriority="67"/>
+    <w:lsdException w:name="Medium Grid 2 Accent 6" w:uiPriority="68"/>
+    <w:lsdException w:name="Medium Grid 3 Accent 6" w:uiPriority="69"/>
+    <w:lsdException w:name="Dark List Accent 6" w:uiPriority="70"/>
+    <w:lsdException w:name="Colorful Shading Accent 6" w:uiPriority="71"/>
+    <w:lsdException w:name="Colorful List Accent 6" w:uiPriority="72"/>
+    <w:lsdException w:name="Colorful Grid Accent 6" w:uiPriority="73"/>
+    <w:lsdException w:name="Subtle Emphasis" w:uiPriority="19" w:qFormat="1"/>
+    <w:lsdException w:name="Intense Emphasis" w:uiPriority="21" w:qFormat="1"/>
+    <w:lsdException w:name="Subtle Reference" w:uiPriority="31" w:qFormat="1"/>
+    <w:lsdException w:name="Intense Reference" w:uiPriority="32" w:qFormat="1"/>
+    <w:lsdException w:name="Book Title" w:uiPriority="33" w:qFormat="1"/>
+    <w:lsdException w:name="Bibliography" w:semiHidden="1" w:uiPriority="37" w:unhideWhenUsed="1"/>
+    <w:lsdException w:name="TOC Heading" w:semiHidden="1" w:uiPriority="39" w:unhideWhenUsed="1" w:qFormat="1"/>
+    <w:lsdException w:name="Plain Table 1" w:uiPriority="41"/>
+    <w:lsdException w:name="Plain Table 2" w:uiPriority="42"/>
+    <w:lsdException w:name="Plain Table 3" w:uiPriority="43"/>
+    <w:lsdException w:name="Plain Table 4" w:uiPriority="44"/>
+    <w:lsdException w:name="Plain Table 5" w:uiPriority="45"/>
+    <w:lsdException w:name="Grid Table Light" w:uiPriority="40"/>
+    <w:lsdException w:name="Grid Table 1 Light" w:uiPriority="46"/>
+    <w:lsdException w:name="Grid Table 2" w:uiPriority="47"/>
+    <w:lsdException w:name="Grid Table 3" w:uiPriority="48"/>
+    <w:lsdException w:name="Grid Table 4" w:uiPriority="49"/>
+    <w:lsdException w:name="Grid Table 5 Dark" w:uiPriority="50"/>
+    <w:lsdException w:name="Grid Table 6 Colorful" w:uiPriority="51"/>
+    <w:lsdException w:name="Grid Table 7 Colorful" w:uiPriority="52"/>
+    <w:lsdException w:name="Grid Table 1 Light Accent 1" w:uiPriority="46"/>
+    <w:lsdException w:name="Grid Table 2 Accent 1" w:uiPriority="47"/>
+    <w:lsdException w:name="Grid Table 3 Accent 1" w:uiPriority="48"/>
+    <w:lsdException w:name="Grid Table 4 Accent 1" w:uiPriority="49"/>
+    <w:lsdException w:name="Grid Table 5 Dark Accent 1" w:uiPriority="50"/>
+    <w:lsdException w:name="Grid Table 6 Colorful Accent 1" w:uiPriority="51"/>
+    <w:lsdException w:name="Grid Table 7 Colorful Accent 1" w:uiPriority="52"/>
+    <w:lsdException w:name="Grid Table 1 Light Accent 2" w:uiPriority="46"/>
+    <w:lsdException w:name="Grid Table 2 Accent 2" w:uiPriority="47"/>
+    <w:lsdException w:name="Grid Table 3 Accent 2" w:uiPriority="48"/>
+    <w:lsdException w:name="Grid Table 4 Accent 2" w:uiPriority="49"/>
+    <w:lsdException w:name="Grid Table 5 Dark Accent 2" w:uiPriority="50"/>
+    <w:lsdException w:name="Grid Table 6 Colorful Accent 2" w:uiPriority="51"/>
+    <w:lsdException w:name="Grid Table 7 Colorful Accent 2" w:uiPriority="52"/>
+    <w:lsdException w:name="Grid Table 1 Light Accent 3" w:uiPriority="46"/>
+    <w:lsdException w:name="Grid Table 2 Accent 3" w:uiPriority="47"/>
+    <w:lsdException w:name="Grid Table 3 Accent 3" w:uiPriority="48"/>
+    <w:lsdException w:name="Grid Table 4 Accent 3" w:uiPriority="49"/>
+    <w:lsdException w:name="Grid Table 5 Dark Accent 3" w:uiPriority="50"/>
+    <w:lsdException w:name="Grid Table 6 Colorful Accent 3" w:uiPriority="51"/>
+    <w:lsdException w:name="Grid Table 7 Colorful Accent 3" w:uiPriority="52"/>
+    <w:lsdException w:name="Grid Table 1 Light Accent 4" w:uiPriority="46"/>
+    <w:lsdException w:name="Grid Table 2 Accent 4" w:uiPriority="47"/>
+    <w:lsdException w:name="Grid Table 3 Accent 4" w:uiPriority="48"/>
+    <w:lsdException w:name="Grid Table 4 Accent 4" w:uiPriority="49"/>
+    <w:lsdException w:name="Grid Table 5 Dark Accent 4" w:uiPriority="50"/>
+    <w:lsdException w:name="Grid Table 6 Colorful Accent 4" w:uiPriority="51"/>
+    <w:lsdException w:name="Grid Table 7 Colorful Accent 4" w:uiPriority="52"/>
+    <w:lsdException w:name="Grid Table 1 Light Accent 5" w:uiPriority="46"/>
+    <w:lsdException w:name="Grid Table 2 Accent 5" w:uiPriority="47"/>
+    <w:lsdException w:name="Grid Table 3 Accent 5" w:uiPriority="48"/>
+    <w:lsdException w:name="Grid Table 4 Accent 5" w:uiPriority="49"/>
+    <w:lsdException w:name="Grid Table 5 Dark Accent 5" w:uiPriority="50"/>
+    <w:lsdException w:name="Grid Table 6 Colorful Accent 5" w:uiPriority="51"/>
+    <w:lsdException w:name="Grid Table 7 Colorful Accent 5" w:uiPriority="52"/>
+    <w:lsdException w:name="Grid Table 1 Light Accent 6" w:uiPriority="46"/>
+    <w:lsdException w:name="Grid Table 2 Accent 6" w:uiPriority="47"/>
+    <w:lsdException w:name="Grid Table 3 Accent 6" w:uiPriority="48"/>
+    <w:lsdException w:name="Grid Table 4 Accent 6" w:uiPriority="49"/>
+    <w:lsdException w:name="Grid Table 5 Dark Accent 6" w:uiPriority="50"/>
+    <w:lsdException w:name="Grid Table 6 Colorful Accent 6" w:uiPriority="51"/>
+    <w:lsdException w:name="Grid Table 7 Colorful Accent 6" w:uiPriority="52"/>
+    <w:lsdException w:name="List Table 1 Light" w:uiPriority="46"/>
+    <w:lsdException w:name="List Table 2" w:uiPriority="47"/>
+    <w:lsdException w:name="List Table 3" w:uiPriority="48"/>
+    <w:lsdException w:name="List Table 4" w:uiPriority="49"/>
+    <w:lsdException w:name="List Table 5 Dark" w:uiPriority="50"/>
+    <w:lsdException w:name="List Table 6 Colorful" w:uiPriority="51"/>
+    <w:lsdException w:name="List Table 7 Colorful" w:uiPriority="52"/>
+    <w:lsdException w:name="List Table 1 Light Accent 1" w:uiPriority="46"/>
+    <w:lsdException w:name="List Table 2 Accent 1" w:uiPriority="47"/>
+    <w:lsdException w:name="List Table 3 Accent 1" w:uiPriority="48"/>
+    <w:lsdException w:name="List Table 4 Accent 1" w:uiPriority="49"/>
+    <w:lsdException w:name="List Table 5 Dark Accent 1" w:uiPriority="50"/>
+    <w:lsdException w:name="List Table 6 Colorful Accent 1" w:uiPriority="51"/>
+    <w:lsdException w:name="List Table 7 Colorful Accent 1" w:uiPriority="52"/>
+    <w:lsdException w:name="List Table 1 Light Accent 2" w:uiPriority="46"/>
+    <w:lsdException w:name="List Table 2 Accent 2" w:uiPriority="47"/>
+    <w:lsdException w:name="List Table 3 Accent 2" w:uiPriority="48"/>
+    <w:lsdException w:name="List Table 4 Accent 2" w:uiPriority="49"/>
+    <w:lsdException w:name="List Table 5 Dark Accent 2" w:uiPriority="50"/>
+    <w:lsdException w:name="List Table 6 Colorful Accent 2" w:uiPriority="51"/>
+    <w:lsdException w:name="List Table 7 Colorful Accent 2" w:uiPriority="52"/>
+    <w:lsdException w:name="List Table 1 Light Accent 3" w:uiPriority="46"/>
+    <w:lsdException w:name="List Table 2 Accent 3" w:uiPriority="47"/>
+    <w:lsdException w:name="List Table 3 Accent 3" w:uiPriority="48"/>
+    <w:lsdException w:name="List Table 4 Accent 3" w:uiPriority="49"/>
+    <w:lsdException w:name="List Table 5 Dark Accent 3" w:uiPriority="50"/>
+    <w:lsdException w:name="List Table 6 Colorful Accent 3" w:uiPriority="51"/>
+    <w:lsdException w:name="List Table 7 Colorful Accent 3" w:uiPriority="52"/>
+    <w:lsdException w:name="List Table 1 Light Accent 4" w:uiPriority="46"/>
+    <w:lsdException w:name="List Table 2 Accent 4" w:uiPriority="47"/>
+    <w:lsdException w:name="List Table 3 Accent 4" w:uiPriority="48"/>
+    <w:lsdException w:name="List Table 4 Accent 4" w:uiPriority="49"/>
+    <w:lsdException w:name="List Table 5 Dark Accent 4" w:uiPriority="50"/>
+    <w:lsdException w:name="List Table 6 Colorful Accent 4" w:uiPriority="51"/>
+    <w:lsdException w:name="List Table 7 Colorful Accent 4" w:uiPriority="52"/>
+    <w:lsdException w:name="List Table 1 Light Accent 5" w:uiPriority="46"/>
+    <w:lsdException w:name="List Table 2 Accent 5" w:uiPriority="47"/>
+    <w:lsdException w:name="List Table 3 Accent 5" w:uiPriority="48"/>
+    <w:lsdException w:name="List Table 4 Accent 5" w:uiPriority="49"/>
+    <w:lsdException w:name="List Table 5 Dark Accent 5" w:uiPriority="50"/>
+    <w:lsdException w:name="List Table 6 Colorful Accent 5" w:uiPriority="51"/>
+    <w:lsdException w:name="List Table 7 Colorful Accent 5" w:uiPriority="52"/>
+    <w:lsdException w:name="List Table 1 Light Accent 6" w:uiPriority="46"/>
+    <w:lsdException w:name="List Table 2 Accent 6" w:uiPriority="47"/>
+    <w:lsdException w:name="List Table 3 Accent 6" w:uiPriority="48"/>
+    <w:lsdException w:name="List Table 4 Accent 6" w:uiPriority="49"/>
+    <w:lsdException w:name="List Table 5 Dark Accent 6" w:uiPriority="50"/>
+    <w:lsdException w:name="List Table 6 Colorful Accent 6" w:uiPriority="51"/>
+    <w:lsdException w:name="List Table 7 Colorful Accent 6" w:uiPriority="52"/>
+    <w:lsdException w:name="Mention" w:semiHidden="1" w:unhideWhenUsed="1"/>
+    <w:lsdException w:name="Smart Hyperlink" w:semiHidden="1" w:unhideWhenUsed="1"/>
+    <w:lsdException w:name="Hashtag" w:semiHidden="1" w:unhideWhenUsed="1"/>
+    <w:lsdException w:name="Unresolved Mention" w:semiHidden="1" w:unhideWhenUsed="1"/>
+    <w:lsdException w:name="Smart Link" w:semiHidden="1" w:unhideWhenUsed="1"/>
   </w:latentStyles>
   <w:style w:type="paragraph" w:default="1" w:styleId="Normal">
     <w:name w:val="Normal"/>
@@ -8148,7 +12163,6 @@
     <w:uiPriority w:val="99"/>
     <w:semiHidden/>
     <w:unhideWhenUsed/>
-    <w:qFormat/>
     <w:tblPr>
       <w:tblInd w:w="0" w:type="dxa"/>
       <w:tblCellMar>
